--- a/deliverables/phase3-document/CertaRig_Phase3_Document.docx
+++ b/deliverables/phase3-document/CertaRig_Phase3_Document.docx
@@ -144,12 +144,12 @@
     </w:p>
     <w:p>
       <w:r>
-        <w:t>Phase 3 demonstrates implementation readiness. Its purpose is to show that the design choices made in the earlier phases have been validated through a working implementation, and to assess honestly what the system can and cannot do today: its reliability under test, its measured behaviour on real hardware, its known limitations, and its potential as the foundation for the capstone project.</w:t>
+        <w:t>Phase 3 asks whether CertaRig is ready to move from proof of concept to capstone development. This document therefore evaluates four things: what is implemented, how it was tested, what the physical bench evidence proves, and which limitations must be resolved next.</w:t>
       </w:r>
     </w:p>
     <w:p>
       <w:r>
-        <w:t>CertaRig is a test-operations platform for instrumented test benches ("rigs"). For a reader with no prior exposure to the project, the core idea is this: an AI agent interprets what an operator asks for in natural language ("run the 4.2 bar pressure test"), but a small, deterministic software kernel is the only component allowed to measure sensor values, compare them to limits, latch trips, and drive the physical output — on the demonstration bench, a relay commanded through Raspberry Pi general-purpose input/output pin 23 (GPIO23). Every run produces a checksummed evidence bundle as a first-class output. The design question Phase 3 set out to validate is not "can an AI operate a rig?" but "who is allowed to say yes when a physical output may be energized?" — and to prove the answer (the kernel, never the model) with hardware evidence.</w:t>
+        <w:t>CertaRig is a test-operations platform for instrumented test benches ("rigs"). An AI agent translates an operator's natural-language request, such as "run the 4.2 bar pressure test," into an approved procedure. A small deterministic software kernel then reads the sensors, compares values with configured limits, latches trips, and controls the output. On the demonstration bench, that output is a relay commanded through Raspberry Pi general-purpose input/output pin 23 (GPIO23). Every run produces checksummed evidence. The central design question is therefore not "can an AI operate a rig?" but "who is allowed to authorize a physical output?" CertaRig's answer is the kernel, never the language model.</w:t>
       </w:r>
     </w:p>
     <w:p>
@@ -250,7 +250,7 @@
         <w:t>Phase 3 — implementation and validation (this document).</w:t>
       </w:r>
       <w:r>
-        <w:t xml:space="preserve"> The platform was hardened into a user-deployable system (Edge API, Studio operator console, digital twin, provider-neutral agent, evidence pipeline), and on 12 September 2026 it crossed a six-gate commissioning ladder on the physical dry bench, culminating in agent-initiated hardware procedures with the kernel owning every safety decision, followed by clean restoration of the frozen Phase 3 dashboard.</w:t>
+        <w:t xml:space="preserve"> The PoC was developed into a deployable platform: Edge API, Studio operator console, digital twin, provider-neutral agent, and evidence pipeline. On 12 September 2026 it crossed a six-gate commissioning ladder on the dry bench. Agent-initiated procedures ran on hardware while the kernel retained every safety decision, after which the frozen course dashboard was restored and verified.</w:t>
       </w:r>
     </w:p>
     <w:p>
@@ -475,7 +475,7 @@
         <w:pStyle w:val="ListBullet"/>
       </w:pPr>
       <w:r>
-        <w:t xml:space="preserve">Human-approval workflow: </w:t>
+        <w:t xml:space="preserve">Human-approval workflow: an agent cannot invoke </w:t>
       </w:r>
       <w:r>
         <w:rPr>
@@ -485,7 +485,7 @@
         <w:t>reset_trip</w:t>
       </w:r>
       <w:r>
-        <w:t xml:space="preserve"> and </w:t>
+        <w:t xml:space="preserve"> or </w:t>
       </w:r>
       <w:r>
         <w:rPr>
@@ -495,7 +495,7 @@
         <w:t>shutdown</w:t>
       </w:r>
       <w:r>
-        <w:t xml:space="preserve"> always require a human grant; the agent receives an HTTP 428 that deep-links to the Approvals view.</w:t>
+        <w:t xml:space="preserve"> without a human grant; an unapproved attempt receives HTTP 428 and deep-links to the Approvals view.</w:t>
       </w:r>
     </w:p>
     <w:p>
@@ -734,7 +734,7 @@
               <w:rPr>
                 <w:sz w:val="20"/>
               </w:rPr>
-              <w:t>Six approved procedures</w:t>
+              <w:t>Six bench qualification procedures</w:t>
             </w:r>
           </w:p>
         </w:tc>
@@ -752,7 +752,7 @@
               <w:rPr>
                 <w:sz w:val="20"/>
               </w:rPr>
-              <w:t>ADC validation, relay truth table, pressure guardrail (4.2 bar), flow guardrail (15 L/min), dual-input guardrail, E-stop anti-restart</w:t>
+              <w:t>ADC validation, relay truth table, pressure guardrail (4.2 bar), flow guardrail (15 L/min), dual-input guardrail, E-stop anti-restart; a thermal-soak skill is an additional simulator extension</w:t>
             </w:r>
           </w:p>
         </w:tc>
@@ -1004,6 +1004,12 @@
             </w:r>
             <w:r>
               <w:rPr>
+                <w:sz w:val="20"/>
+              </w:rPr>
+              <w:t xml:space="preserve">Agent requests for </w:t>
+            </w:r>
+            <w:r>
+              <w:rPr>
                 <w:rFonts w:ascii="Consolas" w:hAnsi="Consolas"/>
                 <w:sz w:val="20"/>
               </w:rPr>
@@ -1026,7 +1032,7 @@
               <w:rPr>
                 <w:sz w:val="20"/>
               </w:rPr>
-              <w:t xml:space="preserve"> gated on explicit human grants</w:t>
+              <w:t xml:space="preserve"> are gated on explicit human grants</w:t>
             </w:r>
           </w:p>
         </w:tc>
@@ -1129,6 +1135,524 @@
       </w:tr>
     </w:tbl>
     <w:p/>
+    <w:p>
+      <w:pPr>
+        <w:pStyle w:val="Heading3"/>
+      </w:pPr>
+      <w:r>
+        <w:t>2.3 Why This AI, Benchmarking, and Fallbacks</w:t>
+      </w:r>
+    </w:p>
+    <w:p>
+      <w:r>
+        <w:rPr>
+          <w:b/>
+        </w:rPr>
+        <w:t>Why use AI at all?</w:t>
+      </w:r>
+      <w:r>
+        <w:t xml:space="preserve"> Test operators express intent in varied language, while rigs require exact procedure identifiers, units, and ordered steps. A language model is useful at that translation and explanation boundary. It is deliberately not used for arithmetic or safety: deterministic code is easier to test, reproduce, and audit for those tasks.</w:t>
+      </w:r>
+    </w:p>
+    <w:p>
+      <w:r>
+        <w:rPr>
+          <w:b/>
+        </w:rPr>
+        <w:t>Why these specific choices?</w:t>
+      </w:r>
+      <w:r>
+        <w:t xml:space="preserve"> The proven runtime choice is </w:t>
+      </w:r>
+      <w:r>
+        <w:rPr>
+          <w:b/>
+        </w:rPr>
+        <w:t>Fake</w:t>
+      </w:r>
+      <w:r>
+        <w:t xml:space="preserve">, a deterministic rule-based provider. It requires no API key, gives repeatable routing in tests, and was the provider that initiated the 12 September hardware procedures. For a future live interpreter, the first configured choice is </w:t>
+      </w:r>
+      <w:r>
+        <w:rPr>
+          <w:b/>
+        </w:rPr>
+        <w:t>Anthropic `claude-sonnet-4-5`</w:t>
+      </w:r>
+      <w:r>
+        <w:t xml:space="preserve"> because its API exposes tool use directly and the adapter maps CertaRig's provider-neutral tool schema to native tool-use blocks. The second choice is </w:t>
+      </w:r>
+      <w:r>
+        <w:rPr>
+          <w:b/>
+        </w:rPr>
+        <w:t>OpenAI `gpt-4.1-mini`</w:t>
+      </w:r>
+      <w:r>
+        <w:t xml:space="preserve"> through the OpenAI API; the same adapter can target an OpenAI-compatible endpoint through </w:t>
+      </w:r>
+      <w:r>
+        <w:rPr>
+          <w:rFonts w:ascii="Consolas" w:hAnsi="Consolas"/>
+          <w:sz w:val="20"/>
+        </w:rPr>
+        <w:t>OPENAI_BASE_URL</w:t>
+      </w:r>
+      <w:r>
+        <w:t>, including a local service. Transcript replay is a further deterministic regression option. These are configurable alternatives, not automatic failover: no live provider has yet been qualified on the bench.</w:t>
+      </w:r>
+    </w:p>
+    <w:p>
+      <w:r>
+        <w:t>The benchmark is specific to CertaRig, not a general chat or trivia score:</w:t>
+      </w:r>
+    </w:p>
+    <w:tbl>
+      <w:tblPr>
+        <w:tblStyle w:val="LightGrid-Accent1"/>
+        <w:tblW w:type="auto" w:w="0"/>
+        <w:jc w:val="center"/>
+        <w:tblLook w:firstColumn="1" w:firstRow="1" w:lastColumn="0" w:lastRow="0" w:noHBand="0" w:noVBand="1" w:val="04A0"/>
+      </w:tblPr>
+      <w:tblGrid>
+        <w:gridCol w:w="2880"/>
+        <w:gridCol w:w="2880"/>
+        <w:gridCol w:w="2880"/>
+      </w:tblGrid>
+      <w:tr>
+        <w:tc>
+          <w:tcPr>
+            <w:tcW w:type="dxa" w:w="2880"/>
+          </w:tcPr>
+          <w:p>
+            <w:r>
+              <w:rPr>
+                <w:b/>
+                <w:sz w:val="20"/>
+              </w:rPr>
+            </w:r>
+            <w:r>
+              <w:rPr>
+                <w:b/>
+                <w:sz w:val="20"/>
+              </w:rPr>
+              <w:t>Use-case criterion</w:t>
+            </w:r>
+          </w:p>
+        </w:tc>
+        <w:tc>
+          <w:tcPr>
+            <w:tcW w:type="dxa" w:w="2880"/>
+          </w:tcPr>
+          <w:p>
+            <w:r>
+              <w:rPr>
+                <w:b/>
+                <w:sz w:val="20"/>
+              </w:rPr>
+            </w:r>
+            <w:r>
+              <w:rPr>
+                <w:b/>
+                <w:sz w:val="20"/>
+              </w:rPr>
+              <w:t>Required behaviour</w:t>
+            </w:r>
+          </w:p>
+        </w:tc>
+        <w:tc>
+          <w:tcPr>
+            <w:tcW w:type="dxa" w:w="2880"/>
+          </w:tcPr>
+          <w:p>
+            <w:r>
+              <w:rPr>
+                <w:b/>
+                <w:sz w:val="20"/>
+              </w:rPr>
+            </w:r>
+            <w:r>
+              <w:rPr>
+                <w:b/>
+                <w:sz w:val="20"/>
+              </w:rPr>
+              <w:t>Current evidence</w:t>
+            </w:r>
+          </w:p>
+        </w:tc>
+      </w:tr>
+      <w:tr>
+        <w:tc>
+          <w:tcPr>
+            <w:tcW w:type="dxa" w:w="2880"/>
+          </w:tcPr>
+          <w:p>
+            <w:r>
+              <w:rPr>
+                <w:sz w:val="20"/>
+              </w:rPr>
+            </w:r>
+            <w:r>
+              <w:rPr>
+                <w:sz w:val="20"/>
+              </w:rPr>
+              <w:t>Approved-skill routing</w:t>
+            </w:r>
+          </w:p>
+        </w:tc>
+        <w:tc>
+          <w:tcPr>
+            <w:tcW w:type="dxa" w:w="2880"/>
+          </w:tcPr>
+          <w:p>
+            <w:r>
+              <w:rPr>
+                <w:sz w:val="20"/>
+              </w:rPr>
+            </w:r>
+            <w:r>
+              <w:rPr>
+                <w:sz w:val="20"/>
+              </w:rPr>
+              <w:t>Map operator wording to the correct approved procedure</w:t>
+            </w:r>
+          </w:p>
+        </w:tc>
+        <w:tc>
+          <w:tcPr>
+            <w:tcW w:type="dxa" w:w="2880"/>
+          </w:tcPr>
+          <w:p>
+            <w:r>
+              <w:rPr>
+                <w:sz w:val="20"/>
+              </w:rPr>
+            </w:r>
+            <w:r>
+              <w:rPr>
+                <w:sz w:val="20"/>
+              </w:rPr>
+              <w:t>Fake routed the lab procedures; agent policy and orchestrator tests pass</w:t>
+            </w:r>
+          </w:p>
+        </w:tc>
+      </w:tr>
+      <w:tr>
+        <w:tc>
+          <w:tcPr>
+            <w:tcW w:type="dxa" w:w="2880"/>
+          </w:tcPr>
+          <w:p>
+            <w:r>
+              <w:rPr>
+                <w:sz w:val="20"/>
+              </w:rPr>
+            </w:r>
+            <w:r>
+              <w:rPr>
+                <w:sz w:val="20"/>
+              </w:rPr>
+              <w:t>Tool discipline</w:t>
+            </w:r>
+          </w:p>
+        </w:tc>
+        <w:tc>
+          <w:tcPr>
+            <w:tcW w:type="dxa" w:w="2880"/>
+          </w:tcPr>
+          <w:p>
+            <w:r>
+              <w:rPr>
+                <w:sz w:val="20"/>
+              </w:rPr>
+            </w:r>
+            <w:r>
+              <w:rPr>
+                <w:sz w:val="20"/>
+              </w:rPr>
+              <w:t>Call only tools exposed by the capability manifest</w:t>
+            </w:r>
+          </w:p>
+        </w:tc>
+        <w:tc>
+          <w:tcPr>
+            <w:tcW w:type="dxa" w:w="2880"/>
+          </w:tcPr>
+          <w:p>
+            <w:r>
+              <w:rPr>
+                <w:sz w:val="20"/>
+              </w:rPr>
+            </w:r>
+            <w:r>
+              <w:rPr>
+                <w:sz w:val="20"/>
+              </w:rPr>
+              <w:t>Enforced by manifest filtering and contract tests; dangerous tools remain unavailable</w:t>
+            </w:r>
+          </w:p>
+        </w:tc>
+      </w:tr>
+      <w:tr>
+        <w:tc>
+          <w:tcPr>
+            <w:tcW w:type="dxa" w:w="2880"/>
+          </w:tcPr>
+          <w:p>
+            <w:r>
+              <w:rPr>
+                <w:sz w:val="20"/>
+              </w:rPr>
+            </w:r>
+            <w:r>
+              <w:rPr>
+                <w:sz w:val="20"/>
+              </w:rPr>
+              <w:t>Safety-boundary discipline</w:t>
+            </w:r>
+          </w:p>
+        </w:tc>
+        <w:tc>
+          <w:tcPr>
+            <w:tcW w:type="dxa" w:w="2880"/>
+          </w:tcPr>
+          <w:p>
+            <w:r>
+              <w:rPr>
+                <w:sz w:val="20"/>
+              </w:rPr>
+            </w:r>
+            <w:r>
+              <w:rPr>
+                <w:sz w:val="20"/>
+              </w:rPr>
+              <w:t>Never compare live values or claim to make a trip decision</w:t>
+            </w:r>
+          </w:p>
+        </w:tc>
+        <w:tc>
+          <w:tcPr>
+            <w:tcW w:type="dxa" w:w="2880"/>
+          </w:tcPr>
+          <w:p>
+            <w:r>
+              <w:rPr>
+                <w:sz w:val="20"/>
+              </w:rPr>
+            </w:r>
+            <w:r>
+              <w:rPr>
+                <w:sz w:val="20"/>
+              </w:rPr>
+              <w:t>Fake transcripts show read skill → start procedure → wait → report kernel result</w:t>
+            </w:r>
+          </w:p>
+        </w:tc>
+      </w:tr>
+      <w:tr>
+        <w:tc>
+          <w:tcPr>
+            <w:tcW w:type="dxa" w:w="2880"/>
+          </w:tcPr>
+          <w:p>
+            <w:r>
+              <w:rPr>
+                <w:sz w:val="20"/>
+              </w:rPr>
+            </w:r>
+            <w:r>
+              <w:rPr>
+                <w:sz w:val="20"/>
+              </w:rPr>
+              <w:t>Human boundary</w:t>
+            </w:r>
+          </w:p>
+        </w:tc>
+        <w:tc>
+          <w:tcPr>
+            <w:tcW w:type="dxa" w:w="2880"/>
+          </w:tcPr>
+          <w:p>
+            <w:r>
+              <w:rPr>
+                <w:sz w:val="20"/>
+              </w:rPr>
+            </w:r>
+            <w:r>
+              <w:rPr>
+                <w:sz w:val="20"/>
+              </w:rPr>
+              <w:t xml:space="preserve">Stop for approval on </w:t>
+            </w:r>
+            <w:r>
+              <w:rPr>
+                <w:rFonts w:ascii="Consolas" w:hAnsi="Consolas"/>
+                <w:sz w:val="20"/>
+              </w:rPr>
+              <w:t>reset_trip</w:t>
+            </w:r>
+            <w:r>
+              <w:rPr>
+                <w:sz w:val="20"/>
+              </w:rPr>
+              <w:t xml:space="preserve"> and </w:t>
+            </w:r>
+            <w:r>
+              <w:rPr>
+                <w:rFonts w:ascii="Consolas" w:hAnsi="Consolas"/>
+                <w:sz w:val="20"/>
+              </w:rPr>
+              <w:t>shutdown</w:t>
+            </w:r>
+          </w:p>
+        </w:tc>
+        <w:tc>
+          <w:tcPr>
+            <w:tcW w:type="dxa" w:w="2880"/>
+          </w:tcPr>
+          <w:p>
+            <w:r>
+              <w:rPr>
+                <w:sz w:val="20"/>
+              </w:rPr>
+            </w:r>
+            <w:r>
+              <w:rPr>
+                <w:sz w:val="20"/>
+              </w:rPr>
+              <w:t>HTTP 428 approval flow is covered by contract tests</w:t>
+            </w:r>
+          </w:p>
+        </w:tc>
+      </w:tr>
+      <w:tr>
+        <w:tc>
+          <w:tcPr>
+            <w:tcW w:type="dxa" w:w="2880"/>
+          </w:tcPr>
+          <w:p>
+            <w:r>
+              <w:rPr>
+                <w:sz w:val="20"/>
+              </w:rPr>
+            </w:r>
+            <w:r>
+              <w:rPr>
+                <w:sz w:val="20"/>
+              </w:rPr>
+              <w:t>Reproducibility</w:t>
+            </w:r>
+          </w:p>
+        </w:tc>
+        <w:tc>
+          <w:tcPr>
+            <w:tcW w:type="dxa" w:w="2880"/>
+          </w:tcPr>
+          <w:p>
+            <w:r>
+              <w:rPr>
+                <w:sz w:val="20"/>
+              </w:rPr>
+            </w:r>
+            <w:r>
+              <w:rPr>
+                <w:sz w:val="20"/>
+              </w:rPr>
+              <w:t>Preserve and replay the complete interaction</w:t>
+            </w:r>
+          </w:p>
+        </w:tc>
+        <w:tc>
+          <w:tcPr>
+            <w:tcW w:type="dxa" w:w="2880"/>
+          </w:tcPr>
+          <w:p>
+            <w:r>
+              <w:rPr>
+                <w:sz w:val="20"/>
+              </w:rPr>
+            </w:r>
+            <w:r>
+              <w:rPr>
+                <w:sz w:val="20"/>
+              </w:rPr>
+              <w:t>Transcript and strict replay providers are implemented and tested</w:t>
+            </w:r>
+          </w:p>
+        </w:tc>
+      </w:tr>
+      <w:tr>
+        <w:tc>
+          <w:tcPr>
+            <w:tcW w:type="dxa" w:w="2880"/>
+          </w:tcPr>
+          <w:p>
+            <w:r>
+              <w:rPr>
+                <w:sz w:val="20"/>
+              </w:rPr>
+            </w:r>
+            <w:r>
+              <w:rPr>
+                <w:sz w:val="20"/>
+              </w:rPr>
+              <w:t>Provider comparison</w:t>
+            </w:r>
+          </w:p>
+        </w:tc>
+        <w:tc>
+          <w:tcPr>
+            <w:tcW w:type="dxa" w:w="2880"/>
+          </w:tcPr>
+          <w:p>
+            <w:r>
+              <w:rPr>
+                <w:sz w:val="20"/>
+              </w:rPr>
+            </w:r>
+            <w:r>
+              <w:rPr>
+                <w:sz w:val="20"/>
+              </w:rPr>
+              <w:t>Run the same prompt suite unchanged across candidates</w:t>
+            </w:r>
+          </w:p>
+        </w:tc>
+        <w:tc>
+          <w:tcPr>
+            <w:tcW w:type="dxa" w:w="2880"/>
+          </w:tcPr>
+          <w:p>
+            <w:r>
+              <w:rPr>
+                <w:sz w:val="20"/>
+              </w:rPr>
+            </w:r>
+            <w:r>
+              <w:rPr>
+                <w:sz w:val="20"/>
+              </w:rPr>
+              <w:t>Pending for Claude and OpenAI; live adapters are unit-tested only</w:t>
+            </w:r>
+          </w:p>
+        </w:tc>
+      </w:tr>
+    </w:tbl>
+    <w:p/>
+    <w:p>
+      <w:r>
+        <w:t xml:space="preserve">This benchmark establishes a clear admission rule for the capstone: Claude or the OpenAI fallback may assist on a real rig only after passing the same routing, tool, approval, refusal, and replay cases as Fake. Phase 3 validates the deterministic provider and the individual policy, approval, and replay mechanisms; it does </w:t>
+      </w:r>
+      <w:r>
+        <w:rPr>
+          <w:b/>
+        </w:rPr>
+        <w:t>not</w:t>
+      </w:r>
+      <w:r>
+        <w:t xml:space="preserve"> report a live-model comparison that was never run.</w:t>
+      </w:r>
+    </w:p>
     <w:p>
       <w:pPr>
         <w:pStyle w:val="Heading2"/>
@@ -2855,7 +3379,7 @@
         <w:t>Stability.</w:t>
       </w:r>
       <w:r>
-        <w:t xml:space="preserve"> The kernel is exercised by a Hypothesis property-based state machine that attempts arbitrary command orderings and sensor faults; no sequence violating the output invariant or anti-restart property has been found. All 213 software tests pass, </w:t>
+        <w:t xml:space="preserve"> A Hypothesis property-based state machine generates arbitrary command orderings and sensor faults while continuously checking the output invariant and anti-restart rule. All 213 software tests in the stated suites passed in this environment; </w:t>
       </w:r>
       <w:r>
         <w:rPr>
@@ -2865,7 +3389,7 @@
         <w:t>make check</w:t>
       </w:r>
       <w:r>
-        <w:t xml:space="preserve"> enforces 90% coverage, and a </w:t>
+        <w:t xml:space="preserve"> sets a 90% coverage threshold, and </w:t>
       </w:r>
       <w:r>
         <w:rPr>
@@ -2875,7 +3399,7 @@
         <w:t>make soak</w:t>
       </w:r>
       <w:r>
-        <w:t xml:space="preserve"> target runs one simulated hour of operation accelerated. On hardware, six consecutive procedures completed without a kernel fault, and the dual-input run demonstrated trip → reset → permit → second independent trip within a single run.</w:t>
+        <w:t xml:space="preserve"> runs one accelerated simulated hour. On hardware, six procedures completed without a kernel fault. The dual-input run also demonstrated trip → reset → permit → a second independent trip within one run.</w:t>
       </w:r>
     </w:p>
     <w:p>
@@ -3523,8 +4047,34 @@
       </w:r>
     </w:p>
     <w:p>
+      <w:pPr>
+        <w:pStyle w:val="Heading3"/>
+      </w:pPr>
       <w:r>
-        <w:t xml:space="preserve">The capstone direction is a </w:t>
+        <w:t>7.1 End Customer, Industry Opportunity, and Enabling Advances</w:t>
+      </w:r>
+    </w:p>
+    <w:p>
+      <w:r>
+        <w:t>The end customer is not a general chatbot user. It is the owner or commissioner of a test bench: a lab engineer defining a qualification, a technician repeating it, or a team that needs an auditable record to survive a shift change. Phase 3's immediate customer context is a university dry bench. The capstone target is a customer with an already-understood rig who wants safer guided operation and consistent evidence.</w:t>
+      </w:r>
+    </w:p>
+    <w:p>
+      <w:r>
+        <w:t>Relevant applications include hydraulic test carts, battery and vehicle benches on CAN, factory cells using Siemens or Allen-Bradley controllers, and Modbus skids. Electrification, connected industrial equipment, and increasingly software-defined products are the proposed growth drivers because they create more sensors, configurations, and repeatable verification work. Three technical advances make CertaRig timely: capable low-cost edge computers can run the kernel beside a rig; standard protocols such as MQTT, Modbus, OPC UA, and CAN expose structured signals; and tool-using language-model APIs can translate operator intent without being given output authority. Digital twins and inexpensive cryptographic hashing add rehearsal and auditable evidence. CertaRig combines those advances while keeping the safety decision deterministic. This is a product hypothesis, not a quantified market claim; capstone customer interviews must test it.</w:t>
+      </w:r>
+    </w:p>
+    <w:p>
+      <w:pPr>
+        <w:pStyle w:val="Heading3"/>
+      </w:pPr>
+      <w:r>
+        <w:t>7.2 Summary of Capstone Missions</w:t>
+      </w:r>
+    </w:p>
+    <w:p>
+      <w:r>
+        <w:t xml:space="preserve">The capstone product is a </w:t>
       </w:r>
       <w:r>
         <w:rPr>
@@ -3533,7 +4083,7 @@
         <w:t>deployable agentic test-operations layer for someone else's mapped rig</w:t>
       </w:r>
       <w:r>
-        <w:t>. The end customer is not a chatbot user: it is the person who already owns or is commissioning a test bench — a lab engineer, a technician repeating the same qualification, a team that needs a record that survives the shift change. Today that customer is the project's own university dry bench; tomorrow it is anyone with a mapped rig (a hydraulic cart, a battery pack on CAN, a Siemens or Allen-Bradley cell, a Modbus skid) in industries where test and commissioning workloads are growing. The planned missions, in order of dependency:</w:t>
+        <w:t>. Its planned missions, in dependency order, are:</w:t>
       </w:r>
     </w:p>
     <w:p>
@@ -3633,7 +4183,27 @@
         <w:t>Live-provider qualification.</w:t>
       </w:r>
       <w:r>
-        <w:t xml:space="preserve"> Benchmark Claude Sonnet 4.5 and the OpenAI fallback on the project's own use case — approved-skill routing accuracy, tool discipline under the capability manifest, refusal to compare numbers, correct stopping at human-approval boundaries — using the replay provider for exact regression, before any live model is used near a bench.</w:t>
+        <w:t xml:space="preserve"> Run </w:t>
+      </w:r>
+      <w:r>
+        <w:rPr>
+          <w:rFonts w:ascii="Consolas" w:hAnsi="Consolas"/>
+          <w:sz w:val="20"/>
+        </w:rPr>
+        <w:t>claude-sonnet-4-5</w:t>
+      </w:r>
+      <w:r>
+        <w:t xml:space="preserve"> and </w:t>
+      </w:r>
+      <w:r>
+        <w:rPr>
+          <w:rFonts w:ascii="Consolas" w:hAnsi="Consolas"/>
+          <w:sz w:val="20"/>
+        </w:rPr>
+        <w:t>gpt-4.1-mini</w:t>
+      </w:r>
+      <w:r>
+        <w:t xml:space="preserve"> through the Section 2.3 benchmark: approved-skill routing, capability-manifest discipline, no numeric safety decisions, correct approval stops, and replayable results. A live model remains optional and outside the kernel.</w:t>
       </w:r>
     </w:p>
     <w:p>
@@ -3647,7 +4217,20 @@
         <w:t>Broader industry reach.</w:t>
       </w:r>
       <w:r>
-        <w:t xml:space="preserve"> Extend observe-mode adapters toward the buses growing industries already use — factory OPC UA cells, battery/vehicle benches on CAN, Modbus skids — always observe-first, with human-applied maps.</w:t>
+        <w:t xml:space="preserve"> Extend observe-mode adapters toward factory OPC UA cells, battery and vehicle benches on CAN, and Modbus skids. Every new integration starts observe-only and uses a human-applied map.</w:t>
+      </w:r>
+    </w:p>
+    <w:p>
+      <w:pPr>
+        <w:pStyle w:val="Heading3"/>
+      </w:pPr>
+      <w:r>
+        <w:t>7.3 Readiness to Move to the Capstone</w:t>
+      </w:r>
+    </w:p>
+    <w:p>
+      <w:r>
+        <w:t>CertaRig is ready for the capstone as a platform foundation, not as a finished industrial product. The kernel, Edge API, simulator gate, approvals, Studio workflow, and hardware procedure path exist and have evidence. The next work is therefore a bounded extension—commissioning a second mapped rig safely—rather than a redesign of the safety architecture. Readiness is conditional on preserving three rules: no unreviewed map reaches an output, simulated evidence is never presented as hardware, and no live model is admitted until it passes the use-case benchmark. Industrial sale or safety certification would require additional work beyond the capstone, including electrical output feedback, completed evidence export, broader hardware validation, and appropriate certified safeguards.</w:t>
       </w:r>
     </w:p>
     <w:p>
@@ -3697,7 +4280,7 @@
         <w:t>Honesty about the AI stack matters.</w:t>
       </w:r>
       <w:r>
-        <w:t xml:space="preserve"> Keeping three distinct facts straight — the build-time assistant (Cursor with Grok 4.6, which never touches the relay), the runtime default (Fake, deterministic, the actual bench path), and the intended live adapters (Claude first, OpenAI fallback, present but unproven) — prevented the project from over-claiming, and shaped a benchmark philosophy of measuring models on this use case (skill routing, tool discipline) rather than chat quality.</w:t>
+        <w:t xml:space="preserve"> The build-time coding assistant does not operate the product. At runtime, Fake is the proven deterministic path; Claude is the intended first live choice and OpenAI the fallback, but both remain unproven live. Keeping those roles separate prevented over-claiming and led to a benchmark based on skill routing and tool discipline rather than chat quality.</w:t>
       </w:r>
     </w:p>
     <w:p>
@@ -4246,12 +4829,12 @@
     </w:p>
     <w:p>
       <w:r>
-        <w:t>Phase 3 set out to demonstrate implementation readiness, and the evidence supports that it did. The design choice at the heart of the project — an agent that interprets while a deterministic kernel measures, compares, latches, and owns the output — was implemented in full and validated on real hardware through a disciplined six-gate ladder: 213 software tests pass, six exact procedure hashes crossed the digital twin before hardware, six hardware runs recorded 3,422 samples and passed 34 of 34 evaluated checks, guardrails tripped and latched at 4.2 bar and 15 L/min, the emergency stop's anti-restart held, and the frozen course submission system was verifiably restored afterwards.</w:t>
+        <w:t>Phase 3 demonstrates implementation readiness within a defined boundary. The core architecture—an agent that interprets while a deterministic kernel measures, compares, latches, and owns the output—was validated through a six-gate hardware progression. In this environment, 213 software tests passed. On 12 September, six exact procedure hashes passed the twin gate before six hardware runs recorded 3,422 samples and passed 34 of 34 checks. The 4.2 bar and 15 L/min guardrails latched safe, E-stop anti-restart held, and the frozen course system was restored and verified.</w:t>
       </w:r>
     </w:p>
     <w:p>
       <w:r>
-        <w:t>Just as importantly, the project knows its own edges: the missing raw CSVs in exported bundles, the unproven live-LLM path, the command-derived relay state, and the not-yet-built commissioning interview are stated, with concrete corrections planned. That combination — a working, honestly-scoped system with hardware evidence and a defined next invariant ("no unreviewed mapping can reach an output") — is exactly the foundation the capstone needs. The objectives of Phase 3 are achieved, and the project is prepared to move into the capstone: making CertaRig deployable on someone else's mapped rig, beginning with the commissioning interview.</w:t>
+        <w:t>The result does not prove live-LLM operation, unknown-rig discovery, fieldbus actuation, or mechanical relay latency. It also leaves raw CSV export incomplete. Those limits define the capstone rather than weaken the Phase 3 result: build the commissioning interview, prove a second plant, complete evidence export, add electrical feedback, and qualify live providers. The project is ready to proceed on that bounded mission while retaining the invariant that no unreviewed mapping can reach an output.</w:t>
       </w:r>
     </w:p>
     <w:p>

--- a/deliverables/phase3-document/CertaRig_Phase3_Document.docx
+++ b/deliverables/phase3-document/CertaRig_Phase3_Document.docx
@@ -4786,33 +4786,20 @@
               <w:rPr>
                 <w:sz w:val="20"/>
               </w:rPr>
-              <w:t xml:space="preserve"> (script and production pack in </w:t>
-            </w:r>
-            <w:r>
-              <w:rPr>
-                <w:rFonts w:ascii="Consolas" w:hAnsi="Consolas"/>
-                <w:sz w:val="20"/>
-              </w:rPr>
-              <w:t>docs/explainer/phase3-film/</w:t>
-            </w:r>
-            <w:r>
-              <w:rPr>
-                <w:sz w:val="20"/>
-              </w:rPr>
-              <w:t xml:space="preserve">; ~12-minute stitched demo with diagrams and labelled live captures) and the </w:t>
+              <w:t xml:space="preserve"> (12.7 min): [CertaRig_Phase3_Film.mp4](https://github.com/shadybrook/certarig-platform/releases/download/phase3-submission-videos-2026-09-17/CertaRig_Phase3_Film.mp4). </w:t>
             </w:r>
             <w:r>
               <w:rPr>
                 <w:b/>
                 <w:sz w:val="20"/>
               </w:rPr>
-              <w:t>uncut dry-bench demo video</w:t>
-            </w:r>
-            <w:r>
-              <w:rPr>
-                <w:sz w:val="20"/>
-              </w:rPr>
-              <w:t xml:space="preserve"> on Google Drive — links to be added at submission [links TBD]</w:t>
+              <w:t>Uncut clap-synced bench run</w:t>
+            </w:r>
+            <w:r>
+              <w:rPr>
+                <w:sz w:val="20"/>
+              </w:rPr>
+              <w:t xml:space="preserve"> (29.6 min, screen + top-down picture-in-picture): [CertaRig_Phase3_Uncut_Bench_Run.mp4](https://github.com/shadybrook/certarig-platform/releases/download/phase3-submission-videos-2026-09-17/CertaRig_Phase3_Uncut_Bench_Run.mp4). Release page: https://github.com/shadybrook/certarig-platform/releases/tag/phase3-submission-videos-2026-09-17. Source footage folder: https://drive.google.com/drive/folders/1mlegZnq_AQurnBIKY-Ckh1S6TyZ_Q8Bk</w:t>
             </w:r>
           </w:p>
         </w:tc>

--- a/deliverables/phase3-document/CertaRig_Phase3_Document.docx
+++ b/deliverables/phase3-document/CertaRig_Phase3_Document.docx
@@ -4780,13 +4780,13 @@
                 <w:b/>
                 <w:sz w:val="20"/>
               </w:rPr>
-              <w:t>Phase 3 submission film</w:t>
-            </w:r>
-            <w:r>
-              <w:rPr>
-                <w:sz w:val="20"/>
-              </w:rPr>
-              <w:t xml:space="preserve"> (12.7 min): [CertaRig_Phase3_Film.mp4](https://github.com/shadybrook/certarig-platform/releases/download/phase3-submission-videos-2026-09-17/CertaRig_Phase3_Film.mp4). </w:t>
+              <w:t>Phase 3 submission film v4</w:t>
+            </w:r>
+            <w:r>
+              <w:rPr>
+                <w:sz w:val="20"/>
+              </w:rPr>
+              <w:t xml:space="preserve"> (13.4 min, paper explainer motion + designed Studio/bench split; atelier lookbook retired): [CertaRig_Phase3_Film.mp4](https://github.com/shadybrook/certarig-platform/releases/download/phase3-submission-videos-v4/CertaRig_Phase3_Film.mp4). </w:t>
             </w:r>
             <w:r>
               <w:rPr>
@@ -4799,7 +4799,46 @@
               <w:rPr>
                 <w:sz w:val="20"/>
               </w:rPr>
-              <w:t xml:space="preserve"> (29.6 min, screen + top-down picture-in-picture): [CertaRig_Phase3_Uncut_Bench_Run.mp4](https://github.com/shadybrook/certarig-platform/releases/download/phase3-submission-videos-2026-09-17/CertaRig_Phase3_Uncut_Bench_Run.mp4). Release page: https://github.com/shadybrook/certarig-platform/releases/tag/phase3-submission-videos-2026-09-17. Source footage folder: https://drive.google.com/drive/folders/1mlegZnq_AQurnBIKY-Ckh1S6TyZ_Q8Bk</w:t>
+              <w:t xml:space="preserve"> (29.6 min, 1310+608 split, no overlay PiP): [CertaRig_Phase3_Uncut_Bench_Run.mp4](https://github.com/shadybrook/certarig-platform/releases/download/phase3-submission-videos-v4/CertaRig_Phase3_Uncut_Bench_Run.mp4). </w:t>
+            </w:r>
+            <w:r>
+              <w:rPr>
+                <w:b/>
+                <w:sz w:val="20"/>
+              </w:rPr>
+              <w:t>Action windows</w:t>
+            </w:r>
+            <w:r>
+              <w:rPr>
+                <w:sz w:val="20"/>
+              </w:rPr>
+              <w:t xml:space="preserve"> (no VO): [CertaRig_Phase3_Uncut_Action.mp4](https://github.com/shadybrook/certarig-platform/releases/download/phase3-submission-videos-v4/CertaRig_Phase3_Uncut_Action.mp4). Release page: https://github.com/shadybrook/certarig-platform/releases/tag/phase3-submission-videos-v4. Cut list: </w:t>
+            </w:r>
+            <w:r>
+              <w:rPr>
+                <w:rFonts w:ascii="Consolas" w:hAnsi="Consolas"/>
+                <w:sz w:val="20"/>
+              </w:rPr>
+              <w:t>tools/phase3_edit/edl/phase3_film_v4.json</w:t>
+            </w:r>
+            <w:r>
+              <w:rPr>
+                <w:sz w:val="20"/>
+              </w:rPr>
+              <w:t xml:space="preserve">. Motion: </w:t>
+            </w:r>
+            <w:r>
+              <w:rPr>
+                <w:rFonts w:ascii="Consolas" w:hAnsi="Consolas"/>
+                <w:sz w:val="20"/>
+              </w:rPr>
+              <w:t>python3 tools/render_phase3_explainer.py</w:t>
+            </w:r>
+            <w:r>
+              <w:rPr>
+                <w:sz w:val="20"/>
+              </w:rPr>
+              <w:t>. Source footage folder: https://drive.google.com/drive/folders/1mlegZnq_AQurnBIKY-Ckh1S6TyZ_Q8Bk</w:t>
             </w:r>
           </w:p>
         </w:tc>

--- a/deliverables/phase3-document/CertaRig_Phase3_Document.docx
+++ b/deliverables/phase3-document/CertaRig_Phase3_Document.docx
@@ -16,7 +16,7 @@
           <w:color w:val="444444"/>
           <w:sz w:val="32"/>
         </w:rPr>
-        <w:t>[Course Title — to be filled]</w:t>
+        <w:t>Study Project</w:t>
       </w:r>
     </w:p>
     <w:p>
@@ -42,7 +42,7 @@
           <w:color w:val="1F3A5F"/>
           <w:sz w:val="52"/>
         </w:rPr>
-        <w:t>CertaRig — An Evidence-First, Agent-Guided Test-Operations Platform</w:t>
+        <w:t>CertaRig: Agentic AI for Automated Commissioning and Revalidation of Engineering Test Rigs</w:t>
       </w:r>
     </w:p>
     <w:p/>
@@ -82,7 +82,7 @@
         <w:rPr>
           <w:sz w:val="26"/>
         </w:rPr>
-        <w:t>[Student ID — placeholder]</w:t>
+        <w:t>2023EB03005</w:t>
       </w:r>
     </w:p>
     <w:p>
@@ -100,7 +100,7 @@
         <w:rPr>
           <w:sz w:val="26"/>
         </w:rPr>
-        <w:t>[Advisor / Supervisor name — placeholder]</w:t>
+        <w:t>Professor Raj Kumar</w:t>
       </w:r>
     </w:p>
     <w:p>
@@ -255,377 +255,52 @@
     </w:p>
     <w:p>
       <w:pPr>
-        <w:pStyle w:val="Heading2"/>
+        <w:pStyle w:val="Heading3"/>
       </w:pPr>
       <w:r>
-        <w:t>2. Implementation Overview</w:t>
+        <w:t>1.3 Advisor-frozen scope (meetings of 7 and 16 September 2026)</w:t>
       </w:r>
     </w:p>
     <w:p>
-      <w:pPr>
-        <w:pStyle w:val="Heading3"/>
-      </w:pPr>
-      <w:r>
-        <w:t>2.1 Implementation Status</w:t>
-      </w:r>
-    </w:p>
-    <w:p>
-      <w:r>
-        <w:rPr>
-          <w:b/>
-        </w:rPr>
-        <w:t>Fully implemented and validated:</w:t>
-      </w:r>
-    </w:p>
-    <w:p>
-      <w:pPr>
-        <w:pStyle w:val="ListBullet"/>
-      </w:pPr>
-      <w:r>
-        <w:t>Deterministic safety kernel (</w:t>
+      <w:r>
+        <w:t xml:space="preserve">Phase 2 used the same cover identity (Study Project, student ID </w:t>
       </w:r>
       <w:r>
         <w:rPr>
           <w:rFonts w:ascii="Consolas" w:hAnsi="Consolas"/>
           <w:sz w:val="20"/>
         </w:rPr>
-        <w:t>certarig/edge/</w:t>
-      </w:r>
-      <w:r>
-        <w:t xml:space="preserve">): sensor quality checks, numeric limit comparison, trip latching, anti-restart, and exclusive ownership of the output (GPIO23 on the bench; a simulated output otherwise). The output invariant is: </w:t>
-      </w:r>
+        <w:t>2023EB03005</w:t>
+      </w:r>
+      <w:r>
+        <w:t>, Professor Raj Kumar) and already separated architecture, data flow, test cases, and a Phase 3 boundary. The meetings after Phase 2 froze what this report must show, and what it must not claim.</w:t>
+      </w:r>
+    </w:p>
+    <w:p>
       <w:r>
         <w:rPr>
           <w:b/>
         </w:rPr>
-        <w:t>OUTPUT = actuation enabled AND permit requested AND trip not latched AND E-stop closed AND process healthy.</w:t>
-      </w:r>
-      <w:r>
-        <w:t xml:space="preserve"> Any unsafe sensor state, invalid quality, or open E-stop clears the permit and latches safe; recovery requires a healthy observation, an explicit reset, then a new permit.</w:t>
+        <w:t>7 September 2026 (scope freeze).</w:t>
+      </w:r>
+      <w:r>
+        <w:t xml:space="preserve"> Professor Raj Kumar accepted the low-voltage Wave 1 electronic bench as the Phase 3 proof. Potentiometers may emulate pressure and flow. The water loop, real transducers, and final actuators are capstone work, not a 20 September requirement. A servo as a valve-position proxy is optional stretch only; it was not built. The professor asked the Phase 3 pack to include a circuit / schematic drawing, hardware photographs, a live local demonstration, top-level architecture and technology-stack visuals, named test cases, a new PoC video, the repository, and a conclusion that connects Phase 3 to the capstone. Claims must stay at laboratory breadboard readiness and be backed by measurements, logs, screenshots, photographs, and repeatable tests.</w:t>
       </w:r>
     </w:p>
     <w:p>
-      <w:pPr>
-        <w:pStyle w:val="ListBullet"/>
-      </w:pPr>
-      <w:r>
-        <w:t>Edge HTTP API with capability-manifest filtering: the agent reaches the rig only through this API, and dangerous operations (</w:t>
-      </w:r>
-      <w:r>
-        <w:rPr>
-          <w:rFonts w:ascii="Consolas" w:hAnsi="Consolas"/>
-          <w:sz w:val="20"/>
-        </w:rPr>
-        <w:t>bypass_interlock</w:t>
-      </w:r>
-      <w:r>
-        <w:t xml:space="preserve">, </w:t>
-      </w:r>
-      <w:r>
-        <w:rPr>
-          <w:rFonts w:ascii="Consolas" w:hAnsi="Consolas"/>
-          <w:sz w:val="20"/>
-        </w:rPr>
-        <w:t>override_limits</w:t>
-      </w:r>
-      <w:r>
-        <w:t>) do not exist as callable tools.</w:t>
-      </w:r>
-    </w:p>
-    <w:p>
-      <w:pPr>
-        <w:pStyle w:val="ListBullet"/>
-      </w:pPr>
-      <w:r>
-        <w:t>Procedure library shipped as documented skills (</w:t>
-      </w:r>
-      <w:r>
-        <w:rPr>
-          <w:rFonts w:ascii="Consolas" w:hAnsi="Consolas"/>
-          <w:sz w:val="20"/>
-        </w:rPr>
-        <w:t>skills/</w:t>
-      </w:r>
-      <w:r>
-        <w:t xml:space="preserve">): relay truth table, pressure guardrail, flow guardrail, dual-input guardrail, emergency-stop anti-restart, ADC validation, thermal soak — each a </w:t>
-      </w:r>
-      <w:r>
-        <w:rPr>
-          <w:rFonts w:ascii="Consolas" w:hAnsi="Consolas"/>
-          <w:sz w:val="20"/>
-        </w:rPr>
-        <w:t>SKILL.md</w:t>
-      </w:r>
-      <w:r>
-        <w:t xml:space="preserve">, a </w:t>
-      </w:r>
-      <w:r>
-        <w:rPr>
-          <w:rFonts w:ascii="Consolas" w:hAnsi="Consolas"/>
-          <w:sz w:val="20"/>
-        </w:rPr>
-        <w:t>procedure.yaml</w:t>
-      </w:r>
-      <w:r>
-        <w:t xml:space="preserve"> contract, and simulator scenarios.</w:t>
-      </w:r>
-    </w:p>
-    <w:p>
-      <w:pPr>
-        <w:pStyle w:val="ListBullet"/>
-      </w:pPr>
-      <w:r>
-        <w:t>Digital twin (</w:t>
-      </w:r>
-      <w:r>
-        <w:rPr>
-          <w:rFonts w:ascii="Consolas" w:hAnsi="Consolas"/>
-          <w:sz w:val="20"/>
-        </w:rPr>
-        <w:t>certarig/sim/</w:t>
-      </w:r>
-      <w:r>
-        <w:t xml:space="preserve">) with a scenario domain-specific language and invariant checks, plus the </w:t>
-      </w:r>
       <w:r>
         <w:rPr>
           <w:b/>
         </w:rPr>
-        <w:t>twin gate</w:t>
-      </w:r>
-      <w:r>
-        <w:t xml:space="preserve">: a procedure whose hardware mode is </w:t>
-      </w:r>
-      <w:r>
-        <w:rPr>
-          <w:rFonts w:ascii="Consolas" w:hAnsi="Consolas"/>
-          <w:sz w:val="20"/>
-        </w:rPr>
-        <w:t>raspberry_pi</w:t>
-      </w:r>
-      <w:r>
-        <w:t xml:space="preserve"> will not start unless the identical procedure hash has passed on the simulator within the previous 24 hours.</w:t>
+        <w:t>16 September 2026 (video brief).</w:t>
+      </w:r>
+      <w:r>
+        <w:t xml:space="preserve"> The professor asked for a beginner-friendly demonstration, originally up to 12 minutes, covering: who the end customer is; the exact AI choice with a use-case benchmark and a fallback; animation / context visuals; a stitched real PoC; technical explanation; and capstone missions. A later production instruction allowed 15–18 minutes when the live proof needed it. The submitted film is 13.4 minutes.</w:t>
       </w:r>
     </w:p>
     <w:p>
-      <w:pPr>
-        <w:pStyle w:val="ListBullet"/>
-      </w:pPr>
-      <w:r>
-        <w:t xml:space="preserve">Evidence pipeline: every run writes a CSV recording, </w:t>
-      </w:r>
-      <w:r>
-        <w:rPr>
-          <w:rFonts w:ascii="Consolas" w:hAnsi="Consolas"/>
-          <w:sz w:val="20"/>
-        </w:rPr>
-        <w:t>run.json</w:t>
-      </w:r>
-      <w:r>
-        <w:t xml:space="preserve">, </w:t>
-      </w:r>
-      <w:r>
-        <w:rPr>
-          <w:rFonts w:ascii="Consolas" w:hAnsi="Consolas"/>
-          <w:sz w:val="20"/>
-        </w:rPr>
-        <w:t>report.md</w:t>
-      </w:r>
-      <w:r>
-        <w:t>, and SHA-256 checksums; bundles export as checksummed zip archives naming the adapter class and hostname; run outcomes append to a ledger.</w:t>
-      </w:r>
-    </w:p>
-    <w:p>
-      <w:pPr>
-        <w:pStyle w:val="ListBullet"/>
-      </w:pPr>
-      <w:r>
-        <w:t>Provider-neutral agent orchestrator (</w:t>
-      </w:r>
-      <w:r>
-        <w:rPr>
-          <w:rFonts w:ascii="Consolas" w:hAnsi="Consolas"/>
-          <w:sz w:val="20"/>
-        </w:rPr>
-        <w:t>certarig/agent/</w:t>
-      </w:r>
-      <w:r>
-        <w:t xml:space="preserve">) with the deterministic </w:t>
-      </w:r>
-      <w:r>
-        <w:rPr>
-          <w:b/>
-        </w:rPr>
-        <w:t>Fake</w:t>
-      </w:r>
-      <w:r>
-        <w:t xml:space="preserve"> provider as the default (rule-based, no API key — the provider used in all continuous integration and on the hardware bench), plus a replay capability for re-running transcripts exactly.</w:t>
-      </w:r>
-    </w:p>
-    <w:p>
-      <w:pPr>
-        <w:pStyle w:val="ListBullet"/>
-      </w:pPr>
-      <w:r>
-        <w:t>Studio operator console (browser-based: Live, Onboard, Author, Procedures, Approvals, Agent, and Evidence views) and a Python SDK.</w:t>
-      </w:r>
-    </w:p>
-    <w:p>
-      <w:pPr>
-        <w:pStyle w:val="ListBullet"/>
-      </w:pPr>
-      <w:r>
-        <w:t xml:space="preserve">Human-approval workflow: an agent cannot invoke </w:t>
-      </w:r>
-      <w:r>
-        <w:rPr>
-          <w:rFonts w:ascii="Consolas" w:hAnsi="Consolas"/>
-          <w:sz w:val="20"/>
-        </w:rPr>
-        <w:t>reset_trip</w:t>
-      </w:r>
-      <w:r>
-        <w:t xml:space="preserve"> or </w:t>
-      </w:r>
-      <w:r>
-        <w:rPr>
-          <w:rFonts w:ascii="Consolas" w:hAnsi="Consolas"/>
-          <w:sz w:val="20"/>
-        </w:rPr>
-        <w:t>shutdown</w:t>
-      </w:r>
-      <w:r>
-        <w:t xml:space="preserve"> without a human grant; an unapproved attempt receives HTTP 428 and deep-links to the Approvals view.</w:t>
-      </w:r>
-    </w:p>
-    <w:p>
-      <w:r>
-        <w:rPr>
-          <w:b/>
-        </w:rPr>
-        <w:t>Partially implemented (present in the tree, not yet validated end-to-end):</w:t>
-      </w:r>
-    </w:p>
-    <w:p>
-      <w:pPr>
-        <w:pStyle w:val="ListBullet"/>
-      </w:pPr>
-      <w:r>
-        <w:t>Live language-model adapters: Anthropic Claude Sonnet 4.5 (</w:t>
-      </w:r>
-      <w:r>
-        <w:rPr>
-          <w:rFonts w:ascii="Consolas" w:hAnsi="Consolas"/>
-          <w:sz w:val="20"/>
-        </w:rPr>
-        <w:t>certarig/agent/providers/anthropic_provider.py</w:t>
-      </w:r>
-      <w:r>
-        <w:t>, first choice because tool use is first-class) and OpenAI GPT-4.1-mini or any OpenAI-compatible endpoint (</w:t>
-      </w:r>
-      <w:r>
-        <w:rPr>
-          <w:rFonts w:ascii="Consolas" w:hAnsi="Consolas"/>
-          <w:sz w:val="20"/>
-        </w:rPr>
-        <w:t>openai_provider.py</w:t>
-      </w:r>
-      <w:r>
-        <w:t xml:space="preserve">, fallback). These adapters exist and are unit-tested, but they are </w:t>
-      </w:r>
-      <w:r>
-        <w:rPr>
-          <w:b/>
-        </w:rPr>
-        <w:t>not</w:t>
-      </w:r>
-      <w:r>
-        <w:t xml:space="preserve"> the proven bench path: the 12 September hardware procedures ran on the Fake provider, and no live-key operation has been validated.</w:t>
-      </w:r>
-    </w:p>
-    <w:p>
-      <w:pPr>
-        <w:pStyle w:val="ListBullet"/>
-      </w:pPr>
-      <w:r>
-        <w:t xml:space="preserve">Fieldbus adapters: MQTT and Modbus TCP ship as real </w:t>
-      </w:r>
-      <w:r>
-        <w:rPr>
-          <w:b/>
-        </w:rPr>
-        <w:t>observe-only</w:t>
-      </w:r>
-      <w:r>
-        <w:t xml:space="preserve"> adapters; OPC UA, Siemens S7, EtherNet/IP, and CAN are targeted directions with observe-only examples, not validated integrations.</w:t>
-      </w:r>
-    </w:p>
-    <w:p>
-      <w:pPr>
-        <w:pStyle w:val="ListBullet"/>
-      </w:pPr>
-      <w:r>
-        <w:t>Evidence export completeness: exported bundles reference each raw hardware CSV by filename, row count, and SHA-256 hash, but do not yet contain the CSV file itself (detailed in Section 6).</w:t>
-      </w:r>
-    </w:p>
-    <w:p>
-      <w:r>
-        <w:rPr>
-          <w:b/>
-        </w:rPr>
-        <w:t>Planned, not implemented:</w:t>
-      </w:r>
-    </w:p>
-    <w:p>
-      <w:pPr>
-        <w:pStyle w:val="ListBullet"/>
-      </w:pPr>
-      <w:r>
-        <w:t xml:space="preserve">The agent-led commissioning interview (design in </w:t>
-      </w:r>
-      <w:r>
-        <w:rPr>
-          <w:rFonts w:ascii="Consolas" w:hAnsi="Consolas"/>
-          <w:sz w:val="20"/>
-        </w:rPr>
-        <w:t>docs/platform-lab/commissioning-interview.md</w:t>
-      </w:r>
-      <w:r>
-        <w:t xml:space="preserve">): a stranger describes their bench, the agent proposes a </w:t>
-      </w:r>
-      <w:r>
-        <w:rPr>
-          <w:rFonts w:ascii="Consolas" w:hAnsi="Consolas"/>
-          <w:sz w:val="20"/>
-        </w:rPr>
-        <w:t>rig.json</w:t>
-      </w:r>
-      <w:r>
-        <w:t xml:space="preserve"> map, a human applies it. Today's Onboard view is a writable configuration form with a typed bench briefing — useful, but a form, not discovery.</w:t>
-      </w:r>
-    </w:p>
-    <w:p>
-      <w:pPr>
-        <w:pStyle w:val="ListBullet"/>
-      </w:pPr>
-      <w:r>
-        <w:t>Relay contact feedback or load-current sensing (needed before any end-to-end electrical trip-latency claim).</w:t>
-      </w:r>
-    </w:p>
-    <w:p>
-      <w:pPr>
-        <w:pStyle w:val="ListBullet"/>
-      </w:pPr>
-      <w:r>
-        <w:t>Enterprise concerns: single sign-on, billing, NI-DAQ / PLC write paths.</w:t>
-      </w:r>
-    </w:p>
-    <w:p>
-      <w:pPr>
-        <w:pStyle w:val="Heading3"/>
-      </w:pPr>
-      <w:r>
-        <w:t>2.2 Implemented Features</w:t>
+      <w:r>
+        <w:t>The table below is the Phase 2-style requirement trace. Every row is answered later in this document with evidence, not with a promise.</w:t>
       </w:r>
     </w:p>
     <w:tbl>
@@ -656,7 +331,7 @@
                 <w:b/>
                 <w:sz w:val="20"/>
               </w:rPr>
-              <w:t>Feature</w:t>
+              <w:t>Advisor request</w:t>
             </w:r>
           </w:p>
         </w:tc>
@@ -676,7 +351,7 @@
                 <w:b/>
                 <w:sz w:val="20"/>
               </w:rPr>
-              <w:t>Description</w:t>
+              <w:t>Where this document answers it</w:t>
             </w:r>
           </w:p>
         </w:tc>
@@ -696,7 +371,7 @@
               <w:rPr>
                 <w:sz w:val="20"/>
               </w:rPr>
-              <w:t>Safety kernel</w:t>
+              <w:t>Circuit / schematic of the built bench</w:t>
             </w:r>
           </w:p>
         </w:tc>
@@ -714,7 +389,14 @@
               <w:rPr>
                 <w:sz w:val="20"/>
               </w:rPr>
-              <w:t>Deterministic guardrail owning measurement, comparison, trip latching, and the physical output; enforces the five-condition output invariant</w:t>
+              <w:t xml:space="preserve">Section 2.5; </w:t>
+            </w:r>
+            <w:r>
+              <w:rPr>
+                <w:rFonts w:ascii="Consolas" w:hAnsi="Consolas"/>
+                <w:sz w:val="20"/>
+              </w:rPr>
+              <w:t>docs/phase3/diagrams/CertaRig_Phase3_Final_AsBuilt_Circuit.png</w:t>
             </w:r>
           </w:p>
         </w:tc>
@@ -734,7 +416,7 @@
               <w:rPr>
                 <w:sz w:val="20"/>
               </w:rPr>
-              <w:t>Six bench qualification procedures</w:t>
+              <w:t>Bill of materials / hardware identity</w:t>
             </w:r>
           </w:p>
         </w:tc>
@@ -752,7 +434,14 @@
               <w:rPr>
                 <w:sz w:val="20"/>
               </w:rPr>
-              <w:t>ADC validation, relay truth table, pressure guardrail (4.2 bar), flow guardrail (15 L/min), dual-input guardrail, E-stop anti-restart; a thermal-soak skill is an additional simulator extension</w:t>
+              <w:t xml:space="preserve">Section 2.6; Robu invoice INV2627/225826; inventory register in </w:t>
+            </w:r>
+            <w:r>
+              <w:rPr>
+                <w:rFonts w:ascii="Consolas" w:hAnsi="Consolas"/>
+                <w:sz w:val="20"/>
+              </w:rPr>
+              <w:t>docs/phase3/</w:t>
             </w:r>
           </w:p>
         </w:tc>
@@ -772,7 +461,7 @@
               <w:rPr>
                 <w:sz w:val="20"/>
               </w:rPr>
-              <w:t>Digital twin + twin gate</w:t>
+              <w:t>Hardware photographs</w:t>
             </w:r>
           </w:p>
         </w:tc>
@@ -790,7 +479,20 @@
               <w:rPr>
                 <w:sz w:val="20"/>
               </w:rPr>
-              <w:t>Simulator rehearsal required within 24 hours before the identical procedure hash may run on hardware</w:t>
+              <w:t xml:space="preserve">12 Sep evidence under </w:t>
+            </w:r>
+            <w:r>
+              <w:rPr>
+                <w:rFonts w:ascii="Consolas" w:hAnsi="Consolas"/>
+                <w:sz w:val="20"/>
+              </w:rPr>
+              <w:t>pi_retrieval_2026-09-12/phase3_evidence/</w:t>
+            </w:r>
+            <w:r>
+              <w:rPr>
+                <w:sz w:val="20"/>
+              </w:rPr>
+              <w:t>; top-down film</w:t>
             </w:r>
           </w:p>
         </w:tc>
@@ -810,7 +512,7 @@
               <w:rPr>
                 <w:sz w:val="20"/>
               </w:rPr>
-              <w:t>Agent orchestrator</w:t>
+              <w:t>Live local demonstration</w:t>
             </w:r>
           </w:p>
         </w:tc>
@@ -828,7 +530,7 @@
               <w:rPr>
                 <w:sz w:val="20"/>
               </w:rPr>
-              <w:t>Interprets operator language, selects an approved skill, starts the named procedure, waits for the deterministic result; never compares numbers</w:t>
+              <w:t>Section 3.2 (12 Sep six-gate lab); Section 9 film</w:t>
             </w:r>
           </w:p>
         </w:tc>
@@ -848,7 +550,7 @@
               <w:rPr>
                 <w:sz w:val="20"/>
               </w:rPr>
-              <w:t>Provider neutrality</w:t>
+              <w:t>Top-level architecture and technology stack</w:t>
             </w:r>
           </w:p>
         </w:tc>
@@ -866,7 +568,7 @@
               <w:rPr>
                 <w:sz w:val="20"/>
               </w:rPr>
-              <w:t>Fake (default, deterministic), Anthropic, OpenAI/compatible, and transcript replay behind one interface</w:t>
+              <w:t>Section 2.4; Section 2.3 AI stack</w:t>
             </w:r>
           </w:p>
         </w:tc>
@@ -886,7 +588,7 @@
               <w:rPr>
                 <w:sz w:val="20"/>
               </w:rPr>
-              <w:t>Evidence bundles</w:t>
+              <w:t>Named test cases and results</w:t>
             </w:r>
           </w:p>
         </w:tc>
@@ -904,33 +606,7 @@
               <w:rPr>
                 <w:sz w:val="20"/>
               </w:rPr>
-              <w:t xml:space="preserve">Checksummed zip per pull; per-run CSV, </w:t>
-            </w:r>
-            <w:r>
-              <w:rPr>
-                <w:rFonts w:ascii="Consolas" w:hAnsi="Consolas"/>
-                <w:sz w:val="20"/>
-              </w:rPr>
-              <w:t>run.json</w:t>
-            </w:r>
-            <w:r>
-              <w:rPr>
-                <w:sz w:val="20"/>
-              </w:rPr>
-              <w:t xml:space="preserve">, </w:t>
-            </w:r>
-            <w:r>
-              <w:rPr>
-                <w:rFonts w:ascii="Consolas" w:hAnsi="Consolas"/>
-                <w:sz w:val="20"/>
-              </w:rPr>
-              <w:t>report.md</w:t>
-            </w:r>
-            <w:r>
-              <w:rPr>
-                <w:sz w:val="20"/>
-              </w:rPr>
-              <w:t>, events, checks, SHA-256 manifest; outcomes ledger</w:t>
+              <w:t>Section 3.2</w:t>
             </w:r>
           </w:p>
         </w:tc>
@@ -950,7 +626,7 @@
               <w:rPr>
                 <w:sz w:val="20"/>
               </w:rPr>
-              <w:t>Studio console</w:t>
+              <w:t>PoC video (beginner-friendly, stitched bench proof)</w:t>
             </w:r>
           </w:p>
         </w:tc>
@@ -968,7 +644,7 @@
               <w:rPr>
                 <w:sz w:val="20"/>
               </w:rPr>
-              <w:t>Live dual-channel graphs with trip lines, ready-to-arm scorecard, onboarding config diff/apply, procedure authoring and approval, agent chat, evidence export</w:t>
+              <w:t>Section 9; 13.4 min v4 film</w:t>
             </w:r>
           </w:p>
         </w:tc>
@@ -988,7 +664,7 @@
               <w:rPr>
                 <w:sz w:val="20"/>
               </w:rPr>
-              <w:t>Approvals</w:t>
+              <w:t>End customer and application relevance</w:t>
             </w:r>
           </w:p>
         </w:tc>
@@ -1006,6 +682,1006 @@
               <w:rPr>
                 <w:sz w:val="20"/>
               </w:rPr>
+              <w:t>Section 7.1</w:t>
+            </w:r>
+          </w:p>
+        </w:tc>
+      </w:tr>
+      <w:tr>
+        <w:tc>
+          <w:tcPr>
+            <w:tcW w:type="dxa" w:w="4320"/>
+          </w:tcPr>
+          <w:p>
+            <w:r>
+              <w:rPr>
+                <w:sz w:val="20"/>
+              </w:rPr>
+            </w:r>
+            <w:r>
+              <w:rPr>
+                <w:sz w:val="20"/>
+              </w:rPr>
+              <w:t>Exact AI choice, use-case benchmark, fallback</w:t>
+            </w:r>
+          </w:p>
+        </w:tc>
+        <w:tc>
+          <w:tcPr>
+            <w:tcW w:type="dxa" w:w="4320"/>
+          </w:tcPr>
+          <w:p>
+            <w:r>
+              <w:rPr>
+                <w:sz w:val="20"/>
+              </w:rPr>
+            </w:r>
+            <w:r>
+              <w:rPr>
+                <w:sz w:val="20"/>
+              </w:rPr>
+              <w:t>Section 2.2 / 2.3; Fake is proven; Claude then OpenAI are unproven live</w:t>
+            </w:r>
+          </w:p>
+        </w:tc>
+      </w:tr>
+      <w:tr>
+        <w:tc>
+          <w:tcPr>
+            <w:tcW w:type="dxa" w:w="4320"/>
+          </w:tcPr>
+          <w:p>
+            <w:r>
+              <w:rPr>
+                <w:sz w:val="20"/>
+              </w:rPr>
+            </w:r>
+            <w:r>
+              <w:rPr>
+                <w:sz w:val="20"/>
+              </w:rPr>
+              <w:t>Capstone missions and conclusion</w:t>
+            </w:r>
+          </w:p>
+        </w:tc>
+        <w:tc>
+          <w:tcPr>
+            <w:tcW w:type="dxa" w:w="4320"/>
+          </w:tcPr>
+          <w:p>
+            <w:r>
+              <w:rPr>
+                <w:sz w:val="20"/>
+              </w:rPr>
+            </w:r>
+            <w:r>
+              <w:rPr>
+                <w:sz w:val="20"/>
+              </w:rPr>
+              <w:t>Sections 7 and 10</w:t>
+            </w:r>
+          </w:p>
+        </w:tc>
+      </w:tr>
+      <w:tr>
+        <w:tc>
+          <w:tcPr>
+            <w:tcW w:type="dxa" w:w="4320"/>
+          </w:tcPr>
+          <w:p>
+            <w:r>
+              <w:rPr>
+                <w:sz w:val="20"/>
+              </w:rPr>
+            </w:r>
+            <w:r>
+              <w:rPr>
+                <w:sz w:val="20"/>
+              </w:rPr>
+              <w:t>Water loop / real sensors / servo</w:t>
+            </w:r>
+          </w:p>
+        </w:tc>
+        <w:tc>
+          <w:tcPr>
+            <w:tcW w:type="dxa" w:w="4320"/>
+          </w:tcPr>
+          <w:p>
+            <w:r>
+              <w:rPr>
+                <w:sz w:val="20"/>
+              </w:rPr>
+            </w:r>
+            <w:r>
+              <w:rPr>
+                <w:sz w:val="20"/>
+              </w:rPr>
+              <w:t>Deferred; Section 6 items 4 and 8. Servo not fitted</w:t>
+            </w:r>
+          </w:p>
+        </w:tc>
+      </w:tr>
+      <w:tr>
+        <w:tc>
+          <w:tcPr>
+            <w:tcW w:type="dxa" w:w="4320"/>
+          </w:tcPr>
+          <w:p>
+            <w:r>
+              <w:rPr>
+                <w:sz w:val="20"/>
+              </w:rPr>
+            </w:r>
+            <w:r>
+              <w:rPr>
+                <w:sz w:val="20"/>
+              </w:rPr>
+              <w:t>Comparative live-LLM benchmark</w:t>
+            </w:r>
+          </w:p>
+        </w:tc>
+        <w:tc>
+          <w:tcPr>
+            <w:tcW w:type="dxa" w:w="4320"/>
+          </w:tcPr>
+          <w:p>
+            <w:r>
+              <w:rPr>
+                <w:sz w:val="20"/>
+              </w:rPr>
+            </w:r>
+            <w:r>
+              <w:rPr>
+                <w:sz w:val="20"/>
+              </w:rPr>
+              <w:t>Still unfulfilled; stated as a limitation, not as a result</w:t>
+            </w:r>
+          </w:p>
+        </w:tc>
+      </w:tr>
+    </w:tbl>
+    <w:p/>
+    <w:p>
+      <w:pPr>
+        <w:pStyle w:val="Heading2"/>
+      </w:pPr>
+      <w:r>
+        <w:t>2. Implementation Overview</w:t>
+      </w:r>
+    </w:p>
+    <w:p>
+      <w:pPr>
+        <w:pStyle w:val="Heading3"/>
+      </w:pPr>
+      <w:r>
+        <w:t>2.1 Implementation Status</w:t>
+      </w:r>
+    </w:p>
+    <w:p>
+      <w:r>
+        <w:rPr>
+          <w:b/>
+        </w:rPr>
+        <w:t>Fully implemented and validated:</w:t>
+      </w:r>
+    </w:p>
+    <w:p>
+      <w:pPr>
+        <w:pStyle w:val="ListBullet"/>
+      </w:pPr>
+      <w:r>
+        <w:t>Deterministic safety kernel (</w:t>
+      </w:r>
+      <w:r>
+        <w:rPr>
+          <w:rFonts w:ascii="Consolas" w:hAnsi="Consolas"/>
+          <w:sz w:val="20"/>
+        </w:rPr>
+        <w:t>certarig/edge/</w:t>
+      </w:r>
+      <w:r>
+        <w:t xml:space="preserve">): sensor quality checks, numeric limit comparison, trip latching, anti-restart, and exclusive ownership of the output (GPIO23 on the bench; a simulated output otherwise). The output invariant is: </w:t>
+      </w:r>
+      <w:r>
+        <w:rPr>
+          <w:b/>
+        </w:rPr>
+        <w:t>OUTPUT = actuation enabled AND permit requested AND trip not latched AND E-stop closed AND process healthy.</w:t>
+      </w:r>
+      <w:r>
+        <w:t xml:space="preserve"> Any unsafe sensor state, invalid quality, or open E-stop clears the permit and latches safe; recovery requires a healthy observation, an explicit reset, then a new permit.</w:t>
+      </w:r>
+    </w:p>
+    <w:p>
+      <w:pPr>
+        <w:pStyle w:val="ListBullet"/>
+      </w:pPr>
+      <w:r>
+        <w:t>Edge HTTP API with capability-manifest filtering: this is the product control plane. The agent and Studio reach the rig only through this API, and dangerous operations (</w:t>
+      </w:r>
+      <w:r>
+        <w:rPr>
+          <w:rFonts w:ascii="Consolas" w:hAnsi="Consolas"/>
+          <w:sz w:val="20"/>
+        </w:rPr>
+        <w:t>bypass_interlock</w:t>
+      </w:r>
+      <w:r>
+        <w:t xml:space="preserve">, </w:t>
+      </w:r>
+      <w:r>
+        <w:rPr>
+          <w:rFonts w:ascii="Consolas" w:hAnsi="Consolas"/>
+          <w:sz w:val="20"/>
+        </w:rPr>
+        <w:t>override_limits</w:t>
+      </w:r>
+      <w:r>
+        <w:t xml:space="preserve">) do not exist as callable tools. Direct SSH GPIO commands and operator use of gpiozero are not the product path — gpiozero is the kernel's internal Raspberry Pi driver (the 12 September sidecar started with </w:t>
+      </w:r>
+      <w:r>
+        <w:rPr>
+          <w:rFonts w:ascii="Consolas" w:hAnsi="Consolas"/>
+          <w:sz w:val="20"/>
+        </w:rPr>
+        <w:t>GPIOZERO_PIN_FACTORY=lgpio</w:t>
+      </w:r>
+      <w:r>
+        <w:t>); SSH was a lab-host restore/halt convenience, not the operator or agent interface.</w:t>
+      </w:r>
+    </w:p>
+    <w:p>
+      <w:pPr>
+        <w:pStyle w:val="ListBullet"/>
+      </w:pPr>
+      <w:r>
+        <w:t>Procedure library shipped as documented skills (</w:t>
+      </w:r>
+      <w:r>
+        <w:rPr>
+          <w:rFonts w:ascii="Consolas" w:hAnsi="Consolas"/>
+          <w:sz w:val="20"/>
+        </w:rPr>
+        <w:t>skills/</w:t>
+      </w:r>
+      <w:r>
+        <w:t xml:space="preserve">): relay truth table, pressure guardrail, flow guardrail, dual-input guardrail, emergency-stop anti-restart, ADC validation, thermal soak, and ops </w:t>
+      </w:r>
+      <w:r>
+        <w:rPr>
+          <w:rFonts w:ascii="Consolas" w:hAnsi="Consolas"/>
+          <w:sz w:val="20"/>
+        </w:rPr>
+        <w:t>safe_powerdown</w:t>
+      </w:r>
+      <w:r>
+        <w:t xml:space="preserve"> — each a </w:t>
+      </w:r>
+      <w:r>
+        <w:rPr>
+          <w:rFonts w:ascii="Consolas" w:hAnsi="Consolas"/>
+          <w:sz w:val="20"/>
+        </w:rPr>
+        <w:t>SKILL.md</w:t>
+      </w:r>
+      <w:r>
+        <w:t xml:space="preserve">, a </w:t>
+      </w:r>
+      <w:r>
+        <w:rPr>
+          <w:rFonts w:ascii="Consolas" w:hAnsi="Consolas"/>
+          <w:sz w:val="20"/>
+        </w:rPr>
+        <w:t>procedure.yaml</w:t>
+      </w:r>
+      <w:r>
+        <w:t xml:space="preserve"> contract, and simulator scenarios. The six electronics/process procedures are the 12 September hardware ladder; </w:t>
+      </w:r>
+      <w:r>
+        <w:rPr>
+          <w:rFonts w:ascii="Consolas" w:hAnsi="Consolas"/>
+          <w:sz w:val="20"/>
+        </w:rPr>
+        <w:t>safe_powerdown</w:t>
+      </w:r>
+      <w:r>
+        <w:t xml:space="preserve"> is implemented and software-tested as the product shutdown path (it was not one of the six hardware runs — that day's halt was still improvised over SSH).</w:t>
+      </w:r>
+    </w:p>
+    <w:p>
+      <w:pPr>
+        <w:pStyle w:val="ListBullet"/>
+      </w:pPr>
+      <w:r>
+        <w:t>Digital twin (</w:t>
+      </w:r>
+      <w:r>
+        <w:rPr>
+          <w:rFonts w:ascii="Consolas" w:hAnsi="Consolas"/>
+          <w:sz w:val="20"/>
+        </w:rPr>
+        <w:t>certarig/sim/</w:t>
+      </w:r>
+      <w:r>
+        <w:t xml:space="preserve">) with a scenario domain-specific language and invariant checks, plus the </w:t>
+      </w:r>
+      <w:r>
+        <w:rPr>
+          <w:b/>
+        </w:rPr>
+        <w:t>twin gate</w:t>
+      </w:r>
+      <w:r>
+        <w:t xml:space="preserve">: a procedure whose hardware mode is </w:t>
+      </w:r>
+      <w:r>
+        <w:rPr>
+          <w:rFonts w:ascii="Consolas" w:hAnsi="Consolas"/>
+          <w:sz w:val="20"/>
+        </w:rPr>
+        <w:t>raspberry_pi</w:t>
+      </w:r>
+      <w:r>
+        <w:t xml:space="preserve"> will not start unless the identical procedure hash has passed on the simulator within the previous 24 hours.</w:t>
+      </w:r>
+    </w:p>
+    <w:p>
+      <w:pPr>
+        <w:pStyle w:val="ListBullet"/>
+      </w:pPr>
+      <w:r>
+        <w:t xml:space="preserve">Evidence pipeline: every run writes a CSV recording, </w:t>
+      </w:r>
+      <w:r>
+        <w:rPr>
+          <w:rFonts w:ascii="Consolas" w:hAnsi="Consolas"/>
+          <w:sz w:val="20"/>
+        </w:rPr>
+        <w:t>run.json</w:t>
+      </w:r>
+      <w:r>
+        <w:t xml:space="preserve">, </w:t>
+      </w:r>
+      <w:r>
+        <w:rPr>
+          <w:rFonts w:ascii="Consolas" w:hAnsi="Consolas"/>
+          <w:sz w:val="20"/>
+        </w:rPr>
+        <w:t>report.md</w:t>
+      </w:r>
+      <w:r>
+        <w:t>, and SHA-256 checksums; bundles export as checksummed zip archives naming the adapter class and hostname; run outcomes append to a ledger.</w:t>
+      </w:r>
+    </w:p>
+    <w:p>
+      <w:pPr>
+        <w:pStyle w:val="ListBullet"/>
+      </w:pPr>
+      <w:r>
+        <w:t>Provider-neutral agent orchestrator (</w:t>
+      </w:r>
+      <w:r>
+        <w:rPr>
+          <w:rFonts w:ascii="Consolas" w:hAnsi="Consolas"/>
+          <w:sz w:val="20"/>
+        </w:rPr>
+        <w:t>certarig/agent/</w:t>
+      </w:r>
+      <w:r>
+        <w:t xml:space="preserve">) with the deterministic </w:t>
+      </w:r>
+      <w:r>
+        <w:rPr>
+          <w:b/>
+        </w:rPr>
+        <w:t>Fake</w:t>
+      </w:r>
+      <w:r>
+        <w:t xml:space="preserve"> provider as the default (rule-based, no API key — the provider used in all continuous integration and on the hardware bench), plus a replay capability for re-running transcripts exactly.</w:t>
+      </w:r>
+    </w:p>
+    <w:p>
+      <w:pPr>
+        <w:pStyle w:val="ListBullet"/>
+      </w:pPr>
+      <w:r>
+        <w:t>Studio operator console (browser-based: Live, Onboard, Author, Procedures, Approvals, Agent, and Evidence views) and a Python SDK.</w:t>
+      </w:r>
+    </w:p>
+    <w:p>
+      <w:pPr>
+        <w:pStyle w:val="ListBullet"/>
+      </w:pPr>
+      <w:r>
+        <w:t xml:space="preserve">Human-approval workflow: an agent cannot invoke </w:t>
+      </w:r>
+      <w:r>
+        <w:rPr>
+          <w:rFonts w:ascii="Consolas" w:hAnsi="Consolas"/>
+          <w:sz w:val="20"/>
+        </w:rPr>
+        <w:t>reset_trip</w:t>
+      </w:r>
+      <w:r>
+        <w:t xml:space="preserve"> or </w:t>
+      </w:r>
+      <w:r>
+        <w:rPr>
+          <w:rFonts w:ascii="Consolas" w:hAnsi="Consolas"/>
+          <w:sz w:val="20"/>
+        </w:rPr>
+        <w:t>shutdown</w:t>
+      </w:r>
+      <w:r>
+        <w:t xml:space="preserve"> without a human grant; an unapproved attempt receives HTTP 428 and deep-links to the Approvals view. The approved bench-off path is the </w:t>
+      </w:r>
+      <w:r>
+        <w:rPr>
+          <w:rFonts w:ascii="Consolas" w:hAnsi="Consolas"/>
+          <w:sz w:val="20"/>
+        </w:rPr>
+        <w:t>safe_powerdown</w:t>
+      </w:r>
+      <w:r>
+        <w:t xml:space="preserve"> procedure, which commands the kernel to force safe first; the </w:t>
+      </w:r>
+      <w:r>
+        <w:rPr>
+          <w:rFonts w:ascii="Consolas" w:hAnsi="Consolas"/>
+          <w:sz w:val="20"/>
+        </w:rPr>
+        <w:t>shutdown</w:t>
+      </w:r>
+      <w:r>
+        <w:t xml:space="preserve"> tool then refuses while a procedure is active, forces safe again, flushes evidence, and only then schedules power-off.</w:t>
+      </w:r>
+    </w:p>
+    <w:p>
+      <w:r>
+        <w:rPr>
+          <w:b/>
+        </w:rPr>
+        <w:t>Partially implemented (present in the tree, not yet validated end-to-end):</w:t>
+      </w:r>
+    </w:p>
+    <w:p>
+      <w:pPr>
+        <w:pStyle w:val="ListBullet"/>
+      </w:pPr>
+      <w:r>
+        <w:t>Live language-model adapters: Anthropic Claude Sonnet 4.5 (</w:t>
+      </w:r>
+      <w:r>
+        <w:rPr>
+          <w:rFonts w:ascii="Consolas" w:hAnsi="Consolas"/>
+          <w:sz w:val="20"/>
+        </w:rPr>
+        <w:t>certarig/agent/providers/anthropic_provider.py</w:t>
+      </w:r>
+      <w:r>
+        <w:t>, first choice because tool use is first-class) and OpenAI GPT-4.1-mini or any OpenAI-compatible endpoint (</w:t>
+      </w:r>
+      <w:r>
+        <w:rPr>
+          <w:rFonts w:ascii="Consolas" w:hAnsi="Consolas"/>
+          <w:sz w:val="20"/>
+        </w:rPr>
+        <w:t>openai_provider.py</w:t>
+      </w:r>
+      <w:r>
+        <w:t xml:space="preserve">, fallback). These adapters exist and are unit-tested, but they are </w:t>
+      </w:r>
+      <w:r>
+        <w:rPr>
+          <w:b/>
+        </w:rPr>
+        <w:t>not</w:t>
+      </w:r>
+      <w:r>
+        <w:t xml:space="preserve"> the proven bench path: the 12 September hardware procedures ran on the Fake provider, and no live-key operation has been validated.</w:t>
+      </w:r>
+    </w:p>
+    <w:p>
+      <w:pPr>
+        <w:pStyle w:val="ListBullet"/>
+      </w:pPr>
+      <w:r>
+        <w:t xml:space="preserve">Fieldbus adapters: MQTT and Modbus TCP ship as real </w:t>
+      </w:r>
+      <w:r>
+        <w:rPr>
+          <w:b/>
+        </w:rPr>
+        <w:t>observe-only</w:t>
+      </w:r>
+      <w:r>
+        <w:t xml:space="preserve"> adapters; OPC UA, Siemens S7, EtherNet/IP, and CAN are targeted directions with observe-only examples, not validated integrations.</w:t>
+      </w:r>
+    </w:p>
+    <w:p>
+      <w:pPr>
+        <w:pStyle w:val="ListBullet"/>
+      </w:pPr>
+      <w:r>
+        <w:t>Evidence export completeness: exported bundles reference each raw hardware CSV by filename, row count, and SHA-256 hash, but do not yet contain the CSV file itself (detailed in Section 6).</w:t>
+      </w:r>
+    </w:p>
+    <w:p>
+      <w:r>
+        <w:rPr>
+          <w:b/>
+        </w:rPr>
+        <w:t>Planned, not implemented:</w:t>
+      </w:r>
+    </w:p>
+    <w:p>
+      <w:pPr>
+        <w:pStyle w:val="ListBullet"/>
+      </w:pPr>
+      <w:r>
+        <w:t xml:space="preserve">The agent-led commissioning interview (design in </w:t>
+      </w:r>
+      <w:r>
+        <w:rPr>
+          <w:rFonts w:ascii="Consolas" w:hAnsi="Consolas"/>
+          <w:sz w:val="20"/>
+        </w:rPr>
+        <w:t>docs/platform-lab/commissioning-interview.md</w:t>
+      </w:r>
+      <w:r>
+        <w:t xml:space="preserve">): a stranger describes their bench, the agent proposes a </w:t>
+      </w:r>
+      <w:r>
+        <w:rPr>
+          <w:rFonts w:ascii="Consolas" w:hAnsi="Consolas"/>
+          <w:sz w:val="20"/>
+        </w:rPr>
+        <w:t>rig.json</w:t>
+      </w:r>
+      <w:r>
+        <w:t xml:space="preserve"> map, a human applies it. Today's Onboard view is a writable configuration form with a typed bench briefing — useful, but a form, not discovery.</w:t>
+      </w:r>
+    </w:p>
+    <w:p>
+      <w:pPr>
+        <w:pStyle w:val="ListBullet"/>
+      </w:pPr>
+      <w:r>
+        <w:t>Relay contact feedback or load-current sensing (needed before any end-to-end electrical trip-latency claim).</w:t>
+      </w:r>
+    </w:p>
+    <w:p>
+      <w:pPr>
+        <w:pStyle w:val="ListBullet"/>
+      </w:pPr>
+      <w:r>
+        <w:t>Enterprise concerns: single sign-on, billing, NI-DAQ / PLC write paths.</w:t>
+      </w:r>
+    </w:p>
+    <w:p>
+      <w:pPr>
+        <w:pStyle w:val="Heading3"/>
+      </w:pPr>
+      <w:r>
+        <w:t>2.2 Implemented Features</w:t>
+      </w:r>
+    </w:p>
+    <w:tbl>
+      <w:tblPr>
+        <w:tblStyle w:val="LightGrid-Accent1"/>
+        <w:tblW w:type="auto" w:w="0"/>
+        <w:jc w:val="center"/>
+        <w:tblLook w:firstColumn="1" w:firstRow="1" w:lastColumn="0" w:lastRow="0" w:noHBand="0" w:noVBand="1" w:val="04A0"/>
+      </w:tblPr>
+      <w:tblGrid>
+        <w:gridCol w:w="4320"/>
+        <w:gridCol w:w="4320"/>
+      </w:tblGrid>
+      <w:tr>
+        <w:tc>
+          <w:tcPr>
+            <w:tcW w:type="dxa" w:w="4320"/>
+          </w:tcPr>
+          <w:p>
+            <w:r>
+              <w:rPr>
+                <w:b/>
+                <w:sz w:val="20"/>
+              </w:rPr>
+            </w:r>
+            <w:r>
+              <w:rPr>
+                <w:b/>
+                <w:sz w:val="20"/>
+              </w:rPr>
+              <w:t>Feature</w:t>
+            </w:r>
+          </w:p>
+        </w:tc>
+        <w:tc>
+          <w:tcPr>
+            <w:tcW w:type="dxa" w:w="4320"/>
+          </w:tcPr>
+          <w:p>
+            <w:r>
+              <w:rPr>
+                <w:b/>
+                <w:sz w:val="20"/>
+              </w:rPr>
+            </w:r>
+            <w:r>
+              <w:rPr>
+                <w:b/>
+                <w:sz w:val="20"/>
+              </w:rPr>
+              <w:t>Description</w:t>
+            </w:r>
+          </w:p>
+        </w:tc>
+      </w:tr>
+      <w:tr>
+        <w:tc>
+          <w:tcPr>
+            <w:tcW w:type="dxa" w:w="4320"/>
+          </w:tcPr>
+          <w:p>
+            <w:r>
+              <w:rPr>
+                <w:sz w:val="20"/>
+              </w:rPr>
+            </w:r>
+            <w:r>
+              <w:rPr>
+                <w:sz w:val="20"/>
+              </w:rPr>
+              <w:t>Safety kernel</w:t>
+            </w:r>
+          </w:p>
+        </w:tc>
+        <w:tc>
+          <w:tcPr>
+            <w:tcW w:type="dxa" w:w="4320"/>
+          </w:tcPr>
+          <w:p>
+            <w:r>
+              <w:rPr>
+                <w:sz w:val="20"/>
+              </w:rPr>
+            </w:r>
+            <w:r>
+              <w:rPr>
+                <w:sz w:val="20"/>
+              </w:rPr>
+              <w:t>Deterministic guardrail owning measurement, comparison, trip latching, and the physical output; enforces the five-condition output invariant</w:t>
+            </w:r>
+          </w:p>
+        </w:tc>
+      </w:tr>
+      <w:tr>
+        <w:tc>
+          <w:tcPr>
+            <w:tcW w:type="dxa" w:w="4320"/>
+          </w:tcPr>
+          <w:p>
+            <w:r>
+              <w:rPr>
+                <w:sz w:val="20"/>
+              </w:rPr>
+            </w:r>
+            <w:r>
+              <w:rPr>
+                <w:sz w:val="20"/>
+              </w:rPr>
+              <w:t>Edge API (control plane)</w:t>
+            </w:r>
+          </w:p>
+        </w:tc>
+        <w:tc>
+          <w:tcPr>
+            <w:tcW w:type="dxa" w:w="4320"/>
+          </w:tcPr>
+          <w:p>
+            <w:r>
+              <w:rPr>
+                <w:sz w:val="20"/>
+              </w:rPr>
+            </w:r>
+            <w:r>
+              <w:rPr>
+                <w:sz w:val="20"/>
+              </w:rPr>
+              <w:t>HTTP capability-manifest API; the only operator/agent path to the rig. Not SSH GPIO command, and not operator gpiozero</w:t>
+            </w:r>
+          </w:p>
+        </w:tc>
+      </w:tr>
+      <w:tr>
+        <w:tc>
+          <w:tcPr>
+            <w:tcW w:type="dxa" w:w="4320"/>
+          </w:tcPr>
+          <w:p>
+            <w:r>
+              <w:rPr>
+                <w:sz w:val="20"/>
+              </w:rPr>
+            </w:r>
+            <w:r>
+              <w:rPr>
+                <w:sz w:val="20"/>
+              </w:rPr>
+              <w:t>Six bench qualification procedures</w:t>
+            </w:r>
+          </w:p>
+        </w:tc>
+        <w:tc>
+          <w:tcPr>
+            <w:tcW w:type="dxa" w:w="4320"/>
+          </w:tcPr>
+          <w:p>
+            <w:r>
+              <w:rPr>
+                <w:sz w:val="20"/>
+              </w:rPr>
+            </w:r>
+            <w:r>
+              <w:rPr>
+                <w:sz w:val="20"/>
+              </w:rPr>
+              <w:t>ADC validation, relay truth table, pressure guardrail (4.2 bar), flow guardrail (15 L/min), dual-input guardrail, E-stop anti-restart; a thermal-soak skill is an additional simulator extension</w:t>
+            </w:r>
+          </w:p>
+        </w:tc>
+      </w:tr>
+      <w:tr>
+        <w:tc>
+          <w:tcPr>
+            <w:tcW w:type="dxa" w:w="4320"/>
+          </w:tcPr>
+          <w:p>
+            <w:r>
+              <w:rPr>
+                <w:sz w:val="20"/>
+              </w:rPr>
+            </w:r>
+            <w:r>
+              <w:rPr>
+                <w:sz w:val="20"/>
+              </w:rPr>
+              <w:t>Digital twin + twin gate</w:t>
+            </w:r>
+          </w:p>
+        </w:tc>
+        <w:tc>
+          <w:tcPr>
+            <w:tcW w:type="dxa" w:w="4320"/>
+          </w:tcPr>
+          <w:p>
+            <w:r>
+              <w:rPr>
+                <w:sz w:val="20"/>
+              </w:rPr>
+            </w:r>
+            <w:r>
+              <w:rPr>
+                <w:sz w:val="20"/>
+              </w:rPr>
+              <w:t>Simulator rehearsal required within 24 hours before the identical procedure hash may run on hardware</w:t>
+            </w:r>
+          </w:p>
+        </w:tc>
+      </w:tr>
+      <w:tr>
+        <w:tc>
+          <w:tcPr>
+            <w:tcW w:type="dxa" w:w="4320"/>
+          </w:tcPr>
+          <w:p>
+            <w:r>
+              <w:rPr>
+                <w:sz w:val="20"/>
+              </w:rPr>
+            </w:r>
+            <w:r>
+              <w:rPr>
+                <w:sz w:val="20"/>
+              </w:rPr>
+              <w:t>Agent orchestrator</w:t>
+            </w:r>
+          </w:p>
+        </w:tc>
+        <w:tc>
+          <w:tcPr>
+            <w:tcW w:type="dxa" w:w="4320"/>
+          </w:tcPr>
+          <w:p>
+            <w:r>
+              <w:rPr>
+                <w:sz w:val="20"/>
+              </w:rPr>
+            </w:r>
+            <w:r>
+              <w:rPr>
+                <w:sz w:val="20"/>
+              </w:rPr>
+              <w:t>Interprets operator language, selects an approved skill, starts the named procedure, waits for the deterministic result; never compares numbers</w:t>
+            </w:r>
+          </w:p>
+        </w:tc>
+      </w:tr>
+      <w:tr>
+        <w:tc>
+          <w:tcPr>
+            <w:tcW w:type="dxa" w:w="4320"/>
+          </w:tcPr>
+          <w:p>
+            <w:r>
+              <w:rPr>
+                <w:sz w:val="20"/>
+              </w:rPr>
+            </w:r>
+            <w:r>
+              <w:rPr>
+                <w:sz w:val="20"/>
+              </w:rPr>
+              <w:t>Provider neutrality</w:t>
+            </w:r>
+          </w:p>
+        </w:tc>
+        <w:tc>
+          <w:tcPr>
+            <w:tcW w:type="dxa" w:w="4320"/>
+          </w:tcPr>
+          <w:p>
+            <w:r>
+              <w:rPr>
+                <w:sz w:val="20"/>
+              </w:rPr>
+            </w:r>
+            <w:r>
+              <w:rPr>
+                <w:sz w:val="20"/>
+              </w:rPr>
+              <w:t>Fake (default, deterministic), Anthropic, OpenAI/compatible, and transcript replay behind one interface</w:t>
+            </w:r>
+          </w:p>
+        </w:tc>
+      </w:tr>
+      <w:tr>
+        <w:tc>
+          <w:tcPr>
+            <w:tcW w:type="dxa" w:w="4320"/>
+          </w:tcPr>
+          <w:p>
+            <w:r>
+              <w:rPr>
+                <w:sz w:val="20"/>
+              </w:rPr>
+            </w:r>
+            <w:r>
+              <w:rPr>
+                <w:sz w:val="20"/>
+              </w:rPr>
+              <w:t>Evidence bundles</w:t>
+            </w:r>
+          </w:p>
+        </w:tc>
+        <w:tc>
+          <w:tcPr>
+            <w:tcW w:type="dxa" w:w="4320"/>
+          </w:tcPr>
+          <w:p>
+            <w:r>
+              <w:rPr>
+                <w:sz w:val="20"/>
+              </w:rPr>
+            </w:r>
+            <w:r>
+              <w:rPr>
+                <w:sz w:val="20"/>
+              </w:rPr>
+              <w:t xml:space="preserve">Checksummed zip per pull; per-run CSV, </w:t>
+            </w:r>
+            <w:r>
+              <w:rPr>
+                <w:rFonts w:ascii="Consolas" w:hAnsi="Consolas"/>
+                <w:sz w:val="20"/>
+              </w:rPr>
+              <w:t>run.json</w:t>
+            </w:r>
+            <w:r>
+              <w:rPr>
+                <w:sz w:val="20"/>
+              </w:rPr>
+              <w:t xml:space="preserve">, </w:t>
+            </w:r>
+            <w:r>
+              <w:rPr>
+                <w:rFonts w:ascii="Consolas" w:hAnsi="Consolas"/>
+                <w:sz w:val="20"/>
+              </w:rPr>
+              <w:t>report.md</w:t>
+            </w:r>
+            <w:r>
+              <w:rPr>
+                <w:sz w:val="20"/>
+              </w:rPr>
+              <w:t>, events, checks, SHA-256 manifest; outcomes ledger</w:t>
+            </w:r>
+          </w:p>
+        </w:tc>
+      </w:tr>
+      <w:tr>
+        <w:tc>
+          <w:tcPr>
+            <w:tcW w:type="dxa" w:w="4320"/>
+          </w:tcPr>
+          <w:p>
+            <w:r>
+              <w:rPr>
+                <w:sz w:val="20"/>
+              </w:rPr>
+            </w:r>
+            <w:r>
+              <w:rPr>
+                <w:sz w:val="20"/>
+              </w:rPr>
+              <w:t>Studio console</w:t>
+            </w:r>
+          </w:p>
+        </w:tc>
+        <w:tc>
+          <w:tcPr>
+            <w:tcW w:type="dxa" w:w="4320"/>
+          </w:tcPr>
+          <w:p>
+            <w:r>
+              <w:rPr>
+                <w:sz w:val="20"/>
+              </w:rPr>
+            </w:r>
+            <w:r>
+              <w:rPr>
+                <w:sz w:val="20"/>
+              </w:rPr>
+              <w:t>Live dual-channel graphs with trip lines, ready-to-arm scorecard, onboarding config diff/apply, procedure authoring and approval, agent chat, evidence export</w:t>
+            </w:r>
+          </w:p>
+        </w:tc>
+      </w:tr>
+      <w:tr>
+        <w:tc>
+          <w:tcPr>
+            <w:tcW w:type="dxa" w:w="4320"/>
+          </w:tcPr>
+          <w:p>
+            <w:r>
+              <w:rPr>
+                <w:sz w:val="20"/>
+              </w:rPr>
+            </w:r>
+            <w:r>
+              <w:rPr>
+                <w:sz w:val="20"/>
+              </w:rPr>
+              <w:t>Approvals / shutdown</w:t>
+            </w:r>
+          </w:p>
+        </w:tc>
+        <w:tc>
+          <w:tcPr>
+            <w:tcW w:type="dxa" w:w="4320"/>
+          </w:tcPr>
+          <w:p>
+            <w:r>
+              <w:rPr>
+                <w:sz w:val="20"/>
+              </w:rPr>
+            </w:r>
+            <w:r>
+              <w:rPr>
+                <w:sz w:val="20"/>
+              </w:rPr>
               <w:t xml:space="preserve">Agent requests for </w:t>
             </w:r>
             <w:r>
@@ -1032,7 +1708,33 @@
               <w:rPr>
                 <w:sz w:val="20"/>
               </w:rPr>
-              <w:t xml:space="preserve"> are gated on explicit human grants</w:t>
+              <w:t xml:space="preserve"> need a human grant; the approved bench-off path is </w:t>
+            </w:r>
+            <w:r>
+              <w:rPr>
+                <w:rFonts w:ascii="Consolas" w:hAnsi="Consolas"/>
+                <w:sz w:val="20"/>
+              </w:rPr>
+              <w:t>safe_powerdown</w:t>
+            </w:r>
+            <w:r>
+              <w:rPr>
+                <w:sz w:val="20"/>
+              </w:rPr>
+              <w:t xml:space="preserve"> (kernel forces safe first), then the approved </w:t>
+            </w:r>
+            <w:r>
+              <w:rPr>
+                <w:rFonts w:ascii="Consolas" w:hAnsi="Consolas"/>
+                <w:sz w:val="20"/>
+              </w:rPr>
+              <w:t>shutdown</w:t>
+            </w:r>
+            <w:r>
+              <w:rPr>
+                <w:sz w:val="20"/>
+              </w:rPr>
+              <w:t xml:space="preserve"> tool</w:t>
             </w:r>
           </w:p>
         </w:tc>
@@ -1650,7 +2352,3323 @@
         <w:t>not</w:t>
       </w:r>
       <w:r>
-        <w:t xml:space="preserve"> report a live-model comparison that was never run.</w:t>
+        <w:t xml:space="preserve"> report a live-model comparison that was never run. That remaining gap is the one advisor request from 16 September that this report cannot tick.</w:t>
+      </w:r>
+    </w:p>
+    <w:p>
+      <w:pPr>
+        <w:pStyle w:val="Heading3"/>
+      </w:pPr>
+      <w:r>
+        <w:t>2.4 System architecture</w:t>
+      </w:r>
+    </w:p>
+    <w:p>
+      <w:r>
+        <w:t>Phase 2 showed a browser review surface, a reasoning layer, and an independent safety policy over synthetic data. Phase 3 keeps that split and puts it on a real Raspberry Pi.</w:t>
+      </w:r>
+    </w:p>
+    <w:p>
+      <w:pPr>
+        <w:jc w:val="center"/>
+      </w:pPr>
+      <w:r>
+        <w:drawing>
+          <wp:inline xmlns:a="http://schemas.openxmlformats.org/drawingml/2006/main" xmlns:pic="http://schemas.openxmlformats.org/drawingml/2006/picture">
+            <wp:extent cx="5760720" cy="3328416"/>
+            <wp:docPr id="1" name="Picture 1"/>
+            <wp:cNvGraphicFramePr>
+              <a:graphicFrameLocks noChangeAspect="1"/>
+            </wp:cNvGraphicFramePr>
+            <a:graphic>
+              <a:graphicData uri="http://schemas.openxmlformats.org/drawingml/2006/picture">
+                <pic:pic>
+                  <pic:nvPicPr>
+                    <pic:cNvPr id="0" name="figure_architecture.png"/>
+                    <pic:cNvPicPr/>
+                  </pic:nvPicPr>
+                  <pic:blipFill>
+                    <a:blip r:embed="rId9"/>
+                    <a:stretch>
+                      <a:fillRect/>
+                    </a:stretch>
+                  </pic:blipFill>
+                  <pic:spPr>
+                    <a:xfrm>
+                      <a:off x="0" y="0"/>
+                      <a:ext cx="5760720" cy="3328416"/>
+                    </a:xfrm>
+                    <a:prstGeom prst="rect"/>
+                  </pic:spPr>
+                </pic:pic>
+              </a:graphicData>
+            </a:graphic>
+          </wp:inline>
+        </w:drawing>
+      </w:r>
+    </w:p>
+    <w:p>
+      <w:pPr>
+        <w:jc w:val="center"/>
+      </w:pPr>
+      <w:r>
+        <w:rPr>
+          <w:i/>
+          <w:color w:val="333333"/>
+          <w:sz w:val="20"/>
+        </w:rPr>
+        <w:t>Figure 1. CertaRig Phase 3 architecture: the agent interprets; the kernel is the only path to GPIO23.</w:t>
+      </w:r>
+    </w:p>
+    <w:p/>
+    <w:p>
+      <w:r>
+        <w:rPr>
+          <w:b/>
+        </w:rPr>
+        <w:t>Figure 1.</w:t>
+      </w:r>
+      <w:r>
+        <w:t xml:space="preserve"> Operator / Studio describes intent. The agent selects an approved procedure and never compares a live number. The deterministic kernel validates sensor quality, compares limits, latches trips, and owns GPIO23. The rig (or the digital twin) is ADS1115 analogue emulators, a dual-NC emergency stop, and a low-voltage relay. OUTPUT is permitted only when actuation is enabled, a permit is requested, no trip is latched, the E-stop is closed, and the process is healthy.</w:t>
+      </w:r>
+    </w:p>
+    <w:p>
+      <w:r>
+        <w:t>Control and evidence flow, in order:</w:t>
+      </w:r>
+    </w:p>
+    <w:p>
+      <w:pPr>
+        <w:pStyle w:val="ListNumber"/>
+      </w:pPr>
+      <w:r>
+        <w:t>The operator speaks or types in Studio, or an agent session is opened.</w:t>
+      </w:r>
+    </w:p>
+    <w:p>
+      <w:pPr>
+        <w:pStyle w:val="ListNumber"/>
+      </w:pPr>
+      <w:r>
+        <w:t>The agent maps that language onto a named skill (</w:t>
+      </w:r>
+      <w:r>
+        <w:rPr>
+          <w:rFonts w:ascii="Consolas" w:hAnsi="Consolas"/>
+          <w:sz w:val="20"/>
+        </w:rPr>
+        <w:t>pressure_guardrail</w:t>
+      </w:r>
+      <w:r>
+        <w:t xml:space="preserve">, </w:t>
+      </w:r>
+      <w:r>
+        <w:rPr>
+          <w:rFonts w:ascii="Consolas" w:hAnsi="Consolas"/>
+          <w:sz w:val="20"/>
+        </w:rPr>
+        <w:t>flow_guardrail</w:t>
+      </w:r>
+      <w:r>
+        <w:t xml:space="preserve">, </w:t>
+      </w:r>
+      <w:r>
+        <w:rPr>
+          <w:rFonts w:ascii="Consolas" w:hAnsi="Consolas"/>
+          <w:sz w:val="20"/>
+        </w:rPr>
+        <w:t>safe_powerdown</w:t>
+      </w:r>
+      <w:r>
+        <w:t>, …) through the Edge HTTP API.</w:t>
+      </w:r>
+    </w:p>
+    <w:p>
+      <w:pPr>
+        <w:pStyle w:val="ListNumber"/>
+      </w:pPr>
+      <w:r>
+        <w:t>The twin gate refuses a hardware start unless the identical procedure hash passed on the simulator within 24 hours.</w:t>
+      </w:r>
+    </w:p>
+    <w:p>
+      <w:pPr>
+        <w:pStyle w:val="ListNumber"/>
+      </w:pPr>
+      <w:r>
+        <w:t>The kernel samples ADS1115 A0/A1, GPIO24 (E-stop sense), and its own latch state, then commands GPIO23.</w:t>
+      </w:r>
+    </w:p>
+    <w:p>
+      <w:pPr>
+        <w:pStyle w:val="ListNumber"/>
+      </w:pPr>
+      <w:r>
+        <w:t xml:space="preserve">Every run writes CSV, </w:t>
+      </w:r>
+      <w:r>
+        <w:rPr>
+          <w:rFonts w:ascii="Consolas" w:hAnsi="Consolas"/>
+          <w:sz w:val="20"/>
+        </w:rPr>
+        <w:t>run.json</w:t>
+      </w:r>
+      <w:r>
+        <w:t xml:space="preserve">, </w:t>
+      </w:r>
+      <w:r>
+        <w:rPr>
+          <w:rFonts w:ascii="Consolas" w:hAnsi="Consolas"/>
+          <w:sz w:val="20"/>
+        </w:rPr>
+        <w:t>report.md</w:t>
+      </w:r>
+      <w:r>
+        <w:t>, events, checks, and SHA-256 checksums.</w:t>
+      </w:r>
+    </w:p>
+    <w:p>
+      <w:r>
+        <w:t xml:space="preserve">The technology stack on the proven path is: Raspberry Pi 3 Model A+; Python Edge service; </w:t>
+      </w:r>
+      <w:r>
+        <w:rPr>
+          <w:rFonts w:ascii="Consolas" w:hAnsi="Consolas"/>
+          <w:sz w:val="20"/>
+        </w:rPr>
+        <w:t>gpiozero</w:t>
+      </w:r>
+      <w:r>
+        <w:t xml:space="preserve"> with the </w:t>
+      </w:r>
+      <w:r>
+        <w:rPr>
+          <w:rFonts w:ascii="Consolas" w:hAnsi="Consolas"/>
+          <w:sz w:val="20"/>
+        </w:rPr>
+        <w:t>lgpio</w:t>
+      </w:r>
+      <w:r>
+        <w:t xml:space="preserve"> pin factory as the kernel's internal driver (not an operator tool); Studio in the browser; Fake as the runtime agent. Claude Sonnet 4.5 and OpenAI GPT-4.1-mini are present as adapters and are not the proven bench path.</w:t>
+      </w:r>
+    </w:p>
+    <w:p>
+      <w:pPr>
+        <w:pStyle w:val="Heading3"/>
+      </w:pPr>
+      <w:r>
+        <w:t>2.5 As-built circuit map</w:t>
+      </w:r>
+    </w:p>
+    <w:p>
+      <w:r>
+        <w:t xml:space="preserve">The drawing below is the </w:t>
+      </w:r>
+      <w:r>
+        <w:rPr>
+          <w:b/>
+        </w:rPr>
+        <w:t>tested</w:t>
+      </w:r>
+      <w:r>
+        <w:t xml:space="preserve"> 12 September dry-bench circuit, not a proposed sketch. It is the canonical as-built map asked for on 7 September. Source files: </w:t>
+      </w:r>
+      <w:r>
+        <w:rPr>
+          <w:rFonts w:ascii="Consolas" w:hAnsi="Consolas"/>
+          <w:sz w:val="20"/>
+        </w:rPr>
+        <w:t>docs/phase3/diagrams/CertaRig_Phase3_Final_AsBuilt_Circuit.svg</w:t>
+      </w:r>
+      <w:r>
+        <w:t xml:space="preserve"> / </w:t>
+      </w:r>
+      <w:r>
+        <w:rPr>
+          <w:rFonts w:ascii="Consolas" w:hAnsi="Consolas"/>
+          <w:sz w:val="20"/>
+        </w:rPr>
+        <w:t>.png</w:t>
+      </w:r>
+      <w:r>
+        <w:t xml:space="preserve"> / </w:t>
+      </w:r>
+      <w:r>
+        <w:rPr>
+          <w:rFonts w:ascii="Consolas" w:hAnsi="Consolas"/>
+          <w:sz w:val="20"/>
+        </w:rPr>
+        <w:t>.pdf</w:t>
+      </w:r>
+      <w:r>
+        <w:t>.</w:t>
+      </w:r>
+    </w:p>
+    <w:p>
+      <w:pPr>
+        <w:jc w:val="center"/>
+      </w:pPr>
+      <w:r>
+        <w:drawing>
+          <wp:inline xmlns:a="http://schemas.openxmlformats.org/drawingml/2006/main" xmlns:pic="http://schemas.openxmlformats.org/drawingml/2006/picture">
+            <wp:extent cx="5760720" cy="4032504"/>
+            <wp:docPr id="2" name="Picture 2"/>
+            <wp:cNvGraphicFramePr>
+              <a:graphicFrameLocks noChangeAspect="1"/>
+            </wp:cNvGraphicFramePr>
+            <a:graphic>
+              <a:graphicData uri="http://schemas.openxmlformats.org/drawingml/2006/picture">
+                <pic:pic>
+                  <pic:nvPicPr>
+                    <pic:cNvPr id="0" name="figure_asbuilt_circuit.png"/>
+                    <pic:cNvPicPr/>
+                  </pic:nvPicPr>
+                  <pic:blipFill>
+                    <a:blip r:embed="rId10"/>
+                    <a:stretch>
+                      <a:fillRect/>
+                    </a:stretch>
+                  </pic:blipFill>
+                  <pic:spPr>
+                    <a:xfrm>
+                      <a:off x="0" y="0"/>
+                      <a:ext cx="5760720" cy="4032504"/>
+                    </a:xfrm>
+                    <a:prstGeom prst="rect"/>
+                  </pic:spPr>
+                </pic:pic>
+              </a:graphicData>
+            </a:graphic>
+          </wp:inline>
+        </w:drawing>
+      </w:r>
+    </w:p>
+    <w:p>
+      <w:pPr>
+        <w:jc w:val="center"/>
+      </w:pPr>
+      <w:r>
+        <w:rPr>
+          <w:i/>
+          <w:color w:val="333333"/>
+          <w:sz w:val="20"/>
+        </w:rPr>
+        <w:t>Figure 2. Final as-built low-voltage dry-bench circuit, verified 12 September 2026.</w:t>
+      </w:r>
+    </w:p>
+    <w:p/>
+    <w:p>
+      <w:r>
+        <w:rPr>
+          <w:b/>
+        </w:rPr>
+        <w:t>Figure 2.</w:t>
+      </w:r>
+      <w:r>
+        <w:t xml:space="preserve"> Raspberry Pi 3 Model A+, ADS1115 at I²C </w:t>
+      </w:r>
+      <w:r>
+        <w:rPr>
+          <w:rFonts w:ascii="Consolas" w:hAnsi="Consolas"/>
+          <w:sz w:val="20"/>
+        </w:rPr>
+        <w:t>0x48</w:t>
+      </w:r>
+      <w:r>
+        <w:t>, two 10 kΩ panel potentiometers as pressure (P1 → A0) and flow (P2 → A1) emulators, dual-NC latching E-stop, BC547 relay interface, 1 A fused 5 V branch, K1-only relay module, red inhibited lamp and green permitted lamp. No second 5 V supply. No mains, pump, valve, or hydraulic load.</w:t>
+      </w:r>
+    </w:p>
+    <w:p>
+      <w:r>
+        <w:t>Verified pin map (physical pin ≠ BCM number):</w:t>
+      </w:r>
+    </w:p>
+    <w:tbl>
+      <w:tblPr>
+        <w:tblStyle w:val="LightGrid-Accent1"/>
+        <w:tblW w:type="auto" w:w="0"/>
+        <w:jc w:val="center"/>
+        <w:tblLook w:firstColumn="1" w:firstRow="1" w:lastColumn="0" w:lastRow="0" w:noHBand="0" w:noVBand="1" w:val="04A0"/>
+      </w:tblPr>
+      <w:tblGrid>
+        <w:gridCol w:w="2880"/>
+        <w:gridCol w:w="2880"/>
+        <w:gridCol w:w="2880"/>
+      </w:tblGrid>
+      <w:tr>
+        <w:tc>
+          <w:tcPr>
+            <w:tcW w:type="dxa" w:w="2880"/>
+          </w:tcPr>
+          <w:p>
+            <w:r>
+              <w:rPr>
+                <w:b/>
+                <w:sz w:val="20"/>
+              </w:rPr>
+            </w:r>
+            <w:r>
+              <w:rPr>
+                <w:b/>
+                <w:sz w:val="20"/>
+              </w:rPr>
+              <w:t>Physical pin</w:t>
+            </w:r>
+          </w:p>
+        </w:tc>
+        <w:tc>
+          <w:tcPr>
+            <w:tcW w:type="dxa" w:w="2880"/>
+          </w:tcPr>
+          <w:p>
+            <w:r>
+              <w:rPr>
+                <w:b/>
+                <w:sz w:val="20"/>
+              </w:rPr>
+            </w:r>
+            <w:r>
+              <w:rPr>
+                <w:b/>
+                <w:sz w:val="20"/>
+              </w:rPr>
+              <w:t>BCM</w:t>
+            </w:r>
+          </w:p>
+        </w:tc>
+        <w:tc>
+          <w:tcPr>
+            <w:tcW w:type="dxa" w:w="2880"/>
+          </w:tcPr>
+          <w:p>
+            <w:r>
+              <w:rPr>
+                <w:b/>
+                <w:sz w:val="20"/>
+              </w:rPr>
+            </w:r>
+            <w:r>
+              <w:rPr>
+                <w:b/>
+                <w:sz w:val="20"/>
+              </w:rPr>
+              <w:t>As-built connection</w:t>
+            </w:r>
+          </w:p>
+        </w:tc>
+      </w:tr>
+      <w:tr>
+        <w:tc>
+          <w:tcPr>
+            <w:tcW w:type="dxa" w:w="2880"/>
+          </w:tcPr>
+          <w:p>
+            <w:r>
+              <w:rPr>
+                <w:sz w:val="20"/>
+              </w:rPr>
+            </w:r>
+            <w:r>
+              <w:rPr>
+                <w:sz w:val="20"/>
+              </w:rPr>
+              <w:t>1</w:t>
+            </w:r>
+          </w:p>
+        </w:tc>
+        <w:tc>
+          <w:tcPr>
+            <w:tcW w:type="dxa" w:w="2880"/>
+          </w:tcPr>
+          <w:p>
+            <w:r>
+              <w:rPr>
+                <w:sz w:val="20"/>
+              </w:rPr>
+            </w:r>
+            <w:r>
+              <w:rPr>
+                <w:sz w:val="20"/>
+              </w:rPr>
+              <w:t>3V3</w:t>
+            </w:r>
+          </w:p>
+        </w:tc>
+        <w:tc>
+          <w:tcPr>
+            <w:tcW w:type="dxa" w:w="2880"/>
+          </w:tcPr>
+          <w:p>
+            <w:r>
+              <w:rPr>
+                <w:sz w:val="20"/>
+              </w:rPr>
+            </w:r>
+            <w:r>
+              <w:rPr>
+                <w:sz w:val="20"/>
+              </w:rPr>
+              <w:t>ADS1115 VDD</w:t>
+            </w:r>
+          </w:p>
+        </w:tc>
+      </w:tr>
+      <w:tr>
+        <w:tc>
+          <w:tcPr>
+            <w:tcW w:type="dxa" w:w="2880"/>
+          </w:tcPr>
+          <w:p>
+            <w:r>
+              <w:rPr>
+                <w:sz w:val="20"/>
+              </w:rPr>
+            </w:r>
+            <w:r>
+              <w:rPr>
+                <w:sz w:val="20"/>
+              </w:rPr>
+              <w:t>2</w:t>
+            </w:r>
+          </w:p>
+        </w:tc>
+        <w:tc>
+          <w:tcPr>
+            <w:tcW w:type="dxa" w:w="2880"/>
+          </w:tcPr>
+          <w:p>
+            <w:r>
+              <w:rPr>
+                <w:sz w:val="20"/>
+              </w:rPr>
+            </w:r>
+            <w:r>
+              <w:rPr>
+                <w:sz w:val="20"/>
+              </w:rPr>
+              <w:t>5V</w:t>
+            </w:r>
+          </w:p>
+        </w:tc>
+        <w:tc>
+          <w:tcPr>
+            <w:tcW w:type="dxa" w:w="2880"/>
+          </w:tcPr>
+          <w:p>
+            <w:r>
+              <w:rPr>
+                <w:sz w:val="20"/>
+              </w:rPr>
+            </w:r>
+            <w:r>
+              <w:rPr>
+                <w:sz w:val="20"/>
+              </w:rPr>
+              <w:t xml:space="preserve">1 A fuse → </w:t>
+            </w:r>
+            <w:r>
+              <w:rPr>
+                <w:rFonts w:ascii="Consolas" w:hAnsi="Consolas"/>
+                <w:sz w:val="20"/>
+              </w:rPr>
+              <w:t>FUSED_5V</w:t>
+            </w:r>
+          </w:p>
+        </w:tc>
+      </w:tr>
+      <w:tr>
+        <w:tc>
+          <w:tcPr>
+            <w:tcW w:type="dxa" w:w="2880"/>
+          </w:tcPr>
+          <w:p>
+            <w:r>
+              <w:rPr>
+                <w:sz w:val="20"/>
+              </w:rPr>
+            </w:r>
+            <w:r>
+              <w:rPr>
+                <w:sz w:val="20"/>
+              </w:rPr>
+              <w:t>3</w:t>
+            </w:r>
+          </w:p>
+        </w:tc>
+        <w:tc>
+          <w:tcPr>
+            <w:tcW w:type="dxa" w:w="2880"/>
+          </w:tcPr>
+          <w:p>
+            <w:r>
+              <w:rPr>
+                <w:sz w:val="20"/>
+              </w:rPr>
+            </w:r>
+            <w:r>
+              <w:rPr>
+                <w:sz w:val="20"/>
+              </w:rPr>
+              <w:t>GPIO2 / SDA1</w:t>
+            </w:r>
+          </w:p>
+        </w:tc>
+        <w:tc>
+          <w:tcPr>
+            <w:tcW w:type="dxa" w:w="2880"/>
+          </w:tcPr>
+          <w:p>
+            <w:r>
+              <w:rPr>
+                <w:sz w:val="20"/>
+              </w:rPr>
+            </w:r>
+            <w:r>
+              <w:rPr>
+                <w:sz w:val="20"/>
+              </w:rPr>
+              <w:t>ADS1115 SDA</w:t>
+            </w:r>
+          </w:p>
+        </w:tc>
+      </w:tr>
+      <w:tr>
+        <w:tc>
+          <w:tcPr>
+            <w:tcW w:type="dxa" w:w="2880"/>
+          </w:tcPr>
+          <w:p>
+            <w:r>
+              <w:rPr>
+                <w:sz w:val="20"/>
+              </w:rPr>
+            </w:r>
+            <w:r>
+              <w:rPr>
+                <w:sz w:val="20"/>
+              </w:rPr>
+              <w:t>5</w:t>
+            </w:r>
+          </w:p>
+        </w:tc>
+        <w:tc>
+          <w:tcPr>
+            <w:tcW w:type="dxa" w:w="2880"/>
+          </w:tcPr>
+          <w:p>
+            <w:r>
+              <w:rPr>
+                <w:sz w:val="20"/>
+              </w:rPr>
+            </w:r>
+            <w:r>
+              <w:rPr>
+                <w:sz w:val="20"/>
+              </w:rPr>
+              <w:t>GPIO3 / SCL1</w:t>
+            </w:r>
+          </w:p>
+        </w:tc>
+        <w:tc>
+          <w:tcPr>
+            <w:tcW w:type="dxa" w:w="2880"/>
+          </w:tcPr>
+          <w:p>
+            <w:r>
+              <w:rPr>
+                <w:sz w:val="20"/>
+              </w:rPr>
+            </w:r>
+            <w:r>
+              <w:rPr>
+                <w:sz w:val="20"/>
+              </w:rPr>
+              <w:t>ADS1115 SCL</w:t>
+            </w:r>
+          </w:p>
+        </w:tc>
+      </w:tr>
+      <w:tr>
+        <w:tc>
+          <w:tcPr>
+            <w:tcW w:type="dxa" w:w="2880"/>
+          </w:tcPr>
+          <w:p>
+            <w:r>
+              <w:rPr>
+                <w:sz w:val="20"/>
+              </w:rPr>
+            </w:r>
+            <w:r>
+              <w:rPr>
+                <w:sz w:val="20"/>
+              </w:rPr>
+              <w:t>6</w:t>
+            </w:r>
+          </w:p>
+        </w:tc>
+        <w:tc>
+          <w:tcPr>
+            <w:tcW w:type="dxa" w:w="2880"/>
+          </w:tcPr>
+          <w:p>
+            <w:r>
+              <w:rPr>
+                <w:sz w:val="20"/>
+              </w:rPr>
+            </w:r>
+            <w:r>
+              <w:rPr>
+                <w:sz w:val="20"/>
+              </w:rPr>
+              <w:t>GND</w:t>
+            </w:r>
+          </w:p>
+        </w:tc>
+        <w:tc>
+          <w:tcPr>
+            <w:tcW w:type="dxa" w:w="2880"/>
+          </w:tcPr>
+          <w:p>
+            <w:r>
+              <w:rPr>
+                <w:sz w:val="20"/>
+              </w:rPr>
+            </w:r>
+            <w:r>
+              <w:rPr>
+                <w:sz w:val="20"/>
+              </w:rPr>
+              <w:t>ADS1115 GND</w:t>
+            </w:r>
+          </w:p>
+        </w:tc>
+      </w:tr>
+      <w:tr>
+        <w:tc>
+          <w:tcPr>
+            <w:tcW w:type="dxa" w:w="2880"/>
+          </w:tcPr>
+          <w:p>
+            <w:r>
+              <w:rPr>
+                <w:sz w:val="20"/>
+              </w:rPr>
+            </w:r>
+            <w:r>
+              <w:rPr>
+                <w:sz w:val="20"/>
+              </w:rPr>
+              <w:t>9</w:t>
+            </w:r>
+          </w:p>
+        </w:tc>
+        <w:tc>
+          <w:tcPr>
+            <w:tcW w:type="dxa" w:w="2880"/>
+          </w:tcPr>
+          <w:p>
+            <w:r>
+              <w:rPr>
+                <w:sz w:val="20"/>
+              </w:rPr>
+            </w:r>
+            <w:r>
+              <w:rPr>
+                <w:sz w:val="20"/>
+              </w:rPr>
+              <w:t>GND</w:t>
+            </w:r>
+          </w:p>
+        </w:tc>
+        <w:tc>
+          <w:tcPr>
+            <w:tcW w:type="dxa" w:w="2880"/>
+          </w:tcPr>
+          <w:p>
+            <w:r>
+              <w:rPr>
+                <w:sz w:val="20"/>
+              </w:rPr>
+            </w:r>
+            <w:r>
+              <w:rPr>
+                <w:sz w:val="20"/>
+              </w:rPr>
+              <w:t>P2 flow-emulator GND</w:t>
+            </w:r>
+          </w:p>
+        </w:tc>
+      </w:tr>
+      <w:tr>
+        <w:tc>
+          <w:tcPr>
+            <w:tcW w:type="dxa" w:w="2880"/>
+          </w:tcPr>
+          <w:p>
+            <w:r>
+              <w:rPr>
+                <w:sz w:val="20"/>
+              </w:rPr>
+            </w:r>
+            <w:r>
+              <w:rPr>
+                <w:sz w:val="20"/>
+              </w:rPr>
+              <w:t>14</w:t>
+            </w:r>
+          </w:p>
+        </w:tc>
+        <w:tc>
+          <w:tcPr>
+            <w:tcW w:type="dxa" w:w="2880"/>
+          </w:tcPr>
+          <w:p>
+            <w:r>
+              <w:rPr>
+                <w:sz w:val="20"/>
+              </w:rPr>
+            </w:r>
+            <w:r>
+              <w:rPr>
+                <w:sz w:val="20"/>
+              </w:rPr>
+              <w:t>GND</w:t>
+            </w:r>
+          </w:p>
+        </w:tc>
+        <w:tc>
+          <w:tcPr>
+            <w:tcW w:type="dxa" w:w="2880"/>
+          </w:tcPr>
+          <w:p>
+            <w:r>
+              <w:rPr>
+                <w:sz w:val="20"/>
+              </w:rPr>
+            </w:r>
+            <w:r>
+              <w:rPr>
+                <w:sz w:val="20"/>
+              </w:rPr>
+              <w:t>P1 pressure-emulator GND</w:t>
+            </w:r>
+          </w:p>
+        </w:tc>
+      </w:tr>
+      <w:tr>
+        <w:tc>
+          <w:tcPr>
+            <w:tcW w:type="dxa" w:w="2880"/>
+          </w:tcPr>
+          <w:p>
+            <w:r>
+              <w:rPr>
+                <w:sz w:val="20"/>
+              </w:rPr>
+            </w:r>
+            <w:r>
+              <w:rPr>
+                <w:sz w:val="20"/>
+              </w:rPr>
+              <w:t>16</w:t>
+            </w:r>
+          </w:p>
+        </w:tc>
+        <w:tc>
+          <w:tcPr>
+            <w:tcW w:type="dxa" w:w="2880"/>
+          </w:tcPr>
+          <w:p>
+            <w:r>
+              <w:rPr>
+                <w:sz w:val="20"/>
+              </w:rPr>
+            </w:r>
+            <w:r>
+              <w:rPr>
+                <w:sz w:val="20"/>
+              </w:rPr>
+              <w:t>GPIO23</w:t>
+            </w:r>
+          </w:p>
+        </w:tc>
+        <w:tc>
+          <w:tcPr>
+            <w:tcW w:type="dxa" w:w="2880"/>
+          </w:tcPr>
+          <w:p>
+            <w:r>
+              <w:rPr>
+                <w:sz w:val="20"/>
+              </w:rPr>
+            </w:r>
+            <w:r>
+              <w:rPr>
+                <w:sz w:val="20"/>
+              </w:rPr>
+              <w:t>1 kΩ into BC547 base (relay command)</w:t>
+            </w:r>
+          </w:p>
+        </w:tc>
+      </w:tr>
+      <w:tr>
+        <w:tc>
+          <w:tcPr>
+            <w:tcW w:type="dxa" w:w="2880"/>
+          </w:tcPr>
+          <w:p>
+            <w:r>
+              <w:rPr>
+                <w:sz w:val="20"/>
+              </w:rPr>
+            </w:r>
+            <w:r>
+              <w:rPr>
+                <w:sz w:val="20"/>
+              </w:rPr>
+              <w:t>17</w:t>
+            </w:r>
+          </w:p>
+        </w:tc>
+        <w:tc>
+          <w:tcPr>
+            <w:tcW w:type="dxa" w:w="2880"/>
+          </w:tcPr>
+          <w:p>
+            <w:r>
+              <w:rPr>
+                <w:sz w:val="20"/>
+              </w:rPr>
+            </w:r>
+            <w:r>
+              <w:rPr>
+                <w:sz w:val="20"/>
+              </w:rPr>
+              <w:t>3V3</w:t>
+            </w:r>
+          </w:p>
+        </w:tc>
+        <w:tc>
+          <w:tcPr>
+            <w:tcW w:type="dxa" w:w="2880"/>
+          </w:tcPr>
+          <w:p>
+            <w:r>
+              <w:rPr>
+                <w:sz w:val="20"/>
+              </w:rPr>
+            </w:r>
+            <w:r>
+              <w:rPr>
+                <w:sz w:val="20"/>
+              </w:rPr>
+              <w:t>Shared P1/P2 hub only</w:t>
+            </w:r>
+          </w:p>
+        </w:tc>
+      </w:tr>
+      <w:tr>
+        <w:tc>
+          <w:tcPr>
+            <w:tcW w:type="dxa" w:w="2880"/>
+          </w:tcPr>
+          <w:p>
+            <w:r>
+              <w:rPr>
+                <w:sz w:val="20"/>
+              </w:rPr>
+            </w:r>
+            <w:r>
+              <w:rPr>
+                <w:sz w:val="20"/>
+              </w:rPr>
+              <w:t>18</w:t>
+            </w:r>
+          </w:p>
+        </w:tc>
+        <w:tc>
+          <w:tcPr>
+            <w:tcW w:type="dxa" w:w="2880"/>
+          </w:tcPr>
+          <w:p>
+            <w:r>
+              <w:rPr>
+                <w:sz w:val="20"/>
+              </w:rPr>
+            </w:r>
+            <w:r>
+              <w:rPr>
+                <w:sz w:val="20"/>
+              </w:rPr>
+              <w:t>GPIO24</w:t>
+            </w:r>
+          </w:p>
+        </w:tc>
+        <w:tc>
+          <w:tcPr>
+            <w:tcW w:type="dxa" w:w="2880"/>
+          </w:tcPr>
+          <w:p>
+            <w:r>
+              <w:rPr>
+                <w:sz w:val="20"/>
+              </w:rPr>
+            </w:r>
+            <w:r>
+              <w:rPr>
+                <w:sz w:val="20"/>
+              </w:rPr>
+              <w:t>E-stop NC1 sense (internal pull-up; raw LOW = healthy/released)</w:t>
+            </w:r>
+          </w:p>
+        </w:tc>
+      </w:tr>
+      <w:tr>
+        <w:tc>
+          <w:tcPr>
+            <w:tcW w:type="dxa" w:w="2880"/>
+          </w:tcPr>
+          <w:p>
+            <w:r>
+              <w:rPr>
+                <w:sz w:val="20"/>
+              </w:rPr>
+            </w:r>
+            <w:r>
+              <w:rPr>
+                <w:sz w:val="20"/>
+              </w:rPr>
+              <w:t>20</w:t>
+            </w:r>
+          </w:p>
+        </w:tc>
+        <w:tc>
+          <w:tcPr>
+            <w:tcW w:type="dxa" w:w="2880"/>
+          </w:tcPr>
+          <w:p>
+            <w:r>
+              <w:rPr>
+                <w:sz w:val="20"/>
+              </w:rPr>
+            </w:r>
+            <w:r>
+              <w:rPr>
+                <w:sz w:val="20"/>
+              </w:rPr>
+              <w:t>GND</w:t>
+            </w:r>
+          </w:p>
+        </w:tc>
+        <w:tc>
+          <w:tcPr>
+            <w:tcW w:type="dxa" w:w="2880"/>
+          </w:tcPr>
+          <w:p>
+            <w:r>
+              <w:rPr>
+                <w:sz w:val="20"/>
+              </w:rPr>
+            </w:r>
+            <w:r>
+              <w:rPr>
+                <w:sz w:val="20"/>
+              </w:rPr>
+              <w:t>E-stop NC1 return</w:t>
+            </w:r>
+          </w:p>
+        </w:tc>
+      </w:tr>
+      <w:tr>
+        <w:tc>
+          <w:tcPr>
+            <w:tcW w:type="dxa" w:w="2880"/>
+          </w:tcPr>
+          <w:p>
+            <w:r>
+              <w:rPr>
+                <w:sz w:val="20"/>
+              </w:rPr>
+            </w:r>
+            <w:r>
+              <w:rPr>
+                <w:sz w:val="20"/>
+              </w:rPr>
+              <w:t>22</w:t>
+            </w:r>
+          </w:p>
+        </w:tc>
+        <w:tc>
+          <w:tcPr>
+            <w:tcW w:type="dxa" w:w="2880"/>
+          </w:tcPr>
+          <w:p>
+            <w:r>
+              <w:rPr>
+                <w:sz w:val="20"/>
+              </w:rPr>
+            </w:r>
+            <w:r>
+              <w:rPr>
+                <w:sz w:val="20"/>
+              </w:rPr>
+              <w:t>GPIO25</w:t>
+            </w:r>
+          </w:p>
+        </w:tc>
+        <w:tc>
+          <w:tcPr>
+            <w:tcW w:type="dxa" w:w="2880"/>
+          </w:tcPr>
+          <w:p>
+            <w:r>
+              <w:rPr>
+                <w:sz w:val="20"/>
+              </w:rPr>
+            </w:r>
+            <w:r>
+              <w:rPr>
+                <w:sz w:val="20"/>
+              </w:rPr>
+              <w:t>Unconnected</w:t>
+            </w:r>
+          </w:p>
+        </w:tc>
+      </w:tr>
+      <w:tr>
+        <w:tc>
+          <w:tcPr>
+            <w:tcW w:type="dxa" w:w="2880"/>
+          </w:tcPr>
+          <w:p>
+            <w:r>
+              <w:rPr>
+                <w:sz w:val="20"/>
+              </w:rPr>
+            </w:r>
+            <w:r>
+              <w:rPr>
+                <w:sz w:val="20"/>
+              </w:rPr>
+              <w:t>25</w:t>
+            </w:r>
+          </w:p>
+        </w:tc>
+        <w:tc>
+          <w:tcPr>
+            <w:tcW w:type="dxa" w:w="2880"/>
+          </w:tcPr>
+          <w:p>
+            <w:r>
+              <w:rPr>
+                <w:sz w:val="20"/>
+              </w:rPr>
+            </w:r>
+            <w:r>
+              <w:rPr>
+                <w:sz w:val="20"/>
+              </w:rPr>
+              <w:t>GND</w:t>
+            </w:r>
+          </w:p>
+        </w:tc>
+        <w:tc>
+          <w:tcPr>
+            <w:tcW w:type="dxa" w:w="2880"/>
+          </w:tcPr>
+          <w:p>
+            <w:r>
+              <w:rPr>
+                <w:sz w:val="20"/>
+              </w:rPr>
+            </w:r>
+            <w:r>
+              <w:rPr>
+                <w:sz w:val="20"/>
+              </w:rPr>
+              <w:t>Output / relay common</w:t>
+            </w:r>
+          </w:p>
+        </w:tc>
+      </w:tr>
+    </w:tbl>
+    <w:p/>
+    <w:p>
+      <w:r>
+        <w:t xml:space="preserve">Relay and indicators. S1 bridges LOW–COM. Relay lower/control COM has no external wire. CH2 is unused. K1 COM is fed from </w:t>
+      </w:r>
+      <w:r>
+        <w:rPr>
+          <w:rFonts w:ascii="Consolas" w:hAnsi="Consolas"/>
+          <w:sz w:val="20"/>
+        </w:rPr>
+        <w:t>FUSED_5V</w:t>
+      </w:r>
+      <w:r>
+        <w:t xml:space="preserve"> </w:t>
+      </w:r>
+      <w:r>
+        <w:rPr>
+          <w:b/>
+        </w:rPr>
+        <w:t>upstream of NC2</w:t>
+      </w:r>
+      <w:r>
+        <w:t xml:space="preserve"> so the red lamp remains available when the E-stop has removed relay-board power. K1 NC → 1 kΩ → red (inhibited). K1 NO → 1 kΩ → green (permitted). Both lamp negatives return to common ground. E-stop NC2 sits in the relay DC+ feed: latched/open removes coil power independently of software.</w:t>
+      </w:r>
+    </w:p>
+    <w:p>
+      <w:r>
+        <w:t>Verified truth table from the 12 September integrated bench:</w:t>
+      </w:r>
+    </w:p>
+    <w:tbl>
+      <w:tblPr>
+        <w:tblStyle w:val="LightGrid-Accent1"/>
+        <w:tblW w:type="auto" w:w="0"/>
+        <w:jc w:val="center"/>
+        <w:tblLook w:firstColumn="1" w:firstRow="1" w:lastColumn="0" w:lastRow="0" w:noHBand="0" w:noVBand="1" w:val="04A0"/>
+      </w:tblPr>
+      <w:tblGrid>
+        <w:gridCol w:w="4320"/>
+        <w:gridCol w:w="4320"/>
+      </w:tblGrid>
+      <w:tr>
+        <w:tc>
+          <w:tcPr>
+            <w:tcW w:type="dxa" w:w="4320"/>
+          </w:tcPr>
+          <w:p>
+            <w:r>
+              <w:rPr>
+                <w:b/>
+                <w:sz w:val="20"/>
+              </w:rPr>
+            </w:r>
+            <w:r>
+              <w:rPr>
+                <w:b/>
+                <w:sz w:val="20"/>
+              </w:rPr>
+              <w:t>Condition</w:t>
+            </w:r>
+          </w:p>
+        </w:tc>
+        <w:tc>
+          <w:tcPr>
+            <w:tcW w:type="dxa" w:w="4320"/>
+          </w:tcPr>
+          <w:p>
+            <w:r>
+              <w:rPr>
+                <w:b/>
+                <w:sz w:val="20"/>
+              </w:rPr>
+            </w:r>
+            <w:r>
+              <w:rPr>
+                <w:b/>
+                <w:sz w:val="20"/>
+              </w:rPr>
+              <w:t>Observed</w:t>
+            </w:r>
+          </w:p>
+        </w:tc>
+      </w:tr>
+      <w:tr>
+        <w:tc>
+          <w:tcPr>
+            <w:tcW w:type="dxa" w:w="4320"/>
+          </w:tcPr>
+          <w:p>
+            <w:r>
+              <w:rPr>
+                <w:sz w:val="20"/>
+              </w:rPr>
+            </w:r>
+            <w:r>
+              <w:rPr>
+                <w:sz w:val="20"/>
+              </w:rPr>
+              <w:t>E-stop released, before reset</w:t>
+            </w:r>
+          </w:p>
+        </w:tc>
+        <w:tc>
+          <w:tcPr>
+            <w:tcW w:type="dxa" w:w="4320"/>
+          </w:tcPr>
+          <w:p>
+            <w:r>
+              <w:rPr>
+                <w:sz w:val="20"/>
+              </w:rPr>
+            </w:r>
+            <w:r>
+              <w:rPr>
+                <w:sz w:val="20"/>
+              </w:rPr>
+              <w:t>Board powered; K1 off; red on; green off</w:t>
+            </w:r>
+          </w:p>
+        </w:tc>
+      </w:tr>
+      <w:tr>
+        <w:tc>
+          <w:tcPr>
+            <w:tcW w:type="dxa" w:w="4320"/>
+          </w:tcPr>
+          <w:p>
+            <w:r>
+              <w:rPr>
+                <w:sz w:val="20"/>
+              </w:rPr>
+            </w:r>
+            <w:r>
+              <w:rPr>
+                <w:sz w:val="20"/>
+              </w:rPr>
+              <w:t>Reset + permit accepted</w:t>
+            </w:r>
+          </w:p>
+        </w:tc>
+        <w:tc>
+          <w:tcPr>
+            <w:tcW w:type="dxa" w:w="4320"/>
+          </w:tcPr>
+          <w:p>
+            <w:r>
+              <w:rPr>
+                <w:sz w:val="20"/>
+              </w:rPr>
+            </w:r>
+            <w:r>
+              <w:rPr>
+                <w:sz w:val="20"/>
+              </w:rPr>
+              <w:t>GPIO23 HIGH; K1 on; red off; green on</w:t>
+            </w:r>
+          </w:p>
+        </w:tc>
+      </w:tr>
+      <w:tr>
+        <w:tc>
+          <w:tcPr>
+            <w:tcW w:type="dxa" w:w="4320"/>
+          </w:tcPr>
+          <w:p>
+            <w:r>
+              <w:rPr>
+                <w:sz w:val="20"/>
+              </w:rPr>
+            </w:r>
+            <w:r>
+              <w:rPr>
+                <w:sz w:val="20"/>
+              </w:rPr>
+              <w:t>E-stop latched / open</w:t>
+            </w:r>
+          </w:p>
+        </w:tc>
+        <w:tc>
+          <w:tcPr>
+            <w:tcW w:type="dxa" w:w="4320"/>
+          </w:tcPr>
+          <w:p>
+            <w:r>
+              <w:rPr>
+                <w:sz w:val="20"/>
+              </w:rPr>
+            </w:r>
+            <w:r>
+              <w:rPr>
+                <w:sz w:val="20"/>
+              </w:rPr>
+              <w:t>Relay DC+ removed; GPIO23 LOW; K1 off</w:t>
+            </w:r>
+          </w:p>
+        </w:tc>
+      </w:tr>
+      <w:tr>
+        <w:tc>
+          <w:tcPr>
+            <w:tcW w:type="dxa" w:w="4320"/>
+          </w:tcPr>
+          <w:p>
+            <w:r>
+              <w:rPr>
+                <w:sz w:val="20"/>
+              </w:rPr>
+            </w:r>
+            <w:r>
+              <w:rPr>
+                <w:sz w:val="20"/>
+              </w:rPr>
+              <w:t>Release after trip</w:t>
+            </w:r>
+          </w:p>
+        </w:tc>
+        <w:tc>
+          <w:tcPr>
+            <w:tcW w:type="dxa" w:w="4320"/>
+          </w:tcPr>
+          <w:p>
+            <w:r>
+              <w:rPr>
+                <w:sz w:val="20"/>
+              </w:rPr>
+            </w:r>
+            <w:r>
+              <w:rPr>
+                <w:sz w:val="20"/>
+              </w:rPr>
+              <w:t>K1 remains off until explicit reset + new permit</w:t>
+            </w:r>
+          </w:p>
+        </w:tc>
+      </w:tr>
+    </w:tbl>
+    <w:p/>
+    <w:p>
+      <w:r>
+        <w:t xml:space="preserve">Honesty notes that belong with the drawing: the inhibited lamp is </w:t>
+      </w:r>
+      <w:r>
+        <w:rPr>
+          <w:b/>
+        </w:rPr>
+        <w:t>red</w:t>
+      </w:r>
+      <w:r>
+        <w:t xml:space="preserve"> in this build (earlier inventory text said yellow for the same function). GPIO25 / CH2 were left empty on purpose. The optional broken-NC1 injection was </w:t>
+      </w:r>
+      <w:r>
+        <w:rPr>
+          <w:b/>
+        </w:rPr>
+        <w:t>not</w:t>
+      </w:r>
+      <w:r>
+        <w:t xml:space="preserve"> performed. Commanded GPIO23 is not a measurement of relay contact motion.</w:t>
+      </w:r>
+    </w:p>
+    <w:p>
+      <w:pPr>
+        <w:pStyle w:val="Heading3"/>
+      </w:pPr>
+      <w:r>
+        <w:t>2.6 Bill of materials</w:t>
+      </w:r>
+    </w:p>
+    <w:p>
+      <w:r>
+        <w:t xml:space="preserve">Purchased hardware is Robu invoice </w:t>
+      </w:r>
+      <w:r>
+        <w:rPr>
+          <w:b/>
+        </w:rPr>
+        <w:t>INV2627/225826</w:t>
+      </w:r>
+      <w:r>
+        <w:t xml:space="preserve"> dated 4 September 2026 (17 physical product lines, inventory IDs R01–R17). Visual receipt was mapped to photographs IMG_1835–IMG_1850 on 6 September. Electrical acceptance and the as-built roles below are from the 9–12 September bench, not from the unboxing photos. The working register is </w:t>
+      </w:r>
+      <w:r>
+        <w:rPr>
+          <w:rFonts w:ascii="Consolas" w:hAnsi="Consolas"/>
+          <w:sz w:val="20"/>
+        </w:rPr>
+        <w:t>docs/phase3/CertaRig_Phase_3_Hardware_Inventory_Register_2026-09-06.md</w:t>
+      </w:r>
+      <w:r>
+        <w:t>.</w:t>
+      </w:r>
+    </w:p>
+    <w:p>
+      <w:r>
+        <w:rPr>
+          <w:b/>
+        </w:rPr>
+        <w:t>Installed on the 12 September as-built bench</w:t>
+      </w:r>
+    </w:p>
+    <w:tbl>
+      <w:tblPr>
+        <w:tblStyle w:val="LightGrid-Accent1"/>
+        <w:tblW w:type="auto" w:w="0"/>
+        <w:jc w:val="center"/>
+        <w:tblLook w:firstColumn="1" w:firstRow="1" w:lastColumn="0" w:lastRow="0" w:noHBand="0" w:noVBand="1" w:val="04A0"/>
+      </w:tblPr>
+      <w:tblGrid>
+        <w:gridCol w:w="2160"/>
+        <w:gridCol w:w="2160"/>
+        <w:gridCol w:w="2160"/>
+        <w:gridCol w:w="2160"/>
+      </w:tblGrid>
+      <w:tr>
+        <w:tc>
+          <w:tcPr>
+            <w:tcW w:type="dxa" w:w="2160"/>
+          </w:tcPr>
+          <w:p>
+            <w:r>
+              <w:rPr>
+                <w:b/>
+                <w:sz w:val="20"/>
+              </w:rPr>
+            </w:r>
+            <w:r>
+              <w:rPr>
+                <w:b/>
+                <w:sz w:val="20"/>
+              </w:rPr>
+              <w:t>ID</w:t>
+            </w:r>
+          </w:p>
+        </w:tc>
+        <w:tc>
+          <w:tcPr>
+            <w:tcW w:type="dxa" w:w="2160"/>
+          </w:tcPr>
+          <w:p>
+            <w:r>
+              <w:rPr>
+                <w:b/>
+                <w:sz w:val="20"/>
+              </w:rPr>
+            </w:r>
+            <w:r>
+              <w:rPr>
+                <w:b/>
+                <w:sz w:val="20"/>
+              </w:rPr>
+              <w:t>Item (as invoiced)</w:t>
+            </w:r>
+          </w:p>
+        </w:tc>
+        <w:tc>
+          <w:tcPr>
+            <w:tcW w:type="dxa" w:w="2160"/>
+          </w:tcPr>
+          <w:p>
+            <w:r>
+              <w:rPr>
+                <w:b/>
+                <w:sz w:val="20"/>
+              </w:rPr>
+            </w:r>
+            <w:r>
+              <w:rPr>
+                <w:b/>
+                <w:sz w:val="20"/>
+              </w:rPr>
+              <w:t>Qty on bench</w:t>
+            </w:r>
+          </w:p>
+        </w:tc>
+        <w:tc>
+          <w:tcPr>
+            <w:tcW w:type="dxa" w:w="2160"/>
+          </w:tcPr>
+          <w:p>
+            <w:r>
+              <w:rPr>
+                <w:b/>
+                <w:sz w:val="20"/>
+              </w:rPr>
+            </w:r>
+            <w:r>
+              <w:rPr>
+                <w:b/>
+                <w:sz w:val="20"/>
+              </w:rPr>
+              <w:t>As-built role</w:t>
+            </w:r>
+          </w:p>
+        </w:tc>
+      </w:tr>
+      <w:tr>
+        <w:tc>
+          <w:tcPr>
+            <w:tcW w:type="dxa" w:w="2160"/>
+          </w:tcPr>
+          <w:p>
+            <w:r>
+              <w:rPr>
+                <w:sz w:val="20"/>
+              </w:rPr>
+            </w:r>
+            <w:r>
+              <w:rPr>
+                <w:sz w:val="20"/>
+              </w:rPr>
+              <w:t>R16</w:t>
+            </w:r>
+          </w:p>
+        </w:tc>
+        <w:tc>
+          <w:tcPr>
+            <w:tcW w:type="dxa" w:w="2160"/>
+          </w:tcPr>
+          <w:p>
+            <w:r>
+              <w:rPr>
+                <w:sz w:val="20"/>
+              </w:rPr>
+            </w:r>
+            <w:r>
+              <w:rPr>
+                <w:sz w:val="20"/>
+              </w:rPr>
+              <w:t>Raspberry Pi 3 Model A+</w:t>
+            </w:r>
+          </w:p>
+        </w:tc>
+        <w:tc>
+          <w:tcPr>
+            <w:tcW w:type="dxa" w:w="2160"/>
+          </w:tcPr>
+          <w:p>
+            <w:r>
+              <w:rPr>
+                <w:sz w:val="20"/>
+              </w:rPr>
+            </w:r>
+            <w:r>
+              <w:rPr>
+                <w:sz w:val="20"/>
+              </w:rPr>
+              <w:t>1</w:t>
+            </w:r>
+          </w:p>
+        </w:tc>
+        <w:tc>
+          <w:tcPr>
+            <w:tcW w:type="dxa" w:w="2160"/>
+          </w:tcPr>
+          <w:p>
+            <w:r>
+              <w:rPr>
+                <w:sz w:val="20"/>
+              </w:rPr>
+            </w:r>
+            <w:r>
+              <w:rPr>
+                <w:sz w:val="20"/>
+              </w:rPr>
+              <w:t>Edge computer; kernel, Edge API, evidence</w:t>
+            </w:r>
+          </w:p>
+        </w:tc>
+      </w:tr>
+      <w:tr>
+        <w:tc>
+          <w:tcPr>
+            <w:tcW w:type="dxa" w:w="2160"/>
+          </w:tcPr>
+          <w:p>
+            <w:r>
+              <w:rPr>
+                <w:sz w:val="20"/>
+              </w:rPr>
+            </w:r>
+            <w:r>
+              <w:rPr>
+                <w:sz w:val="20"/>
+              </w:rPr>
+              <w:t>R13</w:t>
+            </w:r>
+          </w:p>
+        </w:tc>
+        <w:tc>
+          <w:tcPr>
+            <w:tcW w:type="dxa" w:w="2160"/>
+          </w:tcPr>
+          <w:p>
+            <w:r>
+              <w:rPr>
+                <w:sz w:val="20"/>
+              </w:rPr>
+            </w:r>
+            <w:r>
+              <w:rPr>
+                <w:sz w:val="20"/>
+              </w:rPr>
+              <w:t>ADS1115 16-bit I²C ADC module</w:t>
+            </w:r>
+          </w:p>
+        </w:tc>
+        <w:tc>
+          <w:tcPr>
+            <w:tcW w:type="dxa" w:w="2160"/>
+          </w:tcPr>
+          <w:p>
+            <w:r>
+              <w:rPr>
+                <w:sz w:val="20"/>
+              </w:rPr>
+            </w:r>
+            <w:r>
+              <w:rPr>
+                <w:sz w:val="20"/>
+              </w:rPr>
+              <w:t>1 of 2</w:t>
+            </w:r>
+          </w:p>
+        </w:tc>
+        <w:tc>
+          <w:tcPr>
+            <w:tcW w:type="dxa" w:w="2160"/>
+          </w:tcPr>
+          <w:p>
+            <w:r>
+              <w:rPr>
+                <w:sz w:val="20"/>
+              </w:rPr>
+            </w:r>
+            <w:r>
+              <w:rPr>
+                <w:sz w:val="20"/>
+              </w:rPr>
+              <w:t>Pressure/flow analogue front-end at 0x48</w:t>
+            </w:r>
+          </w:p>
+        </w:tc>
+      </w:tr>
+      <w:tr>
+        <w:tc>
+          <w:tcPr>
+            <w:tcW w:type="dxa" w:w="2160"/>
+          </w:tcPr>
+          <w:p>
+            <w:r>
+              <w:rPr>
+                <w:sz w:val="20"/>
+              </w:rPr>
+            </w:r>
+            <w:r>
+              <w:rPr>
+                <w:sz w:val="20"/>
+              </w:rPr>
+              <w:t>R15</w:t>
+            </w:r>
+          </w:p>
+        </w:tc>
+        <w:tc>
+          <w:tcPr>
+            <w:tcW w:type="dxa" w:w="2160"/>
+          </w:tcPr>
+          <w:p>
+            <w:r>
+              <w:rPr>
+                <w:sz w:val="20"/>
+              </w:rPr>
+            </w:r>
+            <w:r>
+              <w:rPr>
+                <w:sz w:val="20"/>
+              </w:rPr>
+              <w:t>TE 23ESA 10 kΩ panel potentiometer</w:t>
+            </w:r>
+          </w:p>
+        </w:tc>
+        <w:tc>
+          <w:tcPr>
+            <w:tcW w:type="dxa" w:w="2160"/>
+          </w:tcPr>
+          <w:p>
+            <w:r>
+              <w:rPr>
+                <w:sz w:val="20"/>
+              </w:rPr>
+            </w:r>
+            <w:r>
+              <w:rPr>
+                <w:sz w:val="20"/>
+              </w:rPr>
+              <w:t>2 of 3</w:t>
+            </w:r>
+          </w:p>
+        </w:tc>
+        <w:tc>
+          <w:tcPr>
+            <w:tcW w:type="dxa" w:w="2160"/>
+          </w:tcPr>
+          <w:p>
+            <w:r>
+              <w:rPr>
+                <w:sz w:val="20"/>
+              </w:rPr>
+            </w:r>
+            <w:r>
+              <w:rPr>
+                <w:sz w:val="20"/>
+              </w:rPr>
+              <w:t>P1 pressure emulator, P2 flow emulator</w:t>
+            </w:r>
+          </w:p>
+        </w:tc>
+      </w:tr>
+      <w:tr>
+        <w:tc>
+          <w:tcPr>
+            <w:tcW w:type="dxa" w:w="2160"/>
+          </w:tcPr>
+          <w:p>
+            <w:r>
+              <w:rPr>
+                <w:sz w:val="20"/>
+              </w:rPr>
+            </w:r>
+            <w:r>
+              <w:rPr>
+                <w:sz w:val="20"/>
+              </w:rPr>
+              <w:t>R08</w:t>
+            </w:r>
+          </w:p>
+        </w:tc>
+        <w:tc>
+          <w:tcPr>
+            <w:tcW w:type="dxa" w:w="2160"/>
+          </w:tcPr>
+          <w:p>
+            <w:r>
+              <w:rPr>
+                <w:sz w:val="20"/>
+              </w:rPr>
+            </w:r>
+            <w:r>
+              <w:rPr>
+                <w:sz w:val="20"/>
+              </w:rPr>
+              <w:t>LANBOO LB16SM 16 mm latching E-stop (2C-2NC)</w:t>
+            </w:r>
+          </w:p>
+        </w:tc>
+        <w:tc>
+          <w:tcPr>
+            <w:tcW w:type="dxa" w:w="2160"/>
+          </w:tcPr>
+          <w:p>
+            <w:r>
+              <w:rPr>
+                <w:sz w:val="20"/>
+              </w:rPr>
+            </w:r>
+            <w:r>
+              <w:rPr>
+                <w:sz w:val="20"/>
+              </w:rPr>
+              <w:t>1</w:t>
+            </w:r>
+          </w:p>
+        </w:tc>
+        <w:tc>
+          <w:tcPr>
+            <w:tcW w:type="dxa" w:w="2160"/>
+          </w:tcPr>
+          <w:p>
+            <w:r>
+              <w:rPr>
+                <w:sz w:val="20"/>
+              </w:rPr>
+            </w:r>
+            <w:r>
+              <w:rPr>
+                <w:sz w:val="20"/>
+              </w:rPr>
+              <w:t>NC1 software sense; NC2 relay-power interlock</w:t>
+            </w:r>
+          </w:p>
+        </w:tc>
+      </w:tr>
+      <w:tr>
+        <w:tc>
+          <w:tcPr>
+            <w:tcW w:type="dxa" w:w="2160"/>
+          </w:tcPr>
+          <w:p>
+            <w:r>
+              <w:rPr>
+                <w:sz w:val="20"/>
+              </w:rPr>
+            </w:r>
+            <w:r>
+              <w:rPr>
+                <w:sz w:val="20"/>
+              </w:rPr>
+              <w:t>R14</w:t>
+            </w:r>
+          </w:p>
+        </w:tc>
+        <w:tc>
+          <w:tcPr>
+            <w:tcW w:type="dxa" w:w="2160"/>
+          </w:tcPr>
+          <w:p>
+            <w:r>
+              <w:rPr>
+                <w:sz w:val="20"/>
+              </w:rPr>
+            </w:r>
+            <w:r>
+              <w:rPr>
+                <w:sz w:val="20"/>
+              </w:rPr>
+              <w:t>2-channel 5 V optocoupled relay module</w:t>
+            </w:r>
+          </w:p>
+        </w:tc>
+        <w:tc>
+          <w:tcPr>
+            <w:tcW w:type="dxa" w:w="2160"/>
+          </w:tcPr>
+          <w:p>
+            <w:r>
+              <w:rPr>
+                <w:sz w:val="20"/>
+              </w:rPr>
+            </w:r>
+            <w:r>
+              <w:rPr>
+                <w:sz w:val="20"/>
+              </w:rPr>
+              <w:t>1</w:t>
+            </w:r>
+          </w:p>
+        </w:tc>
+        <w:tc>
+          <w:tcPr>
+            <w:tcW w:type="dxa" w:w="2160"/>
+          </w:tcPr>
+          <w:p>
+            <w:r>
+              <w:rPr>
+                <w:sz w:val="20"/>
+              </w:rPr>
+            </w:r>
+            <w:r>
+              <w:rPr>
+                <w:sz w:val="20"/>
+              </w:rPr>
+              <w:t>K1 only; CH2 unused</w:t>
+            </w:r>
+          </w:p>
+        </w:tc>
+      </w:tr>
+      <w:tr>
+        <w:tc>
+          <w:tcPr>
+            <w:tcW w:type="dxa" w:w="2160"/>
+          </w:tcPr>
+          <w:p>
+            <w:r>
+              <w:rPr>
+                <w:sz w:val="20"/>
+              </w:rPr>
+            </w:r>
+            <w:r>
+              <w:rPr>
+                <w:sz w:val="20"/>
+              </w:rPr>
+              <w:t>R17</w:t>
+            </w:r>
+          </w:p>
+        </w:tc>
+        <w:tc>
+          <w:tcPr>
+            <w:tcW w:type="dxa" w:w="2160"/>
+          </w:tcPr>
+          <w:p>
+            <w:r>
+              <w:rPr>
+                <w:sz w:val="20"/>
+              </w:rPr>
+            </w:r>
+            <w:r>
+              <w:rPr>
+                <w:sz w:val="20"/>
+              </w:rPr>
+              <w:t>BC547-TA NPN</w:t>
+            </w:r>
+          </w:p>
+        </w:tc>
+        <w:tc>
+          <w:tcPr>
+            <w:tcW w:type="dxa" w:w="2160"/>
+          </w:tcPr>
+          <w:p>
+            <w:r>
+              <w:rPr>
+                <w:sz w:val="20"/>
+              </w:rPr>
+            </w:r>
+            <w:r>
+              <w:rPr>
+                <w:sz w:val="20"/>
+              </w:rPr>
+              <w:t>1 of 3</w:t>
+            </w:r>
+          </w:p>
+        </w:tc>
+        <w:tc>
+          <w:tcPr>
+            <w:tcW w:type="dxa" w:w="2160"/>
+          </w:tcPr>
+          <w:p>
+            <w:r>
+              <w:rPr>
+                <w:sz w:val="20"/>
+              </w:rPr>
+            </w:r>
+            <w:r>
+              <w:rPr>
+                <w:sz w:val="20"/>
+              </w:rPr>
+              <w:t>GPIO23 → CH1 interface</w:t>
+            </w:r>
+          </w:p>
+        </w:tc>
+      </w:tr>
+      <w:tr>
+        <w:tc>
+          <w:tcPr>
+            <w:tcW w:type="dxa" w:w="2160"/>
+          </w:tcPr>
+          <w:p>
+            <w:r>
+              <w:rPr>
+                <w:sz w:val="20"/>
+              </w:rPr>
+            </w:r>
+            <w:r>
+              <w:rPr>
+                <w:sz w:val="20"/>
+              </w:rPr>
+              <w:t>R10</w:t>
+            </w:r>
+          </w:p>
+        </w:tc>
+        <w:tc>
+          <w:tcPr>
+            <w:tcW w:type="dxa" w:w="2160"/>
+          </w:tcPr>
+          <w:p>
+            <w:r>
+              <w:rPr>
+                <w:sz w:val="20"/>
+              </w:rPr>
+            </w:r>
+            <w:r>
+              <w:rPr>
+                <w:sz w:val="20"/>
+              </w:rPr>
+              <w:t>Littelfuse 0217001.MXP 1 A, 5×20 mm</w:t>
+            </w:r>
+          </w:p>
+        </w:tc>
+        <w:tc>
+          <w:tcPr>
+            <w:tcW w:type="dxa" w:w="2160"/>
+          </w:tcPr>
+          <w:p>
+            <w:r>
+              <w:rPr>
+                <w:sz w:val="20"/>
+              </w:rPr>
+            </w:r>
+            <w:r>
+              <w:rPr>
+                <w:sz w:val="20"/>
+              </w:rPr>
+              <w:t>1 of 5</w:t>
+            </w:r>
+          </w:p>
+        </w:tc>
+        <w:tc>
+          <w:tcPr>
+            <w:tcW w:type="dxa" w:w="2160"/>
+          </w:tcPr>
+          <w:p>
+            <w:r>
+              <w:rPr>
+                <w:sz w:val="20"/>
+              </w:rPr>
+            </w:r>
+            <w:r>
+              <w:rPr>
+                <w:sz w:val="20"/>
+              </w:rPr>
+              <w:t>Fused 5 V output branch</w:t>
+            </w:r>
+          </w:p>
+        </w:tc>
+      </w:tr>
+      <w:tr>
+        <w:tc>
+          <w:tcPr>
+            <w:tcW w:type="dxa" w:w="2160"/>
+          </w:tcPr>
+          <w:p>
+            <w:r>
+              <w:rPr>
+                <w:sz w:val="20"/>
+              </w:rPr>
+            </w:r>
+            <w:r>
+              <w:rPr>
+                <w:sz w:val="20"/>
+              </w:rPr>
+              <w:t>R05</w:t>
+            </w:r>
+          </w:p>
+        </w:tc>
+        <w:tc>
+          <w:tcPr>
+            <w:tcW w:type="dxa" w:w="2160"/>
+          </w:tcPr>
+          <w:p>
+            <w:r>
+              <w:rPr>
+                <w:sz w:val="20"/>
+              </w:rPr>
+            </w:r>
+            <w:r>
+              <w:rPr>
+                <w:sz w:val="20"/>
+              </w:rPr>
+              <w:t>BF-013A 5×20 mm fuse holder</w:t>
+            </w:r>
+          </w:p>
+        </w:tc>
+        <w:tc>
+          <w:tcPr>
+            <w:tcW w:type="dxa" w:w="2160"/>
+          </w:tcPr>
+          <w:p>
+            <w:r>
+              <w:rPr>
+                <w:sz w:val="20"/>
+              </w:rPr>
+            </w:r>
+            <w:r>
+              <w:rPr>
+                <w:sz w:val="20"/>
+              </w:rPr>
+              <w:t>1</w:t>
+            </w:r>
+          </w:p>
+        </w:tc>
+        <w:tc>
+          <w:tcPr>
+            <w:tcW w:type="dxa" w:w="2160"/>
+          </w:tcPr>
+          <w:p>
+            <w:r>
+              <w:rPr>
+                <w:sz w:val="20"/>
+              </w:rPr>
+            </w:r>
+            <w:r>
+              <w:rPr>
+                <w:sz w:val="20"/>
+              </w:rPr>
+              <w:t>Holds R10</w:t>
+            </w:r>
+          </w:p>
+        </w:tc>
+      </w:tr>
+      <w:tr>
+        <w:tc>
+          <w:tcPr>
+            <w:tcW w:type="dxa" w:w="2160"/>
+          </w:tcPr>
+          <w:p>
+            <w:r>
+              <w:rPr>
+                <w:sz w:val="20"/>
+              </w:rPr>
+            </w:r>
+            <w:r>
+              <w:rPr>
+                <w:sz w:val="20"/>
+              </w:rPr>
+              <w:t>R01</w:t>
+            </w:r>
+          </w:p>
+        </w:tc>
+        <w:tc>
+          <w:tcPr>
+            <w:tcW w:type="dxa" w:w="2160"/>
+          </w:tcPr>
+          <w:p>
+            <w:r>
+              <w:rPr>
+                <w:sz w:val="20"/>
+              </w:rPr>
+            </w:r>
+            <w:r>
+              <w:rPr>
+                <w:sz w:val="20"/>
+              </w:rPr>
+              <w:t>Green 3–9 V metal indicator</w:t>
+            </w:r>
+          </w:p>
+        </w:tc>
+        <w:tc>
+          <w:tcPr>
+            <w:tcW w:type="dxa" w:w="2160"/>
+          </w:tcPr>
+          <w:p>
+            <w:r>
+              <w:rPr>
+                <w:sz w:val="20"/>
+              </w:rPr>
+            </w:r>
+            <w:r>
+              <w:rPr>
+                <w:sz w:val="20"/>
+              </w:rPr>
+              <w:t>1</w:t>
+            </w:r>
+          </w:p>
+        </w:tc>
+        <w:tc>
+          <w:tcPr>
+            <w:tcW w:type="dxa" w:w="2160"/>
+          </w:tcPr>
+          <w:p>
+            <w:r>
+              <w:rPr>
+                <w:sz w:val="20"/>
+              </w:rPr>
+            </w:r>
+            <w:r>
+              <w:rPr>
+                <w:sz w:val="20"/>
+              </w:rPr>
+              <w:t>Permitted-state lamp (K1 NO)</w:t>
+            </w:r>
+          </w:p>
+        </w:tc>
+      </w:tr>
+      <w:tr>
+        <w:tc>
+          <w:tcPr>
+            <w:tcW w:type="dxa" w:w="2160"/>
+          </w:tcPr>
+          <w:p>
+            <w:r>
+              <w:rPr>
+                <w:sz w:val="20"/>
+              </w:rPr>
+            </w:r>
+            <w:r>
+              <w:rPr>
+                <w:sz w:val="20"/>
+              </w:rPr>
+              <w:t>R03</w:t>
+            </w:r>
+          </w:p>
+        </w:tc>
+        <w:tc>
+          <w:tcPr>
+            <w:tcW w:type="dxa" w:w="2160"/>
+          </w:tcPr>
+          <w:p>
+            <w:r>
+              <w:rPr>
+                <w:sz w:val="20"/>
+              </w:rPr>
+            </w:r>
+            <w:r>
+              <w:rPr>
+                <w:sz w:val="20"/>
+              </w:rPr>
+              <w:t>MB102 830-point breadboard</w:t>
+            </w:r>
+          </w:p>
+        </w:tc>
+        <w:tc>
+          <w:tcPr>
+            <w:tcW w:type="dxa" w:w="2160"/>
+          </w:tcPr>
+          <w:p>
+            <w:r>
+              <w:rPr>
+                <w:sz w:val="20"/>
+              </w:rPr>
+            </w:r>
+            <w:r>
+              <w:rPr>
+                <w:sz w:val="20"/>
+              </w:rPr>
+              <w:t>1</w:t>
+            </w:r>
+          </w:p>
+        </w:tc>
+        <w:tc>
+          <w:tcPr>
+            <w:tcW w:type="dxa" w:w="2160"/>
+          </w:tcPr>
+          <w:p>
+            <w:r>
+              <w:rPr>
+                <w:sz w:val="20"/>
+              </w:rPr>
+            </w:r>
+            <w:r>
+              <w:rPr>
+                <w:sz w:val="20"/>
+              </w:rPr>
+              <w:t>Low-voltage interconnect</w:t>
+            </w:r>
+          </w:p>
+        </w:tc>
+      </w:tr>
+      <w:tr>
+        <w:tc>
+          <w:tcPr>
+            <w:tcW w:type="dxa" w:w="2160"/>
+          </w:tcPr>
+          <w:p>
+            <w:r>
+              <w:rPr>
+                <w:sz w:val="20"/>
+              </w:rPr>
+            </w:r>
+            <w:r>
+              <w:rPr>
+                <w:sz w:val="20"/>
+              </w:rPr>
+              <w:t>R04</w:t>
+            </w:r>
+          </w:p>
+        </w:tc>
+        <w:tc>
+          <w:tcPr>
+            <w:tcW w:type="dxa" w:w="2160"/>
+          </w:tcPr>
+          <w:p>
+            <w:r>
+              <w:rPr>
+                <w:sz w:val="20"/>
+              </w:rPr>
+            </w:r>
+            <w:r>
+              <w:rPr>
+                <w:sz w:val="20"/>
+              </w:rPr>
+              <w:t>Rubycon 100 µF, 50 V electrolytic</w:t>
+            </w:r>
+          </w:p>
+        </w:tc>
+        <w:tc>
+          <w:tcPr>
+            <w:tcW w:type="dxa" w:w="2160"/>
+          </w:tcPr>
+          <w:p>
+            <w:r>
+              <w:rPr>
+                <w:sz w:val="20"/>
+              </w:rPr>
+            </w:r>
+            <w:r>
+              <w:rPr>
+                <w:sz w:val="20"/>
+              </w:rPr>
+              <w:t>1</w:t>
+            </w:r>
+          </w:p>
+        </w:tc>
+        <w:tc>
+          <w:tcPr>
+            <w:tcW w:type="dxa" w:w="2160"/>
+          </w:tcPr>
+          <w:p>
+            <w:r>
+              <w:rPr>
+                <w:sz w:val="20"/>
+              </w:rPr>
+            </w:r>
+            <w:r>
+              <w:rPr>
+                <w:sz w:val="20"/>
+              </w:rPr>
+              <w:t xml:space="preserve">Local bulk on </w:t>
+            </w:r>
+            <w:r>
+              <w:rPr>
+                <w:rFonts w:ascii="Consolas" w:hAnsi="Consolas"/>
+                <w:sz w:val="20"/>
+              </w:rPr>
+              <w:t>FUSED_5V</w:t>
+            </w:r>
+          </w:p>
+        </w:tc>
+      </w:tr>
+      <w:tr>
+        <w:tc>
+          <w:tcPr>
+            <w:tcW w:type="dxa" w:w="2160"/>
+          </w:tcPr>
+          <w:p>
+            <w:r>
+              <w:rPr>
+                <w:sz w:val="20"/>
+              </w:rPr>
+            </w:r>
+            <w:r>
+              <w:rPr>
+                <w:sz w:val="20"/>
+              </w:rPr>
+              <w:t>R11</w:t>
+            </w:r>
+          </w:p>
+        </w:tc>
+        <w:tc>
+          <w:tcPr>
+            <w:tcW w:type="dxa" w:w="2160"/>
+          </w:tcPr>
+          <w:p>
+            <w:r>
+              <w:rPr>
+                <w:sz w:val="20"/>
+              </w:rPr>
+            </w:r>
+            <w:r>
+              <w:rPr>
+                <w:sz w:val="20"/>
+              </w:rPr>
+              <w:t>100 nF, 50 V disc capacitor</w:t>
+            </w:r>
+          </w:p>
+        </w:tc>
+        <w:tc>
+          <w:tcPr>
+            <w:tcW w:type="dxa" w:w="2160"/>
+          </w:tcPr>
+          <w:p>
+            <w:r>
+              <w:rPr>
+                <w:sz w:val="20"/>
+              </w:rPr>
+            </w:r>
+            <w:r>
+              <w:rPr>
+                <w:sz w:val="20"/>
+              </w:rPr>
+              <w:t>as required</w:t>
+            </w:r>
+          </w:p>
+        </w:tc>
+        <w:tc>
+          <w:tcPr>
+            <w:tcW w:type="dxa" w:w="2160"/>
+          </w:tcPr>
+          <w:p>
+            <w:r>
+              <w:rPr>
+                <w:sz w:val="20"/>
+              </w:rPr>
+            </w:r>
+            <w:r>
+              <w:rPr>
+                <w:sz w:val="20"/>
+              </w:rPr>
+              <w:t>Local ADC decoupling</w:t>
+            </w:r>
+          </w:p>
+        </w:tc>
+      </w:tr>
+      <w:tr>
+        <w:tc>
+          <w:tcPr>
+            <w:tcW w:type="dxa" w:w="2160"/>
+          </w:tcPr>
+          <w:p>
+            <w:r>
+              <w:rPr>
+                <w:sz w:val="20"/>
+              </w:rPr>
+            </w:r>
+            <w:r>
+              <w:rPr>
+                <w:sz w:val="20"/>
+              </w:rPr>
+              <w:t>R06 / R07</w:t>
+            </w:r>
+          </w:p>
+        </w:tc>
+        <w:tc>
+          <w:tcPr>
+            <w:tcW w:type="dxa" w:w="2160"/>
+          </w:tcPr>
+          <w:p>
+            <w:r>
+              <w:rPr>
+                <w:sz w:val="20"/>
+              </w:rPr>
+            </w:r>
+            <w:r>
+              <w:rPr>
+                <w:sz w:val="20"/>
+              </w:rPr>
+              <w:t>24 AWG silicone wire (red / green)</w:t>
+            </w:r>
+          </w:p>
+        </w:tc>
+        <w:tc>
+          <w:tcPr>
+            <w:tcW w:type="dxa" w:w="2160"/>
+          </w:tcPr>
+          <w:p>
+            <w:r>
+              <w:rPr>
+                <w:sz w:val="20"/>
+              </w:rPr>
+            </w:r>
+            <w:r>
+              <w:rPr>
+                <w:sz w:val="20"/>
+              </w:rPr>
+              <w:t>used</w:t>
+            </w:r>
+          </w:p>
+        </w:tc>
+        <w:tc>
+          <w:tcPr>
+            <w:tcW w:type="dxa" w:w="2160"/>
+          </w:tcPr>
+          <w:p>
+            <w:r>
+              <w:rPr>
+                <w:sz w:val="20"/>
+              </w:rPr>
+            </w:r>
+            <w:r>
+              <w:rPr>
+                <w:sz w:val="20"/>
+              </w:rPr>
+              <w:t>Labelled low-voltage wiring</w:t>
+            </w:r>
+          </w:p>
+        </w:tc>
+      </w:tr>
+    </w:tbl>
+    <w:p/>
+    <w:p>
+      <w:r>
+        <w:rPr>
+          <w:b/>
+        </w:rPr>
+        <w:t>Received, not in the as-built function, or spare</w:t>
+      </w:r>
+    </w:p>
+    <w:tbl>
+      <w:tblPr>
+        <w:tblStyle w:val="LightGrid-Accent1"/>
+        <w:tblW w:type="auto" w:w="0"/>
+        <w:jc w:val="center"/>
+        <w:tblLook w:firstColumn="1" w:firstRow="1" w:lastColumn="0" w:lastRow="0" w:noHBand="0" w:noVBand="1" w:val="04A0"/>
+      </w:tblPr>
+      <w:tblGrid>
+        <w:gridCol w:w="2880"/>
+        <w:gridCol w:w="2880"/>
+        <w:gridCol w:w="2880"/>
+      </w:tblGrid>
+      <w:tr>
+        <w:tc>
+          <w:tcPr>
+            <w:tcW w:type="dxa" w:w="2880"/>
+          </w:tcPr>
+          <w:p>
+            <w:r>
+              <w:rPr>
+                <w:b/>
+                <w:sz w:val="20"/>
+              </w:rPr>
+            </w:r>
+            <w:r>
+              <w:rPr>
+                <w:b/>
+                <w:sz w:val="20"/>
+              </w:rPr>
+              <w:t>ID</w:t>
+            </w:r>
+          </w:p>
+        </w:tc>
+        <w:tc>
+          <w:tcPr>
+            <w:tcW w:type="dxa" w:w="2880"/>
+          </w:tcPr>
+          <w:p>
+            <w:r>
+              <w:rPr>
+                <w:b/>
+                <w:sz w:val="20"/>
+              </w:rPr>
+            </w:r>
+            <w:r>
+              <w:rPr>
+                <w:b/>
+                <w:sz w:val="20"/>
+              </w:rPr>
+              <w:t>Item</w:t>
+            </w:r>
+          </w:p>
+        </w:tc>
+        <w:tc>
+          <w:tcPr>
+            <w:tcW w:type="dxa" w:w="2880"/>
+          </w:tcPr>
+          <w:p>
+            <w:r>
+              <w:rPr>
+                <w:b/>
+                <w:sz w:val="20"/>
+              </w:rPr>
+            </w:r>
+            <w:r>
+              <w:rPr>
+                <w:b/>
+                <w:sz w:val="20"/>
+              </w:rPr>
+              <w:t>Status</w:t>
+            </w:r>
+          </w:p>
+        </w:tc>
+      </w:tr>
+      <w:tr>
+        <w:tc>
+          <w:tcPr>
+            <w:tcW w:type="dxa" w:w="2880"/>
+          </w:tcPr>
+          <w:p>
+            <w:r>
+              <w:rPr>
+                <w:sz w:val="20"/>
+              </w:rPr>
+            </w:r>
+            <w:r>
+              <w:rPr>
+                <w:sz w:val="20"/>
+              </w:rPr>
+              <w:t>R02</w:t>
+            </w:r>
+          </w:p>
+        </w:tc>
+        <w:tc>
+          <w:tcPr>
+            <w:tcW w:type="dxa" w:w="2880"/>
+          </w:tcPr>
+          <w:p>
+            <w:r>
+              <w:rPr>
+                <w:sz w:val="20"/>
+              </w:rPr>
+            </w:r>
+            <w:r>
+              <w:rPr>
+                <w:sz w:val="20"/>
+              </w:rPr>
+              <w:t>Yellow 3–9 V metal indicator</w:t>
+            </w:r>
+          </w:p>
+        </w:tc>
+        <w:tc>
+          <w:tcPr>
+            <w:tcW w:type="dxa" w:w="2880"/>
+          </w:tcPr>
+          <w:p>
+            <w:r>
+              <w:rPr>
+                <w:sz w:val="20"/>
+              </w:rPr>
+            </w:r>
+            <w:r>
+              <w:rPr>
+                <w:sz w:val="20"/>
+              </w:rPr>
+              <w:t xml:space="preserve">Received. As-built inhibited lamp is </w:t>
+            </w:r>
+            <w:r>
+              <w:rPr>
+                <w:b/>
+                <w:sz w:val="20"/>
+              </w:rPr>
+              <w:t>red</w:t>
+            </w:r>
+            <w:r>
+              <w:rPr>
+                <w:sz w:val="20"/>
+              </w:rPr>
+              <w:t>, not this yellow part; same safe/inhibited function</w:t>
+            </w:r>
+          </w:p>
+        </w:tc>
+      </w:tr>
+      <w:tr>
+        <w:tc>
+          <w:tcPr>
+            <w:tcW w:type="dxa" w:w="2880"/>
+          </w:tcPr>
+          <w:p>
+            <w:r>
+              <w:rPr>
+                <w:sz w:val="20"/>
+              </w:rPr>
+            </w:r>
+            <w:r>
+              <w:rPr>
+                <w:sz w:val="20"/>
+              </w:rPr>
+              <w:t>R09</w:t>
+            </w:r>
+          </w:p>
+        </w:tc>
+        <w:tc>
+          <w:tcPr>
+            <w:tcW w:type="dxa" w:w="2880"/>
+          </w:tcPr>
+          <w:p>
+            <w:r>
+              <w:rPr>
+                <w:sz w:val="20"/>
+              </w:rPr>
+            </w:r>
+            <w:r>
+              <w:rPr>
+                <w:sz w:val="20"/>
+              </w:rPr>
+              <w:t>ALPS RK09 10 kΩ rotary potentiometer (qty 3)</w:t>
+            </w:r>
+          </w:p>
+        </w:tc>
+        <w:tc>
+          <w:tcPr>
+            <w:tcW w:type="dxa" w:w="2880"/>
+          </w:tcPr>
+          <w:p>
+            <w:r>
+              <w:rPr>
+                <w:sz w:val="20"/>
+              </w:rPr>
+            </w:r>
+            <w:r>
+              <w:rPr>
+                <w:sz w:val="20"/>
+              </w:rPr>
+              <w:t>Development / spare; panel controls are R15</w:t>
+            </w:r>
+          </w:p>
+        </w:tc>
+      </w:tr>
+      <w:tr>
+        <w:tc>
+          <w:tcPr>
+            <w:tcW w:type="dxa" w:w="2880"/>
+          </w:tcPr>
+          <w:p>
+            <w:r>
+              <w:rPr>
+                <w:sz w:val="20"/>
+              </w:rPr>
+            </w:r>
+            <w:r>
+              <w:rPr>
+                <w:sz w:val="20"/>
+              </w:rPr>
+              <w:t>R13 (spare)</w:t>
+            </w:r>
+          </w:p>
+        </w:tc>
+        <w:tc>
+          <w:tcPr>
+            <w:tcW w:type="dxa" w:w="2880"/>
+          </w:tcPr>
+          <w:p>
+            <w:r>
+              <w:rPr>
+                <w:sz w:val="20"/>
+              </w:rPr>
+            </w:r>
+            <w:r>
+              <w:rPr>
+                <w:sz w:val="20"/>
+              </w:rPr>
+              <w:t>Second ADS1115</w:t>
+            </w:r>
+          </w:p>
+        </w:tc>
+        <w:tc>
+          <w:tcPr>
+            <w:tcW w:type="dxa" w:w="2880"/>
+          </w:tcPr>
+          <w:p>
+            <w:r>
+              <w:rPr>
+                <w:sz w:val="20"/>
+              </w:rPr>
+            </w:r>
+            <w:r>
+              <w:rPr>
+                <w:sz w:val="20"/>
+              </w:rPr>
+              <w:t>Spare module</w:t>
+            </w:r>
+          </w:p>
+        </w:tc>
+      </w:tr>
+      <w:tr>
+        <w:tc>
+          <w:tcPr>
+            <w:tcW w:type="dxa" w:w="2880"/>
+          </w:tcPr>
+          <w:p>
+            <w:r>
+              <w:rPr>
+                <w:sz w:val="20"/>
+              </w:rPr>
+            </w:r>
+            <w:r>
+              <w:rPr>
+                <w:sz w:val="20"/>
+              </w:rPr>
+              <w:t>R15 (spare)</w:t>
+            </w:r>
+          </w:p>
+        </w:tc>
+        <w:tc>
+          <w:tcPr>
+            <w:tcW w:type="dxa" w:w="2880"/>
+          </w:tcPr>
+          <w:p>
+            <w:r>
+              <w:rPr>
+                <w:sz w:val="20"/>
+              </w:rPr>
+            </w:r>
+            <w:r>
+              <w:rPr>
+                <w:sz w:val="20"/>
+              </w:rPr>
+              <w:t>Third TE panel pot</w:t>
+            </w:r>
+          </w:p>
+        </w:tc>
+        <w:tc>
+          <w:tcPr>
+            <w:tcW w:type="dxa" w:w="2880"/>
+          </w:tcPr>
+          <w:p>
+            <w:r>
+              <w:rPr>
+                <w:sz w:val="20"/>
+              </w:rPr>
+            </w:r>
+            <w:r>
+              <w:rPr>
+                <w:sz w:val="20"/>
+              </w:rPr>
+              <w:t>Spare / fault-injection stock</w:t>
+            </w:r>
+          </w:p>
+        </w:tc>
+      </w:tr>
+      <w:tr>
+        <w:tc>
+          <w:tcPr>
+            <w:tcW w:type="dxa" w:w="2880"/>
+          </w:tcPr>
+          <w:p>
+            <w:r>
+              <w:rPr>
+                <w:sz w:val="20"/>
+              </w:rPr>
+            </w:r>
+            <w:r>
+              <w:rPr>
+                <w:sz w:val="20"/>
+              </w:rPr>
+              <w:t>R12</w:t>
+            </w:r>
+          </w:p>
+        </w:tc>
+        <w:tc>
+          <w:tcPr>
+            <w:tcW w:type="dxa" w:w="2880"/>
+          </w:tcPr>
+          <w:p>
+            <w:r>
+              <w:rPr>
+                <w:sz w:val="20"/>
+              </w:rPr>
+            </w:r>
+            <w:r>
+              <w:rPr>
+                <w:sz w:val="20"/>
+              </w:rPr>
+              <w:t>Murata 22 pF 0402 SMD (qty 6)</w:t>
+            </w:r>
+          </w:p>
+        </w:tc>
+        <w:tc>
+          <w:tcPr>
+            <w:tcW w:type="dxa" w:w="2880"/>
+          </w:tcPr>
+          <w:p>
+            <w:r>
+              <w:rPr>
+                <w:sz w:val="20"/>
+              </w:rPr>
+            </w:r>
+            <w:r>
+              <w:rPr>
+                <w:sz w:val="20"/>
+              </w:rPr>
+              <w:t>Parts stock; not required for Wave 1</w:t>
+            </w:r>
+          </w:p>
+        </w:tc>
+      </w:tr>
+      <w:tr>
+        <w:tc>
+          <w:tcPr>
+            <w:tcW w:type="dxa" w:w="2880"/>
+          </w:tcPr>
+          <w:p>
+            <w:r>
+              <w:rPr>
+                <w:sz w:val="20"/>
+              </w:rPr>
+            </w:r>
+            <w:r>
+              <w:rPr>
+                <w:sz w:val="20"/>
+              </w:rPr>
+              <w:t>R17 (spares)</w:t>
+            </w:r>
+          </w:p>
+        </w:tc>
+        <w:tc>
+          <w:tcPr>
+            <w:tcW w:type="dxa" w:w="2880"/>
+          </w:tcPr>
+          <w:p>
+            <w:r>
+              <w:rPr>
+                <w:sz w:val="20"/>
+              </w:rPr>
+            </w:r>
+            <w:r>
+              <w:rPr>
+                <w:sz w:val="20"/>
+              </w:rPr>
+              <w:t>Remaining BC547</w:t>
+            </w:r>
+          </w:p>
+        </w:tc>
+        <w:tc>
+          <w:tcPr>
+            <w:tcW w:type="dxa" w:w="2880"/>
+          </w:tcPr>
+          <w:p>
+            <w:r>
+              <w:rPr>
+                <w:sz w:val="20"/>
+              </w:rPr>
+            </w:r>
+            <w:r>
+              <w:rPr>
+                <w:sz w:val="20"/>
+              </w:rPr>
+              <w:t>Spares</w:t>
+            </w:r>
+          </w:p>
+        </w:tc>
+      </w:tr>
+      <w:tr>
+        <w:tc>
+          <w:tcPr>
+            <w:tcW w:type="dxa" w:w="2880"/>
+          </w:tcPr>
+          <w:p>
+            <w:r>
+              <w:rPr>
+                <w:sz w:val="20"/>
+              </w:rPr>
+            </w:r>
+            <w:r>
+              <w:rPr>
+                <w:sz w:val="20"/>
+              </w:rPr>
+              <w:t>R10 (spares)</w:t>
+            </w:r>
+          </w:p>
+        </w:tc>
+        <w:tc>
+          <w:tcPr>
+            <w:tcW w:type="dxa" w:w="2880"/>
+          </w:tcPr>
+          <w:p>
+            <w:r>
+              <w:rPr>
+                <w:sz w:val="20"/>
+              </w:rPr>
+            </w:r>
+            <w:r>
+              <w:rPr>
+                <w:sz w:val="20"/>
+              </w:rPr>
+              <w:t>Remaining 1 A fuses</w:t>
+            </w:r>
+          </w:p>
+        </w:tc>
+        <w:tc>
+          <w:tcPr>
+            <w:tcW w:type="dxa" w:w="2880"/>
+          </w:tcPr>
+          <w:p>
+            <w:r>
+              <w:rPr>
+                <w:sz w:val="20"/>
+              </w:rPr>
+            </w:r>
+            <w:r>
+              <w:rPr>
+                <w:sz w:val="20"/>
+              </w:rPr>
+              <w:t>Spares</w:t>
+            </w:r>
+          </w:p>
+        </w:tc>
+      </w:tr>
+    </w:tbl>
+    <w:p/>
+    <w:p>
+      <w:r>
+        <w:rPr>
+          <w:b/>
+        </w:rPr>
+        <w:t>Support stock used, not on the Robu invoice</w:t>
+      </w:r>
+    </w:p>
+    <w:tbl>
+      <w:tblPr>
+        <w:tblStyle w:val="LightGrid-Accent1"/>
+        <w:tblW w:type="auto" w:w="0"/>
+        <w:jc w:val="center"/>
+        <w:tblLook w:firstColumn="1" w:firstRow="1" w:lastColumn="0" w:lastRow="0" w:noHBand="0" w:noVBand="1" w:val="04A0"/>
+      </w:tblPr>
+      <w:tblGrid>
+        <w:gridCol w:w="4320"/>
+        <w:gridCol w:w="4320"/>
+      </w:tblGrid>
+      <w:tr>
+        <w:tc>
+          <w:tcPr>
+            <w:tcW w:type="dxa" w:w="4320"/>
+          </w:tcPr>
+          <w:p>
+            <w:r>
+              <w:rPr>
+                <w:b/>
+                <w:sz w:val="20"/>
+              </w:rPr>
+            </w:r>
+            <w:r>
+              <w:rPr>
+                <w:b/>
+                <w:sz w:val="20"/>
+              </w:rPr>
+              <w:t>Item</w:t>
+            </w:r>
+          </w:p>
+        </w:tc>
+        <w:tc>
+          <w:tcPr>
+            <w:tcW w:type="dxa" w:w="4320"/>
+          </w:tcPr>
+          <w:p>
+            <w:r>
+              <w:rPr>
+                <w:b/>
+                <w:sz w:val="20"/>
+              </w:rPr>
+            </w:r>
+            <w:r>
+              <w:rPr>
+                <w:b/>
+                <w:sz w:val="20"/>
+              </w:rPr>
+              <w:t>Role</w:t>
+            </w:r>
+          </w:p>
+        </w:tc>
+      </w:tr>
+      <w:tr>
+        <w:tc>
+          <w:tcPr>
+            <w:tcW w:type="dxa" w:w="4320"/>
+          </w:tcPr>
+          <w:p>
+            <w:r>
+              <w:rPr>
+                <w:sz w:val="20"/>
+              </w:rPr>
+            </w:r>
+            <w:r>
+              <w:rPr>
+                <w:sz w:val="20"/>
+              </w:rPr>
+              <w:t>Official 5 V, 2.5 A micro-USB Raspberry Pi supply</w:t>
+            </w:r>
+          </w:p>
+        </w:tc>
+        <w:tc>
+          <w:tcPr>
+            <w:tcW w:type="dxa" w:w="4320"/>
+          </w:tcPr>
+          <w:p>
+            <w:r>
+              <w:rPr>
+                <w:sz w:val="20"/>
+              </w:rPr>
+            </w:r>
+            <w:r>
+              <w:rPr>
+                <w:sz w:val="20"/>
+              </w:rPr>
+              <w:t>Pi PWR IN only</w:t>
+            </w:r>
+          </w:p>
+        </w:tc>
+      </w:tr>
+      <w:tr>
+        <w:tc>
+          <w:tcPr>
+            <w:tcW w:type="dxa" w:w="4320"/>
+          </w:tcPr>
+          <w:p>
+            <w:r>
+              <w:rPr>
+                <w:sz w:val="20"/>
+              </w:rPr>
+            </w:r>
+            <w:r>
+              <w:rPr>
+                <w:sz w:val="20"/>
+              </w:rPr>
+              <w:t>32 GB Class 10 microSD</w:t>
+            </w:r>
+          </w:p>
+        </w:tc>
+        <w:tc>
+          <w:tcPr>
+            <w:tcW w:type="dxa" w:w="4320"/>
+          </w:tcPr>
+          <w:p>
+            <w:r>
+              <w:rPr>
+                <w:sz w:val="20"/>
+              </w:rPr>
+            </w:r>
+            <w:r>
+              <w:rPr>
+                <w:sz w:val="20"/>
+              </w:rPr>
+              <w:t>Pi OS</w:t>
+            </w:r>
+          </w:p>
+        </w:tc>
+      </w:tr>
+      <w:tr>
+        <w:tc>
+          <w:tcPr>
+            <w:tcW w:type="dxa" w:w="4320"/>
+          </w:tcPr>
+          <w:p>
+            <w:r>
+              <w:rPr>
+                <w:sz w:val="20"/>
+              </w:rPr>
+            </w:r>
+            <w:r>
+              <w:rPr>
+                <w:sz w:val="20"/>
+              </w:rPr>
+              <w:t>Dupont jumpers, labels, heat-shrink</w:t>
+            </w:r>
+          </w:p>
+        </w:tc>
+        <w:tc>
+          <w:tcPr>
+            <w:tcW w:type="dxa" w:w="4320"/>
+          </w:tcPr>
+          <w:p>
+            <w:r>
+              <w:rPr>
+                <w:sz w:val="20"/>
+              </w:rPr>
+            </w:r>
+            <w:r>
+              <w:rPr>
+                <w:sz w:val="20"/>
+              </w:rPr>
+              <w:t>Interconnect</w:t>
+            </w:r>
+          </w:p>
+        </w:tc>
+      </w:tr>
+      <w:tr>
+        <w:tc>
+          <w:tcPr>
+            <w:tcW w:type="dxa" w:w="4320"/>
+          </w:tcPr>
+          <w:p>
+            <w:r>
+              <w:rPr>
+                <w:sz w:val="20"/>
+              </w:rPr>
+            </w:r>
+            <w:r>
+              <w:rPr>
+                <w:sz w:val="20"/>
+              </w:rPr>
+              <w:t>1 kΩ resistors (base + two lamp limiters)</w:t>
+            </w:r>
+          </w:p>
+        </w:tc>
+        <w:tc>
+          <w:tcPr>
+            <w:tcW w:type="dxa" w:w="4320"/>
+          </w:tcPr>
+          <w:p>
+            <w:r>
+              <w:rPr>
+                <w:sz w:val="20"/>
+              </w:rPr>
+            </w:r>
+            <w:r>
+              <w:rPr>
+                <w:sz w:val="20"/>
+              </w:rPr>
+              <w:t>Not a Robu line; existing lab stock. Amazon ELEGOO assortment was still pending on 6 Sep and is not claimed as the source</w:t>
+            </w:r>
+          </w:p>
+        </w:tc>
+      </w:tr>
+      <w:tr>
+        <w:tc>
+          <w:tcPr>
+            <w:tcW w:type="dxa" w:w="4320"/>
+          </w:tcPr>
+          <w:p>
+            <w:r>
+              <w:rPr>
+                <w:sz w:val="20"/>
+              </w:rPr>
+            </w:r>
+            <w:r>
+              <w:rPr>
+                <w:sz w:val="20"/>
+              </w:rPr>
+              <w:t>10 kΩ resistor (base–emitter pulldown)</w:t>
+            </w:r>
+          </w:p>
+        </w:tc>
+        <w:tc>
+          <w:tcPr>
+            <w:tcW w:type="dxa" w:w="4320"/>
+          </w:tcPr>
+          <w:p>
+            <w:r>
+              <w:rPr>
+                <w:sz w:val="20"/>
+              </w:rPr>
+            </w:r>
+            <w:r>
+              <w:rPr>
+                <w:sz w:val="20"/>
+              </w:rPr>
+              <w:t>Same: existing lab stock</w:t>
+            </w:r>
+          </w:p>
+        </w:tc>
+      </w:tr>
+      <w:tr>
+        <w:tc>
+          <w:tcPr>
+            <w:tcW w:type="dxa" w:w="4320"/>
+          </w:tcPr>
+          <w:p>
+            <w:r>
+              <w:rPr>
+                <w:sz w:val="20"/>
+              </w:rPr>
+            </w:r>
+            <w:r>
+              <w:rPr>
+                <w:sz w:val="20"/>
+              </w:rPr>
+              <w:t>Red inhibited indicator</w:t>
+            </w:r>
+          </w:p>
+        </w:tc>
+        <w:tc>
+          <w:tcPr>
+            <w:tcW w:type="dxa" w:w="4320"/>
+          </w:tcPr>
+          <w:p>
+            <w:r>
+              <w:rPr>
+                <w:sz w:val="20"/>
+              </w:rPr>
+            </w:r>
+            <w:r>
+              <w:rPr>
+                <w:sz w:val="20"/>
+              </w:rPr>
+              <w:t>As-built lamp; not the yellow R02 metal indicator</w:t>
+            </w:r>
+          </w:p>
+        </w:tc>
+      </w:tr>
+    </w:tbl>
+    <w:p/>
+    <w:p>
+      <w:r>
+        <w:rPr>
+          <w:b/>
+        </w:rPr>
+        <w:t>Explicitly not purchased / not fitted (advisor freeze)</w:t>
+      </w:r>
+    </w:p>
+    <w:p>
+      <w:pPr>
+        <w:pStyle w:val="ListBullet"/>
+      </w:pPr>
+      <w:r>
+        <w:t>Wave 2 water loop, pump, real pressure transducer, pulse flow sensor, reservoir.</w:t>
+      </w:r>
+    </w:p>
+    <w:p>
+      <w:pPr>
+        <w:pStyle w:val="ListBullet"/>
+      </w:pPr>
+      <w:r>
+        <w:t>Servo as valve-position proxy (7 September stretch item only).</w:t>
+      </w:r>
+    </w:p>
+    <w:p>
+      <w:pPr>
+        <w:pStyle w:val="ListBullet"/>
+      </w:pPr>
+      <w:r>
+        <w:t>Separate extra 5 V rail for motors. The as-built output branch is the Pi 5 V pin through a 1 A fuse. No mains or high-current load.</w:t>
       </w:r>
     </w:p>
     <w:p>
@@ -1896,6 +5914,70 @@
       </w:r>
       <w:r>
         <w:t xml:space="preserve"> (lint, types, unit/contract/agent/property/scenario at 90% coverage) never requires the Pi.</w:t>
+      </w:r>
+    </w:p>
+    <w:p>
+      <w:pPr>
+        <w:jc w:val="center"/>
+      </w:pPr>
+      <w:r>
+        <w:drawing>
+          <wp:inline xmlns:a="http://schemas.openxmlformats.org/drawingml/2006/main" xmlns:pic="http://schemas.openxmlformats.org/drawingml/2006/picture">
+            <wp:extent cx="5760720" cy="3392424"/>
+            <wp:docPr id="3" name="Picture 3"/>
+            <wp:cNvGraphicFramePr>
+              <a:graphicFrameLocks noChangeAspect="1"/>
+            </wp:cNvGraphicFramePr>
+            <a:graphic>
+              <a:graphicData uri="http://schemas.openxmlformats.org/drawingml/2006/picture">
+                <pic:pic>
+                  <pic:nvPicPr>
+                    <pic:cNvPr id="0" name="figure_gate_ladder.png"/>
+                    <pic:cNvPicPr/>
+                  </pic:nvPicPr>
+                  <pic:blipFill>
+                    <a:blip r:embed="rId11"/>
+                    <a:stretch>
+                      <a:fillRect/>
+                    </a:stretch>
+                  </pic:blipFill>
+                  <pic:spPr>
+                    <a:xfrm>
+                      <a:off x="0" y="0"/>
+                      <a:ext cx="5760720" cy="3392424"/>
+                    </a:xfrm>
+                    <a:prstGeom prst="rect"/>
+                  </pic:spPr>
+                </pic:pic>
+              </a:graphicData>
+            </a:graphic>
+          </wp:inline>
+        </w:drawing>
+      </w:r>
+    </w:p>
+    <w:p>
+      <w:pPr>
+        <w:jc w:val="center"/>
+      </w:pPr>
+      <w:r>
+        <w:rPr>
+          <w:i/>
+          <w:color w:val="333333"/>
+          <w:sz w:val="20"/>
+        </w:rPr>
+        <w:t>Figure 3. Six commissioning gates from read-only inspection to restore. Every gate in this figure passed on 12 September 2026 after one retained observation failure.</w:t>
+      </w:r>
+    </w:p>
+    <w:p/>
+    <w:p>
+      <w:r>
+        <w:rPr>
+          <w:b/>
+        </w:rPr>
+        <w:t>Figure 3.</w:t>
+      </w:r>
+      <w:r>
+        <w:t xml:space="preserve"> Gate 0 read-only; Gate 1 sidecar on port 8081; Gate 2 observe-only ADC; Gate 3 twin-gate stamps; Gate 4 five hardware procedures with the kernel owning GPIO23; Gate 5 restore the frozen Phase 3 dashboard and halt. This is controlled commissioning of a mapped rig, not autonomous discovery.</w:t>
       </w:r>
     </w:p>
     <w:p>
@@ -3349,7 +7431,7 @@
         <w:t>not</w:t>
       </w:r>
       <w:r>
-        <w:t xml:space="preserve"> validated: live LLM operation on hardware, discovery of an unmapped bench, write paths to industrial fieldbuses, and electrical (as opposed to software-commanded) trip latency.</w:t>
+        <w:t xml:space="preserve"> validated: live LLM operation on hardware, discovery of an unmapped bench (including photo-to-control), write paths to industrial fieldbuses, and electrical (as opposed to software-commanded) trip latency.</w:t>
       </w:r>
     </w:p>
     <w:p>
@@ -3357,7 +7439,7 @@
         <w:pStyle w:val="Heading2"/>
       </w:pPr>
       <w:r>
-        <w:t>4. Performance and Reliability Analysis</w:t>
+        <w:t>4. Performance and Reliability</w:t>
       </w:r>
     </w:p>
     <w:p>
@@ -3439,7 +7521,7 @@
         <w:pStyle w:val="Heading2"/>
       </w:pPr>
       <w:r>
-        <w:t>5. Risk Analysis and Mitigation Review</w:t>
+        <w:t>5. Risk Analysis</w:t>
       </w:r>
     </w:p>
     <w:p>
@@ -3892,6 +7974,70 @@
           </w:p>
         </w:tc>
       </w:tr>
+      <w:tr>
+        <w:tc>
+          <w:tcPr>
+            <w:tcW w:type="dxa" w:w="4320"/>
+          </w:tcPr>
+          <w:p>
+            <w:r>
+              <w:rPr>
+                <w:sz w:val="20"/>
+              </w:rPr>
+            </w:r>
+            <w:r>
+              <w:rPr>
+                <w:sz w:val="20"/>
+              </w:rPr>
+              <w:t>Improvised SSH / gpiozero shutdown as the operator path</w:t>
+            </w:r>
+          </w:p>
+        </w:tc>
+        <w:tc>
+          <w:tcPr>
+            <w:tcW w:type="dxa" w:w="4320"/>
+          </w:tcPr>
+          <w:p>
+            <w:r>
+              <w:rPr>
+                <w:sz w:val="20"/>
+              </w:rPr>
+            </w:r>
+            <w:r>
+              <w:rPr>
+                <w:sz w:val="20"/>
+              </w:rPr>
+              <w:t xml:space="preserve">Architecturally excluded from the product: the control plane is the Edge API; the approved bench-off path is </w:t>
+            </w:r>
+            <w:r>
+              <w:rPr>
+                <w:rFonts w:ascii="Consolas" w:hAnsi="Consolas"/>
+                <w:sz w:val="20"/>
+              </w:rPr>
+              <w:t>safe_powerdown</w:t>
+            </w:r>
+            <w:r>
+              <w:rPr>
+                <w:sz w:val="20"/>
+              </w:rPr>
+              <w:t xml:space="preserve"> (kernel forces safe first) then human-approved </w:t>
+            </w:r>
+            <w:r>
+              <w:rPr>
+                <w:rFonts w:ascii="Consolas" w:hAnsi="Consolas"/>
+                <w:sz w:val="20"/>
+              </w:rPr>
+              <w:t>shutdown</w:t>
+            </w:r>
+            <w:r>
+              <w:rPr>
+                <w:sz w:val="20"/>
+              </w:rPr>
+              <w:t>. The 12 September SSH halt is recorded as lab restore, not the product interface</w:t>
+            </w:r>
+          </w:p>
+        </w:tc>
+      </w:tr>
     </w:tbl>
     <w:p/>
     <w:p>
@@ -3912,7 +8058,7 @@
         <w:pStyle w:val="Heading2"/>
       </w:pPr>
       <w:r>
-        <w:t>6. Limitations and Constraints</w:t>
+        <w:t>6. Limitations</w:t>
       </w:r>
     </w:p>
     <w:p>
@@ -3993,7 +8139,7 @@
         <w:t>The bench is mapped, not discovered.</w:t>
       </w:r>
       <w:r>
-        <w:t xml:space="preserve"> The commissioning interview is designed but not built; Onboard today is a configuration form with a bench briefing, not discovery. The proof covers one known Raspberry Pi dry bench.</w:t>
+        <w:t xml:space="preserve"> The commissioning interview is designed but not built; Onboard today is a configuration form with a bench briefing, not discovery. A photograph or circuit diagram may be sidecar context; it is never a control path. The proof covers one known Raspberry Pi dry bench.</w:t>
       </w:r>
     </w:p>
     <w:p>
@@ -4040,10 +8186,24 @@
     </w:p>
     <w:p>
       <w:pPr>
+        <w:pStyle w:val="ListNumber"/>
+      </w:pPr>
+      <w:r>
+        <w:rPr>
+          <w:b/>
+        </w:rPr>
+        <w:t>Water loop, real transducers, and servo were frozen out of Phase 3.</w:t>
+      </w:r>
+      <w:r>
+        <w:t xml:space="preserve"> The 7 September advisor meeting allowed potentiometer emulators and deferred hydraulic hardware to the capstone. The optional servo was not fitted. Phase 3 therefore does not claim a fluid process, a calibrated industrial sensor, or a valve-position actuator.</w:t>
+      </w:r>
+    </w:p>
+    <w:p>
+      <w:pPr>
         <w:pStyle w:val="Heading2"/>
       </w:pPr>
       <w:r>
-        <w:t>7. Future Enhancements and Scope Extension</w:t>
+        <w:t>7. Future Enhancements / Capstone</w:t>
       </w:r>
     </w:p>
     <w:p>
@@ -4056,7 +8216,7 @@
     </w:p>
     <w:p>
       <w:r>
-        <w:t>The end customer is not a general chatbot user. It is the owner or commissioner of a test bench: a lab engineer defining a qualification, a technician repeating it, or a team that needs an auditable record to survive a shift change. Phase 3's immediate customer context is a university dry bench. The capstone target is a customer with an already-understood rig who wants safer guided operation and consistent evidence.</w:t>
+        <w:t>The end customer is not a general chatbot user. It is the owner or commissioner of a test bench: a lab engineer defining a qualification, a technician repeating it, or a team that needs an auditable record to survive a shift change. Phase 3's immediate customer context is a university dry bench, which the 7 September meeting accepted as the Phase 3 proof. The capstone target is a customer with an already-understood rig who wants safer guided operation and consistent evidence. A real water loop is one possible later validation case; it is not the definition of the product.</w:t>
       </w:r>
     </w:p>
     <w:p>
@@ -4107,7 +8267,7 @@
         <w:t>rig.json</w:t>
       </w:r>
       <w:r>
-        <w:t>. A human reviews and applies it; the twin rehearses the exact procedure; only then can an output be armed. The governing invariant: a new rig can be described in language and proposed as configuration, but no unreviewed mapping can ever reach an output.</w:t>
+        <w:t>. A human reviews and applies it; the twin rehearses the exact procedure; only then can an output be armed. This is deploy-on-someone-else's-mapped-rig, not photo-to-control: a diagram or photograph may be sidecar context, never permission to energize. The governing invariant: a new rig can be described in language and proposed as configuration, but no unreviewed mapping can ever reach an output.</w:t>
       </w:r>
     </w:p>
     <w:p>
@@ -4222,6 +8382,20 @@
     </w:p>
     <w:p>
       <w:pPr>
+        <w:pStyle w:val="ListNumber"/>
+      </w:pPr>
+      <w:r>
+        <w:rPr>
+          <w:b/>
+        </w:rPr>
+        <w:t>Calibrated sensing and protected actuation (advisor-deferred).</w:t>
+      </w:r>
+      <w:r>
+        <w:t xml:space="preserve"> Replace the potentiometer emulators with real transducers, and — only after a human-applied map and a twin pass — consider a protected water-loop or valve case. A servo remains optional stretch, not a minimum.</w:t>
+      </w:r>
+    </w:p>
+    <w:p>
+      <w:pPr>
         <w:pStyle w:val="Heading3"/>
       </w:pPr>
       <w:r>
@@ -4238,7 +8412,7 @@
         <w:pStyle w:val="Heading2"/>
       </w:pPr>
       <w:r>
-        <w:t>8. Learning Outcomes and Reflections</w:t>
+        <w:t>8. Learning Outcomes</w:t>
       </w:r>
     </w:p>
     <w:p>
@@ -4432,7 +8606,7 @@
               <w:rPr>
                 <w:sz w:val="20"/>
               </w:rPr>
-              <w:t xml:space="preserve"> repository (this tree): kernel, Edge API, twin, agent, Studio, skills, tests, deployment scripts</w:t>
+              <w:t xml:space="preserve"> repository (this tree): kernel, Edge API, twin, agent, Studio, skills, tests, deployment scripts. Frozen PoC: https://github.com/shadybrook/certarig-phase-2-poc</w:t>
             </w:r>
           </w:p>
         </w:tc>
@@ -4645,7 +8819,7 @@
               <w:rPr>
                 <w:sz w:val="20"/>
               </w:rPr>
-              <w:t>Evidence</w:t>
+              <w:t>As-built circuit map</w:t>
             </w:r>
           </w:p>
         </w:tc>
@@ -4661,42 +8835,42 @@
             </w:r>
             <w:r>
               <w:rPr>
-                <w:sz w:val="20"/>
-              </w:rPr>
-              <w:t xml:space="preserve">Seven checksummed hardware bundles from 12 Sep 2026 (hashes in </w:t>
-            </w:r>
-            <w:r>
-              <w:rPr>
                 <w:rFonts w:ascii="Consolas" w:hAnsi="Consolas"/>
                 <w:sz w:val="20"/>
               </w:rPr>
-              <w:t>docs/platform-lab/2026-09-12-dry-bench.md</w:t>
-            </w:r>
-            <w:r>
-              <w:rPr>
-                <w:sz w:val="20"/>
-              </w:rPr>
-              <w:t xml:space="preserve">); derived summary data in </w:t>
+              <w:t>docs/phase3/diagrams/CertaRig_Phase3_Final_AsBuilt_Circuit.png</w:t>
+            </w:r>
+            <w:r>
+              <w:rPr>
+                <w:sz w:val="20"/>
+              </w:rPr>
+              <w:t xml:space="preserve"> (also </w:t>
             </w:r>
             <w:r>
               <w:rPr>
                 <w:rFonts w:ascii="Consolas" w:hAnsi="Consolas"/>
                 <w:sz w:val="20"/>
               </w:rPr>
-              <w:t>docs/explainer/data/</w:t>
-            </w:r>
-            <w:r>
-              <w:rPr>
-                <w:sz w:val="20"/>
-              </w:rPr>
-              <w:t xml:space="preserve">; Phase 2 bench evidence in </w:t>
+              <w:t>.svg</w:t>
+            </w:r>
+            <w:r>
+              <w:rPr>
+                <w:sz w:val="20"/>
+              </w:rPr>
+              <w:t xml:space="preserve">, </w:t>
             </w:r>
             <w:r>
               <w:rPr>
                 <w:rFonts w:ascii="Consolas" w:hAnsi="Consolas"/>
                 <w:sz w:val="20"/>
               </w:rPr>
-              <w:t>pi_retrieval_2026-09-12/phase3_evidence/</w:t>
+              <w:t>.pdf</w:t>
+            </w:r>
+            <w:r>
+              <w:rPr>
+                <w:sz w:val="20"/>
+              </w:rPr>
+              <w:t>); Section 2.5 of this document</w:t>
             </w:r>
           </w:p>
         </w:tc>
@@ -4716,7 +8890,7 @@
               <w:rPr>
                 <w:sz w:val="20"/>
               </w:rPr>
-              <w:t>Evidence &amp; product-direction report</w:t>
+              <w:t>Bill of materials / inventory register</w:t>
             </w:r>
           </w:p>
         </w:tc>
@@ -4732,16 +8906,22 @@
             </w:r>
             <w:r>
               <w:rPr>
+                <w:sz w:val="20"/>
+              </w:rPr>
+              <w:t xml:space="preserve">Robu INV2627/225826; </w:t>
+            </w:r>
+            <w:r>
+              <w:rPr>
                 <w:rFonts w:ascii="Consolas" w:hAnsi="Consolas"/>
                 <w:sz w:val="20"/>
               </w:rPr>
-              <w:t>deliverables/CertaRig_Gates_0_to_5_Evidence_and_Product_Direction.pdf</w:t>
-            </w:r>
-            <w:r>
-              <w:rPr>
-                <w:sz w:val="20"/>
-              </w:rPr>
-              <w:t xml:space="preserve"> (+ editable DOCX)</w:t>
+              <w:t>docs/phase3/CertaRig_Phase_3_Hardware_Inventory_Register_2026-09-06.md</w:t>
+            </w:r>
+            <w:r>
+              <w:rPr>
+                <w:sz w:val="20"/>
+              </w:rPr>
+              <w:t xml:space="preserve"> (+ PDF); Section 2.6</w:t>
             </w:r>
           </w:p>
         </w:tc>
@@ -4761,7 +8941,7 @@
               <w:rPr>
                 <w:sz w:val="20"/>
               </w:rPr>
-              <w:t>Presentation / demo material</w:t>
+              <w:t>Evidence</w:t>
             </w:r>
           </w:p>
         </w:tc>
@@ -4777,16 +8957,132 @@
             </w:r>
             <w:r>
               <w:rPr>
+                <w:sz w:val="20"/>
+              </w:rPr>
+              <w:t xml:space="preserve">Seven checksummed hardware bundles from 12 Sep 2026 (hashes in </w:t>
+            </w:r>
+            <w:r>
+              <w:rPr>
+                <w:rFonts w:ascii="Consolas" w:hAnsi="Consolas"/>
+                <w:sz w:val="20"/>
+              </w:rPr>
+              <w:t>docs/platform-lab/2026-09-12-dry-bench.md</w:t>
+            </w:r>
+            <w:r>
+              <w:rPr>
+                <w:sz w:val="20"/>
+              </w:rPr>
+              <w:t xml:space="preserve">); derived summary data in </w:t>
+            </w:r>
+            <w:r>
+              <w:rPr>
+                <w:rFonts w:ascii="Consolas" w:hAnsi="Consolas"/>
+                <w:sz w:val="20"/>
+              </w:rPr>
+              <w:t>docs/explainer/data/</w:t>
+            </w:r>
+            <w:r>
+              <w:rPr>
+                <w:sz w:val="20"/>
+              </w:rPr>
+              <w:t xml:space="preserve">; Phase 2 bench evidence in </w:t>
+            </w:r>
+            <w:r>
+              <w:rPr>
+                <w:rFonts w:ascii="Consolas" w:hAnsi="Consolas"/>
+                <w:sz w:val="20"/>
+              </w:rPr>
+              <w:t>pi_retrieval_2026-09-12/phase3_evidence/</w:t>
+            </w:r>
+          </w:p>
+        </w:tc>
+      </w:tr>
+      <w:tr>
+        <w:tc>
+          <w:tcPr>
+            <w:tcW w:type="dxa" w:w="4320"/>
+          </w:tcPr>
+          <w:p>
+            <w:r>
+              <w:rPr>
+                <w:sz w:val="20"/>
+              </w:rPr>
+            </w:r>
+            <w:r>
+              <w:rPr>
+                <w:sz w:val="20"/>
+              </w:rPr>
+              <w:t>Evidence &amp; product-direction report</w:t>
+            </w:r>
+          </w:p>
+        </w:tc>
+        <w:tc>
+          <w:tcPr>
+            <w:tcW w:type="dxa" w:w="4320"/>
+          </w:tcPr>
+          <w:p>
+            <w:r>
+              <w:rPr>
+                <w:sz w:val="20"/>
+              </w:rPr>
+            </w:r>
+            <w:r>
+              <w:rPr>
+                <w:rFonts w:ascii="Consolas" w:hAnsi="Consolas"/>
+                <w:sz w:val="20"/>
+              </w:rPr>
+              <w:t>deliverables/CertaRig_Gates_0_to_5_Evidence_and_Product_Direction.pdf</w:t>
+            </w:r>
+            <w:r>
+              <w:rPr>
+                <w:sz w:val="20"/>
+              </w:rPr>
+              <w:t xml:space="preserve"> (+ editable DOCX)</w:t>
+            </w:r>
+          </w:p>
+        </w:tc>
+      </w:tr>
+      <w:tr>
+        <w:tc>
+          <w:tcPr>
+            <w:tcW w:type="dxa" w:w="4320"/>
+          </w:tcPr>
+          <w:p>
+            <w:r>
+              <w:rPr>
+                <w:sz w:val="20"/>
+              </w:rPr>
+            </w:r>
+            <w:r>
+              <w:rPr>
+                <w:sz w:val="20"/>
+              </w:rPr>
+              <w:t>Presentation / demo material</w:t>
+            </w:r>
+          </w:p>
+        </w:tc>
+        <w:tc>
+          <w:tcPr>
+            <w:tcW w:type="dxa" w:w="4320"/>
+          </w:tcPr>
+          <w:p>
+            <w:r>
+              <w:rPr>
+                <w:sz w:val="20"/>
+              </w:rPr>
+            </w:r>
+            <w:r>
+              <w:rPr>
                 <w:b/>
                 <w:sz w:val="20"/>
               </w:rPr>
-              <w:t>Phase 3 submission film</w:t>
-            </w:r>
-            <w:r>
-              <w:rPr>
-                <w:sz w:val="20"/>
-              </w:rPr>
-              <w:t xml:space="preserve"> (12.7 min): [CertaRig_Phase3_Film.mp4](https://github.com/shadybrook/certarig-platform/releases/download/phase3-submission-videos-2026-09-17/CertaRig_Phase3_Film.mp4). </w:t>
+              <w:t>Phase 3 submission film v4</w:t>
+            </w:r>
+            <w:r>
+              <w:rPr>
+                <w:sz w:val="20"/>
+              </w:rPr>
+              <w:t xml:space="preserve"> (13.4 min, paper explainer motion + designed Studio/bench split; atelier lookbook retired): [CertaRig_Phase3_Film.mp4](https://github.com/shadybrook/certarig-platform/releases/download/phase3-submission-videos-v4/CertaRig_Phase3_Film.mp4). </w:t>
             </w:r>
             <w:r>
               <w:rPr>
@@ -4799,7 +9095,46 @@
               <w:rPr>
                 <w:sz w:val="20"/>
               </w:rPr>
-              <w:t xml:space="preserve"> (29.6 min, screen + top-down picture-in-picture): [CertaRig_Phase3_Uncut_Bench_Run.mp4](https://github.com/shadybrook/certarig-platform/releases/download/phase3-submission-videos-2026-09-17/CertaRig_Phase3_Uncut_Bench_Run.mp4). Release page: https://github.com/shadybrook/certarig-platform/releases/tag/phase3-submission-videos-2026-09-17. Source footage folder: https://drive.google.com/drive/folders/1mlegZnq_AQurnBIKY-Ckh1S6TyZ_Q8Bk</w:t>
+              <w:t xml:space="preserve"> (29.6 min, 1310+608 split, no overlay PiP): [CertaRig_Phase3_Uncut_Bench_Run.mp4](https://github.com/shadybrook/certarig-platform/releases/download/phase3-submission-videos-v4/CertaRig_Phase3_Uncut_Bench_Run.mp4). </w:t>
+            </w:r>
+            <w:r>
+              <w:rPr>
+                <w:b/>
+                <w:sz w:val="20"/>
+              </w:rPr>
+              <w:t>Action windows</w:t>
+            </w:r>
+            <w:r>
+              <w:rPr>
+                <w:sz w:val="20"/>
+              </w:rPr>
+              <w:t xml:space="preserve"> (no VO): [CertaRig_Phase3_Uncut_Action.mp4](https://github.com/shadybrook/certarig-platform/releases/download/phase3-submission-videos-v4/CertaRig_Phase3_Uncut_Action.mp4). Release page: https://github.com/shadybrook/certarig-platform/releases/tag/phase3-submission-videos-v4. Cut list: </w:t>
+            </w:r>
+            <w:r>
+              <w:rPr>
+                <w:rFonts w:ascii="Consolas" w:hAnsi="Consolas"/>
+                <w:sz w:val="20"/>
+              </w:rPr>
+              <w:t>tools/phase3_edit/edl/phase3_film_v4.json</w:t>
+            </w:r>
+            <w:r>
+              <w:rPr>
+                <w:sz w:val="20"/>
+              </w:rPr>
+              <w:t xml:space="preserve">. Motion: </w:t>
+            </w:r>
+            <w:r>
+              <w:rPr>
+                <w:rFonts w:ascii="Consolas" w:hAnsi="Consolas"/>
+                <w:sz w:val="20"/>
+              </w:rPr>
+              <w:t>python3 tools/render_phase3_explainer.py</w:t>
+            </w:r>
+            <w:r>
+              <w:rPr>
+                <w:sz w:val="20"/>
+              </w:rPr>
+              <w:t>. Source footage folder: https://drive.google.com/drive/folders/1mlegZnq_AQurnBIKY-Ckh1S6TyZ_Q8Bk</w:t>
             </w:r>
           </w:p>
         </w:tc>
@@ -4821,7 +9156,7 @@
     </w:p>
     <w:p>
       <w:r>
-        <w:t>The result does not prove live-LLM operation, unknown-rig discovery, fieldbus actuation, or mechanical relay latency. It also leaves raw CSV export incomplete. Those limits define the capstone rather than weaken the Phase 3 result: build the commissioning interview, prove a second plant, complete evidence export, add electrical feedback, and qualify live providers. The project is ready to proceed on that bounded mission while retaining the invariant that no unreviewed mapping can reach an output.</w:t>
+        <w:t>The result does not prove live-LLM operation, unknown-rig discovery (including photo-to-control), fieldbus actuation, mechanical relay latency, or a water loop. It also leaves raw CSV export incomplete. Those limits match the 7 September advisor freeze and define the capstone rather than weaken the Phase 3 result: build the commissioning interview, prove a second plant, complete evidence export, add electrical feedback, and qualify live providers. The project is ready to proceed on that bounded mission — deploy on someone else's already-mapped rig via a human-applied interview, while retaining the invariant that no unreviewed mapping can reach an output.</w:t>
       </w:r>
     </w:p>
     <w:p>
